--- a/Memoire_AFI-DOCS_FINAL_GAMMA_corrige_v2.docx
+++ b/Memoire_AFI-DOCS_FINAL_GAMMA_corrige_v2.docx
@@ -2514,2032 +2514,7 @@
           <w:color w:val="000000"/>
           <w:sz w:val="28"/>
         </w:rPr>
-        <w:t>RÉSUMÉ</w:t>
-      </w:r>
-    </w:p>
-    <w:p>
-      <w:pPr>
-        <w:pStyle w:val="FirstParagraph"/>
-        <w:spacing w:after="120" w:line="360" w:lineRule="auto"/>
-        <w:jc w:val="both"/>
-      </w:pPr>
-      <w:r>
-        <w:rPr>
-          <w:color w:val="000000"/>
-        </w:rPr>
-        <w:t xml:space="preserve">La diffusion des </w:t>
-      </w:r>
-      <w:proofErr w:type="spellStart"/>
-      <w:r>
-        <w:rPr>
-          <w:color w:val="000000"/>
-        </w:rPr>
-        <w:t>ressources</w:t>
-      </w:r>
-      <w:proofErr w:type="spellEnd"/>
-      <w:r>
-        <w:rPr>
-          <w:color w:val="000000"/>
-        </w:rPr>
-        <w:t xml:space="preserve"> </w:t>
-      </w:r>
-      <w:proofErr w:type="spellStart"/>
-      <w:r>
-        <w:rPr>
-          <w:color w:val="000000"/>
-        </w:rPr>
-        <w:t>pédagogiques</w:t>
-      </w:r>
-      <w:proofErr w:type="spellEnd"/>
-      <w:r>
-        <w:rPr>
-          <w:color w:val="000000"/>
-        </w:rPr>
-        <w:t xml:space="preserve"> au sein des </w:t>
-      </w:r>
-      <w:proofErr w:type="spellStart"/>
-      <w:r>
-        <w:rPr>
-          <w:color w:val="000000"/>
-        </w:rPr>
-        <w:t>établissements</w:t>
-      </w:r>
-      <w:proofErr w:type="spellEnd"/>
-      <w:r>
-        <w:rPr>
-          <w:color w:val="000000"/>
-        </w:rPr>
-        <w:t xml:space="preserve"> </w:t>
-      </w:r>
-      <w:proofErr w:type="spellStart"/>
-      <w:r>
-        <w:rPr>
-          <w:color w:val="000000"/>
-        </w:rPr>
-        <w:t>d’enseignement</w:t>
-      </w:r>
-      <w:proofErr w:type="spellEnd"/>
-      <w:r>
-        <w:rPr>
-          <w:color w:val="000000"/>
-        </w:rPr>
-        <w:t xml:space="preserve"> supérieur repose encore </w:t>
-      </w:r>
-      <w:proofErr w:type="spellStart"/>
-      <w:r>
-        <w:rPr>
-          <w:color w:val="000000"/>
-        </w:rPr>
-        <w:t>fréquemment</w:t>
-      </w:r>
-      <w:proofErr w:type="spellEnd"/>
-      <w:r>
-        <w:rPr>
-          <w:color w:val="000000"/>
-        </w:rPr>
-        <w:t xml:space="preserve"> sur des </w:t>
-      </w:r>
-      <w:proofErr w:type="spellStart"/>
-      <w:r>
-        <w:rPr>
-          <w:color w:val="000000"/>
-        </w:rPr>
-        <w:t>canaux</w:t>
-      </w:r>
-      <w:proofErr w:type="spellEnd"/>
-      <w:r>
-        <w:rPr>
-          <w:color w:val="000000"/>
-        </w:rPr>
-        <w:t xml:space="preserve"> </w:t>
-      </w:r>
-      <w:proofErr w:type="spellStart"/>
-      <w:r>
-        <w:rPr>
-          <w:color w:val="000000"/>
-        </w:rPr>
-        <w:t>informels</w:t>
-      </w:r>
-      <w:proofErr w:type="spellEnd"/>
-      <w:r>
-        <w:rPr>
-          <w:color w:val="000000"/>
-        </w:rPr>
-        <w:t xml:space="preserve"> (</w:t>
-      </w:r>
-      <w:proofErr w:type="spellStart"/>
-      <w:r>
-        <w:rPr>
-          <w:color w:val="000000"/>
-        </w:rPr>
-        <w:t>groupes</w:t>
-      </w:r>
-      <w:proofErr w:type="spellEnd"/>
-      <w:r>
-        <w:rPr>
-          <w:color w:val="000000"/>
-        </w:rPr>
-        <w:t xml:space="preserve"> de </w:t>
-      </w:r>
-      <w:proofErr w:type="spellStart"/>
-      <w:r>
-        <w:rPr>
-          <w:color w:val="000000"/>
-        </w:rPr>
-        <w:t>messagerie</w:t>
-      </w:r>
-      <w:proofErr w:type="spellEnd"/>
-      <w:r>
-        <w:rPr>
-          <w:color w:val="000000"/>
-        </w:rPr>
-        <w:t xml:space="preserve"> </w:t>
-      </w:r>
-      <w:proofErr w:type="spellStart"/>
-      <w:r>
-        <w:rPr>
-          <w:color w:val="000000"/>
-        </w:rPr>
-        <w:t>instantanée</w:t>
-      </w:r>
-      <w:proofErr w:type="spellEnd"/>
-      <w:r>
-        <w:rPr>
-          <w:color w:val="000000"/>
-        </w:rPr>
-        <w:t xml:space="preserve">, </w:t>
-      </w:r>
-      <w:proofErr w:type="spellStart"/>
-      <w:r>
-        <w:rPr>
-          <w:color w:val="000000"/>
-        </w:rPr>
-        <w:t>échanges</w:t>
-      </w:r>
-      <w:proofErr w:type="spellEnd"/>
-      <w:r>
-        <w:rPr>
-          <w:color w:val="000000"/>
-        </w:rPr>
-        <w:t xml:space="preserve"> de </w:t>
-      </w:r>
-      <w:proofErr w:type="spellStart"/>
-      <w:r>
-        <w:rPr>
-          <w:color w:val="000000"/>
-        </w:rPr>
-        <w:t>fichiers</w:t>
-      </w:r>
-      <w:proofErr w:type="spellEnd"/>
-      <w:r>
-        <w:rPr>
-          <w:color w:val="000000"/>
-        </w:rPr>
-        <w:t xml:space="preserve">, </w:t>
-      </w:r>
-      <w:proofErr w:type="spellStart"/>
-      <w:r>
-        <w:rPr>
-          <w:color w:val="000000"/>
-        </w:rPr>
-        <w:t>courriels</w:t>
-      </w:r>
-      <w:proofErr w:type="spellEnd"/>
-      <w:r>
-        <w:rPr>
-          <w:color w:val="000000"/>
-        </w:rPr>
-        <w:t xml:space="preserve">) qui </w:t>
-      </w:r>
-      <w:proofErr w:type="spellStart"/>
-      <w:r>
-        <w:rPr>
-          <w:color w:val="000000"/>
-        </w:rPr>
-        <w:t>entraînent</w:t>
-      </w:r>
-      <w:proofErr w:type="spellEnd"/>
-      <w:r>
-        <w:rPr>
-          <w:color w:val="000000"/>
-        </w:rPr>
-        <w:t xml:space="preserve"> la dispersion des documents, la </w:t>
-      </w:r>
-      <w:proofErr w:type="spellStart"/>
-      <w:r>
-        <w:rPr>
-          <w:color w:val="000000"/>
-        </w:rPr>
-        <w:t>perte</w:t>
-      </w:r>
-      <w:proofErr w:type="spellEnd"/>
-      <w:r>
-        <w:rPr>
-          <w:color w:val="000000"/>
-        </w:rPr>
-        <w:t xml:space="preserve"> </w:t>
-      </w:r>
-      <w:proofErr w:type="spellStart"/>
-      <w:r>
-        <w:rPr>
-          <w:color w:val="000000"/>
-        </w:rPr>
-        <w:t>d’information</w:t>
-      </w:r>
-      <w:proofErr w:type="spellEnd"/>
-      <w:r>
-        <w:rPr>
-          <w:color w:val="000000"/>
-        </w:rPr>
-        <w:t xml:space="preserve"> et un </w:t>
-      </w:r>
-      <w:proofErr w:type="spellStart"/>
-      <w:r>
-        <w:rPr>
-          <w:color w:val="000000"/>
-        </w:rPr>
-        <w:t>accès</w:t>
-      </w:r>
-      <w:proofErr w:type="spellEnd"/>
-      <w:r>
-        <w:rPr>
-          <w:color w:val="000000"/>
-        </w:rPr>
-        <w:t xml:space="preserve"> </w:t>
-      </w:r>
-      <w:proofErr w:type="spellStart"/>
-      <w:r>
-        <w:rPr>
-          <w:color w:val="000000"/>
-        </w:rPr>
-        <w:t>inégal</w:t>
-      </w:r>
-      <w:proofErr w:type="spellEnd"/>
-      <w:r>
-        <w:rPr>
-          <w:color w:val="000000"/>
-        </w:rPr>
-        <w:t xml:space="preserve"> au savoir. Ce </w:t>
-      </w:r>
-      <w:proofErr w:type="spellStart"/>
-      <w:r>
-        <w:rPr>
-          <w:color w:val="000000"/>
-        </w:rPr>
-        <w:t>mémoire</w:t>
-      </w:r>
-      <w:proofErr w:type="spellEnd"/>
-      <w:r>
-        <w:rPr>
-          <w:color w:val="000000"/>
-        </w:rPr>
-        <w:t xml:space="preserve"> </w:t>
-      </w:r>
-      <w:proofErr w:type="spellStart"/>
-      <w:r>
-        <w:rPr>
-          <w:color w:val="000000"/>
-        </w:rPr>
-        <w:t>porte</w:t>
-      </w:r>
-      <w:proofErr w:type="spellEnd"/>
-      <w:r>
-        <w:rPr>
-          <w:color w:val="000000"/>
-        </w:rPr>
-        <w:t xml:space="preserve"> sur la conception et la </w:t>
-      </w:r>
-      <w:proofErr w:type="spellStart"/>
-      <w:r>
-        <w:rPr>
-          <w:color w:val="000000"/>
-        </w:rPr>
-        <w:t>réalisation</w:t>
-      </w:r>
-      <w:proofErr w:type="spellEnd"/>
-      <w:r>
-        <w:rPr>
-          <w:color w:val="000000"/>
-        </w:rPr>
-        <w:t xml:space="preserve"> </w:t>
-      </w:r>
-      <w:proofErr w:type="spellStart"/>
-      <w:r>
-        <w:rPr>
-          <w:color w:val="000000"/>
-        </w:rPr>
-        <w:t>d’AFI</w:t>
-      </w:r>
-      <w:proofErr w:type="spellEnd"/>
-      <w:r>
-        <w:rPr>
-          <w:color w:val="000000"/>
-        </w:rPr>
-        <w:t xml:space="preserve">-DOCS, </w:t>
-      </w:r>
-      <w:proofErr w:type="spellStart"/>
-      <w:r>
-        <w:rPr>
-          <w:color w:val="000000"/>
-        </w:rPr>
-        <w:t>une</w:t>
-      </w:r>
-      <w:proofErr w:type="spellEnd"/>
-      <w:r>
-        <w:rPr>
-          <w:color w:val="000000"/>
-        </w:rPr>
-        <w:t xml:space="preserve"> </w:t>
-      </w:r>
-      <w:proofErr w:type="spellStart"/>
-      <w:r>
-        <w:rPr>
-          <w:color w:val="000000"/>
-        </w:rPr>
-        <w:t>plateforme</w:t>
-      </w:r>
-      <w:proofErr w:type="spellEnd"/>
-      <w:r>
-        <w:rPr>
-          <w:color w:val="000000"/>
-        </w:rPr>
-        <w:t xml:space="preserve"> web et mobile </w:t>
-      </w:r>
-      <w:proofErr w:type="spellStart"/>
-      <w:r>
-        <w:rPr>
-          <w:color w:val="000000"/>
-        </w:rPr>
-        <w:t>destinée</w:t>
-      </w:r>
-      <w:proofErr w:type="spellEnd"/>
-      <w:r>
-        <w:rPr>
-          <w:color w:val="000000"/>
-        </w:rPr>
-        <w:t xml:space="preserve"> à </w:t>
-      </w:r>
-      <w:proofErr w:type="spellStart"/>
-      <w:r>
-        <w:rPr>
-          <w:b/>
-          <w:color w:val="000000"/>
-        </w:rPr>
-        <w:t>centraliser</w:t>
-      </w:r>
-      <w:proofErr w:type="spellEnd"/>
-      <w:r>
-        <w:rPr>
-          <w:b/>
-          <w:color w:val="000000"/>
-        </w:rPr>
-        <w:t xml:space="preserve">, </w:t>
-      </w:r>
-      <w:proofErr w:type="spellStart"/>
-      <w:r>
-        <w:rPr>
-          <w:b/>
-          <w:color w:val="000000"/>
-        </w:rPr>
-        <w:t>organiser</w:t>
-      </w:r>
-      <w:proofErr w:type="spellEnd"/>
-      <w:r>
-        <w:rPr>
-          <w:b/>
-          <w:color w:val="000000"/>
-        </w:rPr>
-        <w:t xml:space="preserve"> et diffuser de manière </w:t>
-      </w:r>
-      <w:proofErr w:type="spellStart"/>
-      <w:r>
-        <w:rPr>
-          <w:b/>
-          <w:color w:val="000000"/>
-        </w:rPr>
-        <w:t>structurée</w:t>
-      </w:r>
-      <w:proofErr w:type="spellEnd"/>
-      <w:r>
-        <w:rPr>
-          <w:color w:val="000000"/>
-        </w:rPr>
-        <w:t xml:space="preserve"> les </w:t>
-      </w:r>
-      <w:proofErr w:type="spellStart"/>
-      <w:r>
-        <w:rPr>
-          <w:color w:val="000000"/>
-        </w:rPr>
-        <w:t>ressources</w:t>
-      </w:r>
-      <w:proofErr w:type="spellEnd"/>
-      <w:r>
-        <w:rPr>
-          <w:color w:val="000000"/>
-        </w:rPr>
-        <w:t xml:space="preserve"> </w:t>
-      </w:r>
-      <w:proofErr w:type="spellStart"/>
-      <w:r>
-        <w:rPr>
-          <w:color w:val="000000"/>
-        </w:rPr>
-        <w:t>pédagogiques</w:t>
-      </w:r>
-      <w:proofErr w:type="spellEnd"/>
-      <w:r>
-        <w:rPr>
-          <w:color w:val="000000"/>
-        </w:rPr>
-        <w:t xml:space="preserve"> </w:t>
-      </w:r>
-      <w:proofErr w:type="spellStart"/>
-      <w:r>
-        <w:rPr>
-          <w:color w:val="000000"/>
-        </w:rPr>
-        <w:t>d’AFI</w:t>
-      </w:r>
-      <w:proofErr w:type="spellEnd"/>
-      <w:r>
-        <w:rPr>
-          <w:color w:val="000000"/>
-        </w:rPr>
-        <w:t xml:space="preserve"> — </w:t>
-      </w:r>
-      <w:proofErr w:type="spellStart"/>
-      <w:r>
-        <w:rPr>
-          <w:color w:val="000000"/>
-        </w:rPr>
-        <w:t>L’Université</w:t>
-      </w:r>
-      <w:proofErr w:type="spellEnd"/>
-      <w:r>
-        <w:rPr>
-          <w:color w:val="000000"/>
-        </w:rPr>
-        <w:t xml:space="preserve"> de </w:t>
-      </w:r>
-      <w:proofErr w:type="spellStart"/>
-      <w:r>
-        <w:rPr>
-          <w:color w:val="000000"/>
-        </w:rPr>
-        <w:t>l’Entreprise</w:t>
-      </w:r>
-      <w:proofErr w:type="spellEnd"/>
-      <w:r>
-        <w:rPr>
-          <w:color w:val="000000"/>
-        </w:rPr>
-        <w:t xml:space="preserve">, avec </w:t>
-      </w:r>
-      <w:proofErr w:type="spellStart"/>
-      <w:r>
-        <w:rPr>
-          <w:color w:val="000000"/>
-        </w:rPr>
-        <w:t>une</w:t>
-      </w:r>
-      <w:proofErr w:type="spellEnd"/>
-      <w:r>
-        <w:rPr>
-          <w:color w:val="000000"/>
-        </w:rPr>
-        <w:t xml:space="preserve"> consultation possible </w:t>
-      </w:r>
-      <w:r>
-        <w:rPr>
-          <w:b/>
-          <w:color w:val="000000"/>
-        </w:rPr>
-        <w:t xml:space="preserve">hors </w:t>
-      </w:r>
-      <w:proofErr w:type="spellStart"/>
-      <w:r>
-        <w:rPr>
-          <w:b/>
-          <w:color w:val="000000"/>
-        </w:rPr>
-        <w:t>connexion</w:t>
-      </w:r>
-      <w:proofErr w:type="spellEnd"/>
-      <w:r>
-        <w:rPr>
-          <w:color w:val="000000"/>
-        </w:rPr>
-        <w:t xml:space="preserve"> sur </w:t>
-      </w:r>
-      <w:proofErr w:type="spellStart"/>
-      <w:r>
-        <w:rPr>
-          <w:color w:val="000000"/>
-        </w:rPr>
-        <w:t>l’application</w:t>
-      </w:r>
-      <w:proofErr w:type="spellEnd"/>
-      <w:r>
-        <w:rPr>
-          <w:color w:val="000000"/>
-        </w:rPr>
-        <w:t xml:space="preserve"> mobile.</w:t>
-      </w:r>
-    </w:p>
-    <w:p>
-      <w:pPr>
-        <w:pStyle w:val="Corpsdetexte"/>
-        <w:spacing w:after="120" w:line="360" w:lineRule="auto"/>
-        <w:jc w:val="both"/>
-      </w:pPr>
-      <w:r>
-        <w:rPr>
-          <w:color w:val="000000"/>
-        </w:rPr>
-        <w:t xml:space="preserve">La démarche </w:t>
-      </w:r>
-      <w:proofErr w:type="spellStart"/>
-      <w:r>
-        <w:rPr>
-          <w:color w:val="000000"/>
-        </w:rPr>
-        <w:t>associe</w:t>
-      </w:r>
-      <w:proofErr w:type="spellEnd"/>
-      <w:r>
-        <w:rPr>
-          <w:color w:val="000000"/>
-        </w:rPr>
-        <w:t xml:space="preserve"> </w:t>
-      </w:r>
-      <w:proofErr w:type="spellStart"/>
-      <w:r>
-        <w:rPr>
-          <w:color w:val="000000"/>
-        </w:rPr>
-        <w:t>une</w:t>
-      </w:r>
-      <w:proofErr w:type="spellEnd"/>
-      <w:r>
-        <w:rPr>
-          <w:color w:val="000000"/>
-        </w:rPr>
-        <w:t xml:space="preserve"> revue </w:t>
-      </w:r>
-      <w:proofErr w:type="spellStart"/>
-      <w:r>
-        <w:rPr>
-          <w:color w:val="000000"/>
-        </w:rPr>
-        <w:t>conceptuelle</w:t>
-      </w:r>
-      <w:proofErr w:type="spellEnd"/>
-      <w:r>
-        <w:rPr>
-          <w:color w:val="000000"/>
-        </w:rPr>
-        <w:t xml:space="preserve"> et critique (</w:t>
-      </w:r>
-      <w:proofErr w:type="spellStart"/>
-      <w:r>
-        <w:rPr>
-          <w:color w:val="000000"/>
-        </w:rPr>
-        <w:t>systèmes</w:t>
-      </w:r>
-      <w:proofErr w:type="spellEnd"/>
-      <w:r>
-        <w:rPr>
-          <w:color w:val="000000"/>
-        </w:rPr>
-        <w:t xml:space="preserve"> de gestion de </w:t>
-      </w:r>
-      <w:proofErr w:type="spellStart"/>
-      <w:r>
-        <w:rPr>
-          <w:color w:val="000000"/>
-        </w:rPr>
-        <w:t>l’apprentissage</w:t>
-      </w:r>
-      <w:proofErr w:type="spellEnd"/>
-      <w:r>
-        <w:rPr>
-          <w:color w:val="000000"/>
-        </w:rPr>
-        <w:t xml:space="preserve">, </w:t>
-      </w:r>
-      <w:proofErr w:type="spellStart"/>
-      <w:r>
-        <w:rPr>
-          <w:color w:val="000000"/>
-        </w:rPr>
-        <w:t>plateformes</w:t>
-      </w:r>
-      <w:proofErr w:type="spellEnd"/>
-      <w:r>
-        <w:rPr>
-          <w:color w:val="000000"/>
-        </w:rPr>
-        <w:t xml:space="preserve"> collaboratives, architectures REST, </w:t>
-      </w:r>
-      <w:proofErr w:type="spellStart"/>
-      <w:r>
-        <w:rPr>
-          <w:color w:val="000000"/>
-        </w:rPr>
-        <w:t>approche</w:t>
-      </w:r>
-      <w:proofErr w:type="spellEnd"/>
-      <w:r>
-        <w:rPr>
-          <w:color w:val="000000"/>
-        </w:rPr>
-        <w:t xml:space="preserve"> offline-first), </w:t>
-      </w:r>
-      <w:proofErr w:type="spellStart"/>
-      <w:r>
-        <w:rPr>
-          <w:color w:val="000000"/>
-        </w:rPr>
-        <w:t>une</w:t>
-      </w:r>
-      <w:proofErr w:type="spellEnd"/>
-      <w:r>
-        <w:rPr>
-          <w:color w:val="000000"/>
-        </w:rPr>
-        <w:t xml:space="preserve"> </w:t>
-      </w:r>
-      <w:proofErr w:type="spellStart"/>
-      <w:r>
-        <w:rPr>
-          <w:color w:val="000000"/>
-        </w:rPr>
-        <w:t>modélisation</w:t>
-      </w:r>
-      <w:proofErr w:type="spellEnd"/>
-      <w:r>
-        <w:rPr>
-          <w:color w:val="000000"/>
-        </w:rPr>
-        <w:t xml:space="preserve"> UML, un </w:t>
-      </w:r>
-      <w:proofErr w:type="spellStart"/>
-      <w:r>
-        <w:rPr>
-          <w:color w:val="000000"/>
-        </w:rPr>
-        <w:t>développement</w:t>
-      </w:r>
-      <w:proofErr w:type="spellEnd"/>
-      <w:r>
-        <w:rPr>
-          <w:color w:val="000000"/>
-        </w:rPr>
-        <w:t xml:space="preserve"> </w:t>
-      </w:r>
-      <w:proofErr w:type="spellStart"/>
-      <w:r>
-        <w:rPr>
-          <w:color w:val="000000"/>
-        </w:rPr>
-        <w:t>itératif</w:t>
-      </w:r>
-      <w:proofErr w:type="spellEnd"/>
-      <w:r>
-        <w:rPr>
-          <w:color w:val="000000"/>
-        </w:rPr>
-        <w:t xml:space="preserve"> </w:t>
-      </w:r>
-      <w:proofErr w:type="spellStart"/>
-      <w:r>
-        <w:rPr>
-          <w:color w:val="000000"/>
-        </w:rPr>
-        <w:t>selon</w:t>
-      </w:r>
-      <w:proofErr w:type="spellEnd"/>
-      <w:r>
-        <w:rPr>
-          <w:color w:val="000000"/>
-        </w:rPr>
-        <w:t xml:space="preserve"> la </w:t>
-      </w:r>
-      <w:proofErr w:type="spellStart"/>
-      <w:r>
-        <w:rPr>
-          <w:color w:val="000000"/>
-        </w:rPr>
-        <w:t>méthode</w:t>
-      </w:r>
-      <w:proofErr w:type="spellEnd"/>
-      <w:r>
-        <w:rPr>
-          <w:color w:val="000000"/>
-        </w:rPr>
-        <w:t xml:space="preserve"> Agile Scrum, </w:t>
-      </w:r>
-      <w:proofErr w:type="spellStart"/>
-      <w:r>
-        <w:rPr>
-          <w:color w:val="000000"/>
-        </w:rPr>
-        <w:t>une</w:t>
-      </w:r>
-      <w:proofErr w:type="spellEnd"/>
-      <w:r>
-        <w:rPr>
-          <w:color w:val="000000"/>
-        </w:rPr>
-        <w:t xml:space="preserve"> </w:t>
-      </w:r>
-      <w:proofErr w:type="spellStart"/>
-      <w:r>
-        <w:rPr>
-          <w:color w:val="000000"/>
-        </w:rPr>
-        <w:t>enquête</w:t>
-      </w:r>
-      <w:proofErr w:type="spellEnd"/>
-      <w:r>
-        <w:rPr>
-          <w:color w:val="000000"/>
-        </w:rPr>
-        <w:t xml:space="preserve"> par questionnaire </w:t>
-      </w:r>
-      <w:proofErr w:type="spellStart"/>
-      <w:r>
-        <w:rPr>
-          <w:color w:val="000000"/>
-        </w:rPr>
-        <w:t>auprès</w:t>
-      </w:r>
-      <w:proofErr w:type="spellEnd"/>
-      <w:r>
-        <w:rPr>
-          <w:color w:val="000000"/>
-        </w:rPr>
-        <w:t xml:space="preserve"> de la </w:t>
-      </w:r>
-      <w:proofErr w:type="spellStart"/>
-      <w:r>
-        <w:rPr>
-          <w:color w:val="000000"/>
-        </w:rPr>
-        <w:t>communauté</w:t>
-      </w:r>
-      <w:proofErr w:type="spellEnd"/>
-      <w:r>
-        <w:rPr>
-          <w:color w:val="000000"/>
-        </w:rPr>
-        <w:t xml:space="preserve"> AFI et </w:t>
-      </w:r>
-      <w:proofErr w:type="spellStart"/>
-      <w:r>
-        <w:rPr>
-          <w:color w:val="000000"/>
-        </w:rPr>
-        <w:t>une</w:t>
-      </w:r>
-      <w:proofErr w:type="spellEnd"/>
-      <w:r>
-        <w:rPr>
-          <w:color w:val="000000"/>
-        </w:rPr>
-        <w:t xml:space="preserve"> </w:t>
-      </w:r>
-      <w:proofErr w:type="spellStart"/>
-      <w:r>
-        <w:rPr>
-          <w:color w:val="000000"/>
-        </w:rPr>
-        <w:t>campagne</w:t>
-      </w:r>
-      <w:proofErr w:type="spellEnd"/>
-      <w:r>
-        <w:rPr>
-          <w:color w:val="000000"/>
-        </w:rPr>
-        <w:t xml:space="preserve"> de tests </w:t>
-      </w:r>
-      <w:proofErr w:type="spellStart"/>
-      <w:r>
-        <w:rPr>
-          <w:color w:val="000000"/>
-        </w:rPr>
-        <w:t>fonctionnels</w:t>
-      </w:r>
-      <w:proofErr w:type="spellEnd"/>
-      <w:r>
-        <w:rPr>
-          <w:color w:val="000000"/>
-        </w:rPr>
-        <w:t xml:space="preserve"> sur la </w:t>
-      </w:r>
-      <w:proofErr w:type="spellStart"/>
-      <w:r>
-        <w:rPr>
-          <w:color w:val="000000"/>
-        </w:rPr>
-        <w:t>plateforme</w:t>
-      </w:r>
-      <w:proofErr w:type="spellEnd"/>
-      <w:r>
-        <w:rPr>
-          <w:color w:val="000000"/>
-        </w:rPr>
-        <w:t xml:space="preserve"> </w:t>
-      </w:r>
-      <w:proofErr w:type="spellStart"/>
-      <w:r>
-        <w:rPr>
-          <w:color w:val="000000"/>
-        </w:rPr>
-        <w:t>déployée</w:t>
-      </w:r>
-      <w:proofErr w:type="spellEnd"/>
-      <w:r>
-        <w:rPr>
-          <w:color w:val="000000"/>
-        </w:rPr>
-        <w:t xml:space="preserve">. Les </w:t>
-      </w:r>
-      <w:proofErr w:type="spellStart"/>
-      <w:r>
-        <w:rPr>
-          <w:color w:val="000000"/>
-        </w:rPr>
-        <w:t>résultats</w:t>
-      </w:r>
-      <w:proofErr w:type="spellEnd"/>
-      <w:r>
-        <w:rPr>
-          <w:color w:val="000000"/>
-        </w:rPr>
-        <w:t xml:space="preserve"> </w:t>
-      </w:r>
-      <w:proofErr w:type="spellStart"/>
-      <w:r>
-        <w:rPr>
-          <w:color w:val="000000"/>
-        </w:rPr>
-        <w:t>montrent</w:t>
-      </w:r>
-      <w:proofErr w:type="spellEnd"/>
-      <w:r>
-        <w:rPr>
-          <w:color w:val="000000"/>
-        </w:rPr>
-        <w:t xml:space="preserve"> </w:t>
-      </w:r>
-      <w:proofErr w:type="spellStart"/>
-      <w:r>
-        <w:rPr>
-          <w:color w:val="000000"/>
-        </w:rPr>
-        <w:t>qu’AFI</w:t>
-      </w:r>
-      <w:proofErr w:type="spellEnd"/>
-      <w:r>
-        <w:rPr>
-          <w:color w:val="000000"/>
-        </w:rPr>
-        <w:t xml:space="preserve">-DOCS </w:t>
-      </w:r>
-      <w:proofErr w:type="spellStart"/>
-      <w:r>
-        <w:rPr>
-          <w:color w:val="000000"/>
-        </w:rPr>
-        <w:t>répond</w:t>
-      </w:r>
-      <w:proofErr w:type="spellEnd"/>
-      <w:r>
-        <w:rPr>
-          <w:color w:val="000000"/>
-        </w:rPr>
-        <w:t xml:space="preserve"> aux </w:t>
-      </w:r>
-      <w:proofErr w:type="spellStart"/>
-      <w:r>
-        <w:rPr>
-          <w:color w:val="000000"/>
-        </w:rPr>
-        <w:t>défaillances</w:t>
-      </w:r>
-      <w:proofErr w:type="spellEnd"/>
-      <w:r>
-        <w:rPr>
-          <w:color w:val="000000"/>
-        </w:rPr>
-        <w:t xml:space="preserve"> </w:t>
-      </w:r>
-      <w:proofErr w:type="spellStart"/>
-      <w:proofErr w:type="gramStart"/>
-      <w:r>
-        <w:rPr>
-          <w:color w:val="000000"/>
-        </w:rPr>
-        <w:t>identifiées</w:t>
-      </w:r>
-      <w:proofErr w:type="spellEnd"/>
-      <w:r>
-        <w:rPr>
-          <w:color w:val="000000"/>
-        </w:rPr>
-        <w:t xml:space="preserve"> :</w:t>
-      </w:r>
-      <w:proofErr w:type="gramEnd"/>
-      <w:r>
-        <w:rPr>
-          <w:color w:val="000000"/>
-        </w:rPr>
-        <w:t xml:space="preserve"> </w:t>
-      </w:r>
-      <w:proofErr w:type="spellStart"/>
-      <w:r>
-        <w:rPr>
-          <w:color w:val="000000"/>
-        </w:rPr>
-        <w:t>centralisation</w:t>
-      </w:r>
-      <w:proofErr w:type="spellEnd"/>
-      <w:r>
-        <w:rPr>
-          <w:color w:val="000000"/>
-        </w:rPr>
-        <w:t xml:space="preserve"> </w:t>
-      </w:r>
-      <w:proofErr w:type="spellStart"/>
-      <w:r>
-        <w:rPr>
-          <w:color w:val="000000"/>
-        </w:rPr>
-        <w:t>pérenne</w:t>
-      </w:r>
-      <w:proofErr w:type="spellEnd"/>
-      <w:r>
-        <w:rPr>
-          <w:color w:val="000000"/>
-        </w:rPr>
-        <w:t xml:space="preserve">, classification </w:t>
-      </w:r>
-      <w:proofErr w:type="spellStart"/>
-      <w:r>
-        <w:rPr>
-          <w:color w:val="000000"/>
-        </w:rPr>
-        <w:t>hiérarchique</w:t>
-      </w:r>
-      <w:proofErr w:type="spellEnd"/>
-      <w:r>
-        <w:rPr>
-          <w:color w:val="000000"/>
-        </w:rPr>
-        <w:t xml:space="preserve"> (</w:t>
-      </w:r>
-      <w:proofErr w:type="spellStart"/>
-      <w:r>
-        <w:rPr>
-          <w:color w:val="000000"/>
-        </w:rPr>
-        <w:t>filière</w:t>
-      </w:r>
-      <w:proofErr w:type="spellEnd"/>
-      <w:r>
-        <w:rPr>
-          <w:color w:val="000000"/>
-        </w:rPr>
-        <w:t xml:space="preserve">, </w:t>
-      </w:r>
-      <w:proofErr w:type="spellStart"/>
-      <w:r>
-        <w:rPr>
-          <w:color w:val="000000"/>
-        </w:rPr>
-        <w:t>niveau</w:t>
-      </w:r>
-      <w:proofErr w:type="spellEnd"/>
-      <w:r>
-        <w:rPr>
-          <w:color w:val="000000"/>
-        </w:rPr>
-        <w:t xml:space="preserve">, matière, </w:t>
-      </w:r>
-      <w:proofErr w:type="spellStart"/>
-      <w:r>
-        <w:rPr>
-          <w:color w:val="000000"/>
-        </w:rPr>
-        <w:t>semestre</w:t>
-      </w:r>
-      <w:proofErr w:type="spellEnd"/>
-      <w:r>
-        <w:rPr>
-          <w:color w:val="000000"/>
-        </w:rPr>
-        <w:t xml:space="preserve">, </w:t>
-      </w:r>
-      <w:proofErr w:type="spellStart"/>
-      <w:r>
-        <w:rPr>
-          <w:color w:val="000000"/>
-        </w:rPr>
-        <w:t>année</w:t>
-      </w:r>
-      <w:proofErr w:type="spellEnd"/>
-      <w:r>
-        <w:rPr>
-          <w:color w:val="000000"/>
-        </w:rPr>
-        <w:t xml:space="preserve">), </w:t>
-      </w:r>
-      <w:proofErr w:type="spellStart"/>
-      <w:r>
-        <w:rPr>
-          <w:color w:val="000000"/>
-        </w:rPr>
-        <w:t>accès</w:t>
-      </w:r>
-      <w:proofErr w:type="spellEnd"/>
-      <w:r>
-        <w:rPr>
-          <w:color w:val="000000"/>
-        </w:rPr>
-        <w:t xml:space="preserve"> </w:t>
-      </w:r>
-      <w:proofErr w:type="spellStart"/>
-      <w:r>
-        <w:rPr>
-          <w:color w:val="000000"/>
-        </w:rPr>
-        <w:t>restreint</w:t>
-      </w:r>
-      <w:proofErr w:type="spellEnd"/>
-      <w:r>
-        <w:rPr>
-          <w:color w:val="000000"/>
-        </w:rPr>
-        <w:t xml:space="preserve"> et pertinent </w:t>
-      </w:r>
-      <w:proofErr w:type="spellStart"/>
-      <w:r>
-        <w:rPr>
-          <w:color w:val="000000"/>
-        </w:rPr>
-        <w:t>selon</w:t>
-      </w:r>
-      <w:proofErr w:type="spellEnd"/>
-      <w:r>
-        <w:rPr>
-          <w:color w:val="000000"/>
-        </w:rPr>
-        <w:t xml:space="preserve"> la </w:t>
-      </w:r>
-      <w:proofErr w:type="spellStart"/>
-      <w:r>
-        <w:rPr>
-          <w:color w:val="000000"/>
-        </w:rPr>
-        <w:t>filière</w:t>
-      </w:r>
-      <w:proofErr w:type="spellEnd"/>
-      <w:r>
-        <w:rPr>
-          <w:color w:val="000000"/>
-        </w:rPr>
-        <w:t xml:space="preserve"> et le </w:t>
-      </w:r>
-      <w:proofErr w:type="spellStart"/>
-      <w:r>
-        <w:rPr>
-          <w:color w:val="000000"/>
-        </w:rPr>
-        <w:t>niveau</w:t>
-      </w:r>
-      <w:proofErr w:type="spellEnd"/>
-      <w:r>
-        <w:rPr>
-          <w:color w:val="000000"/>
-        </w:rPr>
-        <w:t xml:space="preserve">, et </w:t>
-      </w:r>
-      <w:proofErr w:type="spellStart"/>
-      <w:r>
-        <w:rPr>
-          <w:color w:val="000000"/>
-        </w:rPr>
-        <w:t>disponibilité</w:t>
-      </w:r>
-      <w:proofErr w:type="spellEnd"/>
-      <w:r>
-        <w:rPr>
-          <w:color w:val="000000"/>
-        </w:rPr>
-        <w:t xml:space="preserve"> hors </w:t>
-      </w:r>
-      <w:proofErr w:type="spellStart"/>
-      <w:r>
-        <w:rPr>
-          <w:color w:val="000000"/>
-        </w:rPr>
-        <w:t>connexion</w:t>
-      </w:r>
-      <w:proofErr w:type="spellEnd"/>
-      <w:r>
-        <w:rPr>
-          <w:color w:val="000000"/>
-        </w:rPr>
-        <w:t xml:space="preserve">. Des </w:t>
-      </w:r>
-      <w:proofErr w:type="spellStart"/>
-      <w:r>
-        <w:rPr>
-          <w:color w:val="000000"/>
-        </w:rPr>
-        <w:t>fonctionnalités</w:t>
-      </w:r>
-      <w:proofErr w:type="spellEnd"/>
-      <w:r>
-        <w:rPr>
-          <w:color w:val="000000"/>
-        </w:rPr>
-        <w:t xml:space="preserve"> </w:t>
-      </w:r>
-      <w:proofErr w:type="spellStart"/>
-      <w:r>
-        <w:rPr>
-          <w:color w:val="000000"/>
-        </w:rPr>
-        <w:t>additionnelles</w:t>
-      </w:r>
-      <w:proofErr w:type="spellEnd"/>
-      <w:r>
-        <w:rPr>
-          <w:color w:val="000000"/>
-        </w:rPr>
-        <w:t xml:space="preserve"> </w:t>
-      </w:r>
-      <w:proofErr w:type="spellStart"/>
-      <w:r>
-        <w:rPr>
-          <w:color w:val="000000"/>
-        </w:rPr>
-        <w:t>telles</w:t>
-      </w:r>
-      <w:proofErr w:type="spellEnd"/>
-      <w:r>
-        <w:rPr>
-          <w:color w:val="000000"/>
-        </w:rPr>
-        <w:t xml:space="preserve"> </w:t>
-      </w:r>
-      <w:proofErr w:type="spellStart"/>
-      <w:r>
-        <w:rPr>
-          <w:color w:val="000000"/>
-        </w:rPr>
-        <w:t>que</w:t>
-      </w:r>
-      <w:proofErr w:type="spellEnd"/>
-      <w:r>
-        <w:rPr>
-          <w:color w:val="000000"/>
-        </w:rPr>
-        <w:t xml:space="preserve">: la sécurité </w:t>
-      </w:r>
-      <w:proofErr w:type="spellStart"/>
-      <w:r>
-        <w:rPr>
-          <w:color w:val="000000"/>
-        </w:rPr>
-        <w:t>renforcée</w:t>
-      </w:r>
-      <w:proofErr w:type="spellEnd"/>
-      <w:r>
-        <w:rPr>
-          <w:color w:val="000000"/>
-        </w:rPr>
-        <w:t xml:space="preserve">, les notifications, Des </w:t>
-      </w:r>
-      <w:proofErr w:type="spellStart"/>
-      <w:r>
-        <w:rPr>
-          <w:color w:val="000000"/>
-        </w:rPr>
-        <w:t>espaces</w:t>
-      </w:r>
-      <w:proofErr w:type="spellEnd"/>
-      <w:r>
-        <w:rPr>
-          <w:color w:val="000000"/>
-        </w:rPr>
-        <w:t xml:space="preserve"> </w:t>
-      </w:r>
-      <w:proofErr w:type="spellStart"/>
-      <w:r>
-        <w:rPr>
-          <w:color w:val="000000"/>
-        </w:rPr>
-        <w:t>d’échange</w:t>
-      </w:r>
-      <w:proofErr w:type="spellEnd"/>
-      <w:r>
-        <w:rPr>
-          <w:color w:val="000000"/>
-        </w:rPr>
-        <w:t xml:space="preserve">, </w:t>
-      </w:r>
-      <w:proofErr w:type="spellStart"/>
-      <w:r>
-        <w:rPr>
-          <w:color w:val="000000"/>
-        </w:rPr>
-        <w:t>l’évaluation</w:t>
-      </w:r>
-      <w:proofErr w:type="spellEnd"/>
-      <w:r>
-        <w:rPr>
-          <w:color w:val="000000"/>
-        </w:rPr>
-        <w:t xml:space="preserve"> des </w:t>
-      </w:r>
-      <w:proofErr w:type="spellStart"/>
-      <w:r>
-        <w:rPr>
-          <w:color w:val="000000"/>
-        </w:rPr>
-        <w:t>enseignants</w:t>
-      </w:r>
-      <w:proofErr w:type="spellEnd"/>
-      <w:r>
-        <w:rPr>
-          <w:color w:val="000000"/>
-        </w:rPr>
-        <w:t xml:space="preserve">. </w:t>
-      </w:r>
-    </w:p>
-    <w:p>
-      <w:pPr>
-        <w:pStyle w:val="Corpsdetexte"/>
-        <w:spacing w:after="120" w:line="360" w:lineRule="auto"/>
-        <w:jc w:val="both"/>
-      </w:pPr>
-      <w:r>
-        <w:rPr>
-          <w:b/>
-          <w:color w:val="000000"/>
-        </w:rPr>
-        <w:t>Mots-</w:t>
-      </w:r>
-      <w:proofErr w:type="spellStart"/>
-      <w:proofErr w:type="gramStart"/>
-      <w:r>
-        <w:rPr>
-          <w:b/>
-          <w:color w:val="000000"/>
-        </w:rPr>
-        <w:t>clés</w:t>
-      </w:r>
-      <w:proofErr w:type="spellEnd"/>
-      <w:r>
-        <w:rPr>
-          <w:b/>
-          <w:color w:val="000000"/>
-        </w:rPr>
-        <w:t xml:space="preserve"> :</w:t>
-      </w:r>
-      <w:proofErr w:type="gramEnd"/>
-      <w:r>
-        <w:rPr>
-          <w:color w:val="000000"/>
-        </w:rPr>
-        <w:t xml:space="preserve"> diffusion de </w:t>
-      </w:r>
-      <w:proofErr w:type="spellStart"/>
-      <w:r>
-        <w:rPr>
-          <w:color w:val="000000"/>
-        </w:rPr>
-        <w:t>ressources</w:t>
-      </w:r>
-      <w:proofErr w:type="spellEnd"/>
-      <w:r>
-        <w:rPr>
-          <w:color w:val="000000"/>
-        </w:rPr>
-        <w:t xml:space="preserve"> </w:t>
-      </w:r>
-      <w:proofErr w:type="spellStart"/>
-      <w:r>
-        <w:rPr>
-          <w:color w:val="000000"/>
-        </w:rPr>
-        <w:t>pédagogiques</w:t>
-      </w:r>
-      <w:proofErr w:type="spellEnd"/>
-      <w:r>
-        <w:rPr>
-          <w:color w:val="000000"/>
-        </w:rPr>
-        <w:t xml:space="preserve">, </w:t>
-      </w:r>
-      <w:proofErr w:type="spellStart"/>
-      <w:r>
-        <w:rPr>
-          <w:color w:val="000000"/>
-        </w:rPr>
-        <w:t>plateforme</w:t>
-      </w:r>
-      <w:proofErr w:type="spellEnd"/>
-      <w:r>
-        <w:rPr>
-          <w:color w:val="000000"/>
-        </w:rPr>
-        <w:t xml:space="preserve"> web et mobile, offline-first, Laravel, React Native, </w:t>
-      </w:r>
-      <w:proofErr w:type="spellStart"/>
-      <w:r>
-        <w:rPr>
-          <w:color w:val="000000"/>
-        </w:rPr>
-        <w:t>enseignement</w:t>
-      </w:r>
-      <w:proofErr w:type="spellEnd"/>
-      <w:r>
-        <w:rPr>
-          <w:color w:val="000000"/>
-        </w:rPr>
-        <w:t xml:space="preserve"> supérieur.</w:t>
-      </w:r>
-    </w:p>
-    <w:p>
-      <w:pPr>
-        <w:pageBreakBefore/>
-        <w:spacing w:after="240" w:line="276" w:lineRule="auto"/>
-        <w:jc w:val="center"/>
-      </w:pPr>
-      <w:r>
-        <w:rPr>
-          <w:b/>
-          <w:color w:val="000000"/>
-          <w:sz w:val="28"/>
-        </w:rPr>
-        <w:t>ABSTRACT</w:t>
-      </w:r>
-    </w:p>
-    <w:p>
-      <w:pPr>
-        <w:pStyle w:val="font-claude-response-body"/>
-        <w:spacing w:line="360" w:lineRule="auto"/>
-        <w:jc w:val="both"/>
-      </w:pPr>
-      <w:r>
-        <w:t xml:space="preserve">In </w:t>
-      </w:r>
-      <w:proofErr w:type="spellStart"/>
-      <w:r>
-        <w:t>higher</w:t>
-      </w:r>
-      <w:proofErr w:type="spellEnd"/>
-      <w:r>
-        <w:t xml:space="preserve"> </w:t>
-      </w:r>
-      <w:proofErr w:type="spellStart"/>
-      <w:r>
-        <w:t>education</w:t>
-      </w:r>
-      <w:proofErr w:type="spellEnd"/>
-      <w:r>
-        <w:t xml:space="preserve"> institutions, the distribution of </w:t>
-      </w:r>
-      <w:proofErr w:type="spellStart"/>
-      <w:r>
-        <w:t>learning</w:t>
-      </w:r>
-      <w:proofErr w:type="spellEnd"/>
-      <w:r>
-        <w:t xml:space="preserve"> </w:t>
-      </w:r>
-      <w:proofErr w:type="spellStart"/>
-      <w:r>
-        <w:t>resources</w:t>
-      </w:r>
-      <w:proofErr w:type="spellEnd"/>
-      <w:r>
-        <w:t xml:space="preserve"> </w:t>
-      </w:r>
-      <w:proofErr w:type="spellStart"/>
-      <w:r>
-        <w:t>still</w:t>
-      </w:r>
-      <w:proofErr w:type="spellEnd"/>
-      <w:r>
-        <w:t xml:space="preserve"> </w:t>
-      </w:r>
-      <w:proofErr w:type="spellStart"/>
-      <w:r>
-        <w:t>frequently</w:t>
-      </w:r>
-      <w:proofErr w:type="spellEnd"/>
-      <w:r>
-        <w:t xml:space="preserve"> relies on </w:t>
-      </w:r>
-      <w:proofErr w:type="spellStart"/>
-      <w:r>
-        <w:t>informal</w:t>
-      </w:r>
-      <w:proofErr w:type="spellEnd"/>
-      <w:r>
-        <w:t xml:space="preserve"> channels (instant-messaging groups, file exchanges, </w:t>
-      </w:r>
-      <w:proofErr w:type="gramStart"/>
-      <w:r>
-        <w:t>e-mails</w:t>
-      </w:r>
-      <w:proofErr w:type="gramEnd"/>
-      <w:r>
-        <w:t xml:space="preserve">), </w:t>
-      </w:r>
-      <w:proofErr w:type="spellStart"/>
-      <w:r>
-        <w:t>which</w:t>
-      </w:r>
-      <w:proofErr w:type="spellEnd"/>
-      <w:r>
-        <w:t xml:space="preserve"> lead to </w:t>
-      </w:r>
-      <w:proofErr w:type="spellStart"/>
-      <w:r>
-        <w:t>scattered</w:t>
-      </w:r>
-      <w:proofErr w:type="spellEnd"/>
-      <w:r>
-        <w:t xml:space="preserve"> documents, information </w:t>
-      </w:r>
-      <w:proofErr w:type="spellStart"/>
-      <w:r>
-        <w:t>loss</w:t>
-      </w:r>
-      <w:proofErr w:type="spellEnd"/>
-      <w:r>
-        <w:t xml:space="preserve"> and </w:t>
-      </w:r>
-      <w:proofErr w:type="spellStart"/>
-      <w:r>
-        <w:t>unequal</w:t>
-      </w:r>
-      <w:proofErr w:type="spellEnd"/>
-      <w:r>
-        <w:t xml:space="preserve"> </w:t>
-      </w:r>
-      <w:proofErr w:type="spellStart"/>
-      <w:r>
-        <w:t>access</w:t>
-      </w:r>
-      <w:proofErr w:type="spellEnd"/>
-      <w:r>
-        <w:t xml:space="preserve"> to </w:t>
-      </w:r>
-      <w:proofErr w:type="spellStart"/>
-      <w:r>
-        <w:t>knowledge</w:t>
-      </w:r>
-      <w:proofErr w:type="spellEnd"/>
-      <w:r>
-        <w:t xml:space="preserve">. This dissertation </w:t>
-      </w:r>
-      <w:proofErr w:type="spellStart"/>
-      <w:r>
-        <w:t>focuses</w:t>
-      </w:r>
-      <w:proofErr w:type="spellEnd"/>
-      <w:r>
-        <w:t xml:space="preserve"> on the design and </w:t>
-      </w:r>
-      <w:proofErr w:type="spellStart"/>
-      <w:r>
-        <w:t>development</w:t>
-      </w:r>
-      <w:proofErr w:type="spellEnd"/>
-      <w:r>
-        <w:t xml:space="preserve"> of AFI-DOCS, a web and mobile platform </w:t>
-      </w:r>
-      <w:proofErr w:type="spellStart"/>
-      <w:r>
-        <w:t>intended</w:t>
-      </w:r>
-      <w:proofErr w:type="spellEnd"/>
-      <w:r>
-        <w:t xml:space="preserve"> to centralise, organise and </w:t>
-      </w:r>
-      <w:proofErr w:type="spellStart"/>
-      <w:r>
-        <w:t>distribute</w:t>
-      </w:r>
-      <w:proofErr w:type="spellEnd"/>
-      <w:r>
-        <w:t xml:space="preserve"> in a </w:t>
-      </w:r>
-      <w:proofErr w:type="spellStart"/>
-      <w:r>
-        <w:t>structured</w:t>
-      </w:r>
-      <w:proofErr w:type="spellEnd"/>
-      <w:r>
-        <w:t xml:space="preserve"> </w:t>
-      </w:r>
-      <w:proofErr w:type="spellStart"/>
-      <w:r>
-        <w:t>way</w:t>
-      </w:r>
-      <w:proofErr w:type="spellEnd"/>
-      <w:r>
-        <w:t xml:space="preserve"> the </w:t>
-      </w:r>
-      <w:proofErr w:type="spellStart"/>
-      <w:r>
-        <w:t>learning</w:t>
-      </w:r>
-      <w:proofErr w:type="spellEnd"/>
-      <w:r>
-        <w:t xml:space="preserve"> </w:t>
-      </w:r>
-      <w:proofErr w:type="spellStart"/>
-      <w:r>
-        <w:t>resources</w:t>
-      </w:r>
-      <w:proofErr w:type="spellEnd"/>
-      <w:r>
-        <w:t xml:space="preserve"> of AFI — L'Université de l'Entreprise, </w:t>
-      </w:r>
-      <w:proofErr w:type="spellStart"/>
-      <w:r>
-        <w:t>with</w:t>
-      </w:r>
-      <w:proofErr w:type="spellEnd"/>
-      <w:r>
-        <w:t xml:space="preserve"> offline consultation </w:t>
-      </w:r>
-      <w:proofErr w:type="spellStart"/>
-      <w:r>
-        <w:t>available</w:t>
-      </w:r>
-      <w:proofErr w:type="spellEnd"/>
-      <w:r>
-        <w:t xml:space="preserve"> on the mobile application.</w:t>
-      </w:r>
-    </w:p>
-    <w:p>
-      <w:pPr>
-        <w:pStyle w:val="font-claude-response-body"/>
-        <w:spacing w:line="360" w:lineRule="auto"/>
-        <w:jc w:val="both"/>
-      </w:pPr>
-      <w:r>
-        <w:t xml:space="preserve">The </w:t>
-      </w:r>
-      <w:proofErr w:type="spellStart"/>
-      <w:r>
-        <w:t>approach</w:t>
-      </w:r>
-      <w:proofErr w:type="spellEnd"/>
-      <w:r>
-        <w:t xml:space="preserve"> combines a </w:t>
-      </w:r>
-      <w:proofErr w:type="spellStart"/>
-      <w:r>
-        <w:t>conceptual</w:t>
-      </w:r>
-      <w:proofErr w:type="spellEnd"/>
-      <w:r>
-        <w:t xml:space="preserve"> and </w:t>
-      </w:r>
-      <w:proofErr w:type="spellStart"/>
-      <w:r>
-        <w:t>critical</w:t>
-      </w:r>
-      <w:proofErr w:type="spellEnd"/>
-      <w:r>
-        <w:t xml:space="preserve"> </w:t>
-      </w:r>
-      <w:proofErr w:type="spellStart"/>
-      <w:r>
-        <w:t>review</w:t>
-      </w:r>
-      <w:proofErr w:type="spellEnd"/>
-      <w:r>
-        <w:t xml:space="preserve"> (</w:t>
-      </w:r>
-      <w:proofErr w:type="spellStart"/>
-      <w:r>
-        <w:t>learning</w:t>
-      </w:r>
-      <w:proofErr w:type="spellEnd"/>
-      <w:r>
-        <w:t xml:space="preserve"> management </w:t>
-      </w:r>
-      <w:proofErr w:type="spellStart"/>
-      <w:r>
-        <w:t>systems</w:t>
-      </w:r>
-      <w:proofErr w:type="spellEnd"/>
-      <w:r>
-        <w:t xml:space="preserve">, collaborative platforms, REST architectures, the offline-first </w:t>
-      </w:r>
-      <w:proofErr w:type="spellStart"/>
-      <w:r>
-        <w:t>approach</w:t>
-      </w:r>
-      <w:proofErr w:type="spellEnd"/>
-      <w:r>
-        <w:t xml:space="preserve">), UML </w:t>
-      </w:r>
-      <w:proofErr w:type="spellStart"/>
-      <w:r>
-        <w:t>modelling</w:t>
-      </w:r>
-      <w:proofErr w:type="spellEnd"/>
-      <w:r>
-        <w:t xml:space="preserve">, </w:t>
-      </w:r>
-      <w:proofErr w:type="spellStart"/>
-      <w:r>
-        <w:t>iterative</w:t>
-      </w:r>
-      <w:proofErr w:type="spellEnd"/>
-      <w:r>
-        <w:t xml:space="preserve"> </w:t>
-      </w:r>
-      <w:proofErr w:type="spellStart"/>
-      <w:r>
-        <w:t>development</w:t>
-      </w:r>
-      <w:proofErr w:type="spellEnd"/>
-      <w:r>
-        <w:t xml:space="preserve"> </w:t>
-      </w:r>
-      <w:proofErr w:type="spellStart"/>
-      <w:r>
-        <w:t>following</w:t>
-      </w:r>
-      <w:proofErr w:type="spellEnd"/>
-      <w:r>
-        <w:t xml:space="preserve"> the Agile Scrum </w:t>
-      </w:r>
-      <w:proofErr w:type="spellStart"/>
-      <w:r>
-        <w:t>method</w:t>
-      </w:r>
-      <w:proofErr w:type="spellEnd"/>
-      <w:r>
-        <w:t xml:space="preserve">, a questionnaire </w:t>
-      </w:r>
-      <w:proofErr w:type="spellStart"/>
-      <w:r>
-        <w:t>survey</w:t>
-      </w:r>
-      <w:proofErr w:type="spellEnd"/>
-      <w:r>
-        <w:t xml:space="preserve"> of the AFI </w:t>
-      </w:r>
-      <w:proofErr w:type="spellStart"/>
-      <w:r>
-        <w:t>community</w:t>
-      </w:r>
-      <w:proofErr w:type="spellEnd"/>
-      <w:r>
-        <w:t xml:space="preserve"> and a </w:t>
-      </w:r>
-      <w:proofErr w:type="spellStart"/>
-      <w:r>
-        <w:t>functional</w:t>
-      </w:r>
-      <w:proofErr w:type="spellEnd"/>
-      <w:r>
-        <w:t xml:space="preserve"> </w:t>
-      </w:r>
-      <w:proofErr w:type="spellStart"/>
-      <w:r>
-        <w:t>testing</w:t>
-      </w:r>
-      <w:proofErr w:type="spellEnd"/>
-      <w:r>
-        <w:t xml:space="preserve"> </w:t>
-      </w:r>
-      <w:proofErr w:type="spellStart"/>
-      <w:r>
-        <w:t>campaign</w:t>
-      </w:r>
-      <w:proofErr w:type="spellEnd"/>
-      <w:r>
-        <w:t xml:space="preserve"> on the </w:t>
-      </w:r>
-      <w:proofErr w:type="spellStart"/>
-      <w:r>
-        <w:t>deployed</w:t>
-      </w:r>
-      <w:proofErr w:type="spellEnd"/>
-      <w:r>
-        <w:t xml:space="preserve"> platform. The </w:t>
-      </w:r>
-      <w:proofErr w:type="spellStart"/>
-      <w:r>
-        <w:t>results</w:t>
-      </w:r>
-      <w:proofErr w:type="spellEnd"/>
-      <w:r>
-        <w:t xml:space="preserve"> show </w:t>
-      </w:r>
-      <w:proofErr w:type="spellStart"/>
-      <w:r>
-        <w:t>that</w:t>
-      </w:r>
-      <w:proofErr w:type="spellEnd"/>
-      <w:r>
-        <w:t xml:space="preserve"> AFI-DOCS </w:t>
-      </w:r>
-      <w:proofErr w:type="spellStart"/>
-      <w:r>
-        <w:t>addresses</w:t>
-      </w:r>
-      <w:proofErr w:type="spellEnd"/>
-      <w:r>
-        <w:t xml:space="preserve"> the </w:t>
-      </w:r>
-      <w:proofErr w:type="spellStart"/>
-      <w:r>
-        <w:t>identified</w:t>
-      </w:r>
-      <w:proofErr w:type="spellEnd"/>
-      <w:r>
-        <w:t xml:space="preserve"> </w:t>
-      </w:r>
-      <w:proofErr w:type="spellStart"/>
-      <w:r>
-        <w:t>shortcomings</w:t>
-      </w:r>
-      <w:proofErr w:type="spellEnd"/>
-      <w:r>
-        <w:t xml:space="preserve">: durable centralisation, </w:t>
-      </w:r>
-      <w:proofErr w:type="spellStart"/>
-      <w:r>
-        <w:t>hierarchical</w:t>
-      </w:r>
-      <w:proofErr w:type="spellEnd"/>
-      <w:r>
-        <w:t xml:space="preserve"> classification (programme, </w:t>
-      </w:r>
-      <w:proofErr w:type="spellStart"/>
-      <w:r>
-        <w:t>level</w:t>
-      </w:r>
-      <w:proofErr w:type="spellEnd"/>
-      <w:r>
-        <w:t xml:space="preserve">, </w:t>
-      </w:r>
-      <w:proofErr w:type="spellStart"/>
-      <w:r>
-        <w:t>subject</w:t>
-      </w:r>
-      <w:proofErr w:type="spellEnd"/>
-      <w:r>
-        <w:t xml:space="preserve">, </w:t>
-      </w:r>
-      <w:proofErr w:type="spellStart"/>
-      <w:r>
-        <w:t>semester</w:t>
-      </w:r>
-      <w:proofErr w:type="spellEnd"/>
-      <w:r>
-        <w:t xml:space="preserve">, </w:t>
-      </w:r>
-      <w:proofErr w:type="spellStart"/>
-      <w:r>
-        <w:t>academic</w:t>
-      </w:r>
-      <w:proofErr w:type="spellEnd"/>
-      <w:r>
-        <w:t xml:space="preserve"> </w:t>
-      </w:r>
-      <w:proofErr w:type="spellStart"/>
-      <w:r>
-        <w:t>year</w:t>
-      </w:r>
-      <w:proofErr w:type="spellEnd"/>
-      <w:r>
-        <w:t xml:space="preserve">), </w:t>
-      </w:r>
-      <w:proofErr w:type="spellStart"/>
-      <w:r>
-        <w:t>restricted</w:t>
-      </w:r>
-      <w:proofErr w:type="spellEnd"/>
-      <w:r>
-        <w:t xml:space="preserve"> and relevant </w:t>
-      </w:r>
-      <w:proofErr w:type="spellStart"/>
-      <w:r>
-        <w:t>access</w:t>
-      </w:r>
-      <w:proofErr w:type="spellEnd"/>
-      <w:r>
-        <w:t xml:space="preserve"> </w:t>
-      </w:r>
-      <w:proofErr w:type="spellStart"/>
-      <w:r>
-        <w:t>according</w:t>
-      </w:r>
-      <w:proofErr w:type="spellEnd"/>
-      <w:r>
-        <w:t xml:space="preserve"> to programme and </w:t>
-      </w:r>
-      <w:proofErr w:type="spellStart"/>
-      <w:r>
-        <w:t>level</w:t>
-      </w:r>
-      <w:proofErr w:type="spellEnd"/>
-      <w:r>
-        <w:t xml:space="preserve">, and offline </w:t>
-      </w:r>
-      <w:proofErr w:type="spellStart"/>
-      <w:r>
-        <w:t>availability</w:t>
-      </w:r>
-      <w:proofErr w:type="spellEnd"/>
-      <w:r>
-        <w:t xml:space="preserve">. </w:t>
-      </w:r>
-      <w:proofErr w:type="spellStart"/>
-      <w:r>
-        <w:t>Additional</w:t>
-      </w:r>
-      <w:proofErr w:type="spellEnd"/>
-      <w:r>
-        <w:t xml:space="preserve"> </w:t>
-      </w:r>
-      <w:proofErr w:type="spellStart"/>
-      <w:r>
-        <w:t>features</w:t>
-      </w:r>
-      <w:proofErr w:type="spellEnd"/>
-      <w:r>
-        <w:t xml:space="preserve"> — </w:t>
-      </w:r>
-      <w:proofErr w:type="spellStart"/>
-      <w:r>
-        <w:t>such</w:t>
-      </w:r>
-      <w:proofErr w:type="spellEnd"/>
-      <w:r>
-        <w:t xml:space="preserve"> as </w:t>
-      </w:r>
-      <w:proofErr w:type="spellStart"/>
-      <w:r>
-        <w:t>strengthened</w:t>
-      </w:r>
-      <w:proofErr w:type="spellEnd"/>
-      <w:r>
-        <w:t xml:space="preserve"> </w:t>
-      </w:r>
-      <w:proofErr w:type="spellStart"/>
-      <w:r>
-        <w:t>security</w:t>
-      </w:r>
-      <w:proofErr w:type="spellEnd"/>
-      <w:r>
-        <w:t xml:space="preserve">, notifications, discussion </w:t>
-      </w:r>
-      <w:proofErr w:type="spellStart"/>
-      <w:r>
-        <w:t>spaces</w:t>
-      </w:r>
-      <w:proofErr w:type="spellEnd"/>
-      <w:r>
-        <w:t xml:space="preserve"> and </w:t>
-      </w:r>
-      <w:proofErr w:type="spellStart"/>
-      <w:r>
-        <w:t>teacher</w:t>
-      </w:r>
-      <w:proofErr w:type="spellEnd"/>
-      <w:r>
-        <w:t xml:space="preserve"> </w:t>
-      </w:r>
-      <w:proofErr w:type="spellStart"/>
-      <w:r>
-        <w:t>evaluation</w:t>
-      </w:r>
-      <w:proofErr w:type="spellEnd"/>
-      <w:r>
-        <w:t xml:space="preserve"> — </w:t>
-      </w:r>
-      <w:proofErr w:type="spellStart"/>
-      <w:r>
-        <w:t>complement</w:t>
-      </w:r>
-      <w:proofErr w:type="spellEnd"/>
-      <w:r>
-        <w:t xml:space="preserve"> </w:t>
-      </w:r>
-      <w:proofErr w:type="spellStart"/>
-      <w:r>
-        <w:t>this</w:t>
-      </w:r>
-      <w:proofErr w:type="spellEnd"/>
-      <w:r>
-        <w:t xml:space="preserve"> </w:t>
-      </w:r>
-      <w:proofErr w:type="spellStart"/>
-      <w:r>
-        <w:t>core</w:t>
-      </w:r>
-      <w:proofErr w:type="spellEnd"/>
-      <w:r>
-        <w:t xml:space="preserve"> </w:t>
-      </w:r>
-      <w:proofErr w:type="spellStart"/>
-      <w:r>
-        <w:t>purpose</w:t>
-      </w:r>
-      <w:proofErr w:type="spellEnd"/>
-      <w:r>
-        <w:t>.</w:t>
-      </w:r>
-    </w:p>
-    <w:p>
-      <w:pPr>
-        <w:pStyle w:val="font-claude-response-body"/>
-        <w:spacing w:line="360" w:lineRule="auto"/>
-        <w:jc w:val="both"/>
-      </w:pPr>
-      <w:r>
-        <w:rPr>
-          <w:rStyle w:val="lev"/>
-        </w:rPr>
-        <w:t>Keywords:</w:t>
-      </w:r>
-      <w:r>
-        <w:t xml:space="preserve"> </w:t>
-      </w:r>
-      <w:proofErr w:type="spellStart"/>
-      <w:r>
-        <w:t>learning</w:t>
-      </w:r>
-      <w:proofErr w:type="spellEnd"/>
-      <w:r>
-        <w:t xml:space="preserve"> </w:t>
-      </w:r>
-      <w:proofErr w:type="spellStart"/>
-      <w:r>
-        <w:t>resources</w:t>
-      </w:r>
-      <w:proofErr w:type="spellEnd"/>
-      <w:r>
-        <w:t xml:space="preserve"> distribution, web and mobile platform, offline-first, </w:t>
-      </w:r>
-      <w:proofErr w:type="spellStart"/>
-      <w:r>
-        <w:t>Laravel</w:t>
-      </w:r>
-      <w:proofErr w:type="spellEnd"/>
-      <w:r>
-        <w:t xml:space="preserve">, React Native, </w:t>
-      </w:r>
-      <w:proofErr w:type="spellStart"/>
-      <w:r>
-        <w:t>higher</w:t>
-      </w:r>
-      <w:proofErr w:type="spellEnd"/>
-      <w:r>
-        <w:t xml:space="preserve"> </w:t>
-      </w:r>
-      <w:proofErr w:type="spellStart"/>
-      <w:r>
-        <w:t>education</w:t>
-      </w:r>
-      <w:proofErr w:type="spellEnd"/>
-      <w:r>
-        <w:t>.</w:t>
-      </w:r>
-    </w:p>
-    <w:p>
-      <w:pPr>
-        <w:pageBreakBefore/>
-        <w:spacing w:after="240" w:line="276" w:lineRule="auto"/>
-        <w:jc w:val="center"/>
-      </w:pPr>
-      <w:r>
-        <w:rPr>
-          <w:b/>
-          <w:color w:val="000000"/>
-          <w:sz w:val="28"/>
-        </w:rPr>
-        <w:t>LISTE DES ABRÉVIATIONS, SIGLES ET ACRONYMES</w:t>
+        <w:t>LISTE DES FIGURES</w:t>
       </w:r>
     </w:p>
     <w:p>
@@ -4554,54 +2529,24 @@
       </w:pPr>
       <w:r>
         <w:rPr>
-          <w:b/>
-          <w:color w:val="000000"/>
-        </w:rPr>
-        <w:t>AFI-</w:t>
-      </w:r>
-      <w:proofErr w:type="gramStart"/>
-      <w:r>
-        <w:rPr>
-          <w:b/>
-          <w:color w:val="000000"/>
-        </w:rPr>
-        <w:t>L’UE</w:t>
-      </w:r>
-      <w:r>
-        <w:rPr>
-          <w:color w:val="000000"/>
-        </w:rPr>
-        <w:t xml:space="preserve"> :</w:t>
-      </w:r>
-      <w:proofErr w:type="gramEnd"/>
-      <w:r>
-        <w:rPr>
-          <w:color w:val="000000"/>
-        </w:rPr>
-        <w:t xml:space="preserve"> AFI — </w:t>
-      </w:r>
-      <w:proofErr w:type="spellStart"/>
-      <w:r>
-        <w:rPr>
-          <w:color w:val="000000"/>
-        </w:rPr>
-        <w:t>L’Université</w:t>
-      </w:r>
-      <w:proofErr w:type="spellEnd"/>
-      <w:r>
-        <w:rPr>
-          <w:color w:val="000000"/>
-        </w:rPr>
-        <w:t xml:space="preserve"> de </w:t>
-      </w:r>
-      <w:proofErr w:type="spellStart"/>
-      <w:r>
-        <w:rPr>
-          <w:color w:val="000000"/>
-        </w:rPr>
-        <w:t>l’Entreprise</w:t>
-      </w:r>
-      <w:proofErr w:type="spellEnd"/>
+          <w:color w:val="000000"/>
+        </w:rPr>
+        <w:t xml:space="preserve">Figure 3.1 — </w:t>
+      </w:r>
+      <w:proofErr w:type="spellStart"/>
+      <w:r>
+        <w:rPr>
+          <w:color w:val="000000"/>
+        </w:rPr>
+        <w:t>Diagramme</w:t>
+      </w:r>
+      <w:proofErr w:type="spellEnd"/>
+      <w:r>
+        <w:rPr>
+          <w:color w:val="000000"/>
+        </w:rPr>
+        <w:t xml:space="preserve"> de classes UML</w:t>
+      </w:r>
     </w:p>
     <w:p>
       <w:pPr>
@@ -4613,40 +2558,25 @@
         <w:spacing w:after="120" w:line="360" w:lineRule="auto"/>
         <w:jc w:val="both"/>
       </w:pPr>
-      <w:proofErr w:type="gramStart"/>
-      <w:r>
-        <w:rPr>
-          <w:b/>
-          <w:color w:val="000000"/>
-        </w:rPr>
-        <w:t>API</w:t>
-      </w:r>
-      <w:r>
-        <w:rPr>
-          <w:color w:val="000000"/>
-        </w:rPr>
-        <w:t xml:space="preserve"> :</w:t>
-      </w:r>
-      <w:proofErr w:type="gramEnd"/>
-      <w:r>
-        <w:rPr>
-          <w:color w:val="000000"/>
-        </w:rPr>
-        <w:t xml:space="preserve"> Application Programming Interface (interface de </w:t>
-      </w:r>
-      <w:proofErr w:type="spellStart"/>
-      <w:r>
-        <w:rPr>
-          <w:color w:val="000000"/>
-        </w:rPr>
-        <w:t>programmation</w:t>
-      </w:r>
-      <w:proofErr w:type="spellEnd"/>
-      <w:r>
-        <w:rPr>
-          <w:color w:val="000000"/>
-        </w:rPr>
-        <w:t xml:space="preserve"> applicative)</w:t>
+      <w:r>
+        <w:rPr>
+          <w:color w:val="000000"/>
+        </w:rPr>
+        <w:t xml:space="preserve">Figure 3.2 — </w:t>
+      </w:r>
+      <w:proofErr w:type="spellStart"/>
+      <w:r>
+        <w:rPr>
+          <w:color w:val="000000"/>
+        </w:rPr>
+        <w:t>Schéma</w:t>
+      </w:r>
+      <w:proofErr w:type="spellEnd"/>
+      <w:r>
+        <w:rPr>
+          <w:color w:val="000000"/>
+        </w:rPr>
+        <w:t xml:space="preserve"> de la base de données MySQL 8</w:t>
       </w:r>
     </w:p>
     <w:p>
@@ -4659,26 +2589,39 @@
         <w:spacing w:after="120" w:line="360" w:lineRule="auto"/>
         <w:jc w:val="both"/>
       </w:pPr>
-      <w:proofErr w:type="gramStart"/>
-      <w:r>
-        <w:rPr>
-          <w:b/>
-          <w:color w:val="000000"/>
-        </w:rPr>
-        <w:t>APK</w:t>
-      </w:r>
-      <w:r>
-        <w:rPr>
-          <w:color w:val="000000"/>
-        </w:rPr>
-        <w:t xml:space="preserve"> :</w:t>
-      </w:r>
-      <w:proofErr w:type="gramEnd"/>
-      <w:r>
-        <w:rPr>
-          <w:color w:val="000000"/>
-        </w:rPr>
-        <w:t xml:space="preserve"> Android Package Kit</w:t>
+      <w:r>
+        <w:rPr>
+          <w:color w:val="000000"/>
+        </w:rPr>
+        <w:t xml:space="preserve">Figure 3.3 — </w:t>
+      </w:r>
+      <w:proofErr w:type="spellStart"/>
+      <w:r>
+        <w:rPr>
+          <w:color w:val="000000"/>
+        </w:rPr>
+        <w:t>Diagramme</w:t>
+      </w:r>
+      <w:proofErr w:type="spellEnd"/>
+      <w:r>
+        <w:rPr>
+          <w:color w:val="000000"/>
+        </w:rPr>
+        <w:t xml:space="preserve"> de </w:t>
+      </w:r>
+      <w:proofErr w:type="spellStart"/>
+      <w:r>
+        <w:rPr>
+          <w:color w:val="000000"/>
+        </w:rPr>
+        <w:t>composants</w:t>
+      </w:r>
+      <w:proofErr w:type="spellEnd"/>
+      <w:r>
+        <w:rPr>
+          <w:color w:val="000000"/>
+        </w:rPr>
+        <w:t xml:space="preserve"> UML</w:t>
       </w:r>
     </w:p>
     <w:p>
@@ -4691,26 +2634,53 @@
         <w:spacing w:after="120" w:line="360" w:lineRule="auto"/>
         <w:jc w:val="both"/>
       </w:pPr>
-      <w:proofErr w:type="gramStart"/>
-      <w:r>
-        <w:rPr>
-          <w:b/>
-          <w:color w:val="000000"/>
-        </w:rPr>
-        <w:t>CSV</w:t>
-      </w:r>
-      <w:r>
-        <w:rPr>
-          <w:color w:val="000000"/>
-        </w:rPr>
-        <w:t xml:space="preserve"> :</w:t>
-      </w:r>
-      <w:proofErr w:type="gramEnd"/>
-      <w:r>
-        <w:rPr>
-          <w:color w:val="000000"/>
-        </w:rPr>
-        <w:t xml:space="preserve"> Comma-Separated Values</w:t>
+      <w:r>
+        <w:rPr>
+          <w:color w:val="000000"/>
+        </w:rPr>
+        <w:t xml:space="preserve">Figure 3.4 — </w:t>
+      </w:r>
+      <w:proofErr w:type="spellStart"/>
+      <w:r>
+        <w:rPr>
+          <w:color w:val="000000"/>
+        </w:rPr>
+        <w:t>Diagramme</w:t>
+      </w:r>
+      <w:proofErr w:type="spellEnd"/>
+      <w:r>
+        <w:rPr>
+          <w:color w:val="000000"/>
+        </w:rPr>
+        <w:t xml:space="preserve"> de </w:t>
+      </w:r>
+      <w:proofErr w:type="spellStart"/>
+      <w:r>
+        <w:rPr>
+          <w:color w:val="000000"/>
+        </w:rPr>
+        <w:t>cas</w:t>
+      </w:r>
+      <w:proofErr w:type="spellEnd"/>
+      <w:r>
+        <w:rPr>
+          <w:color w:val="000000"/>
+        </w:rPr>
+        <w:t xml:space="preserve"> </w:t>
+      </w:r>
+      <w:proofErr w:type="spellStart"/>
+      <w:r>
+        <w:rPr>
+          <w:color w:val="000000"/>
+        </w:rPr>
+        <w:t>d’utilisation</w:t>
+      </w:r>
+      <w:proofErr w:type="spellEnd"/>
+      <w:r>
+        <w:rPr>
+          <w:color w:val="000000"/>
+        </w:rPr>
+        <w:t xml:space="preserve"> UML</w:t>
       </w:r>
     </w:p>
     <w:p>
@@ -4723,27 +2693,34 @@
         <w:spacing w:after="120" w:line="360" w:lineRule="auto"/>
         <w:jc w:val="both"/>
       </w:pPr>
-      <w:proofErr w:type="gramStart"/>
-      <w:r>
-        <w:rPr>
-          <w:b/>
-          <w:color w:val="000000"/>
-        </w:rPr>
-        <w:t>FCM</w:t>
-      </w:r>
-      <w:r>
-        <w:rPr>
-          <w:color w:val="000000"/>
-        </w:rPr>
-        <w:t xml:space="preserve"> :</w:t>
-      </w:r>
-      <w:proofErr w:type="gramEnd"/>
-      <w:r>
-        <w:rPr>
-          <w:color w:val="000000"/>
-        </w:rPr>
-        <w:t xml:space="preserve"> Firebase Cloud Messaging</w:t>
-      </w:r>
+      <w:r>
+        <w:rPr>
+          <w:color w:val="000000"/>
+        </w:rPr>
+        <w:t xml:space="preserve">Figure 3.5 — </w:t>
+      </w:r>
+      <w:proofErr w:type="spellStart"/>
+      <w:r>
+        <w:rPr>
+          <w:color w:val="000000"/>
+        </w:rPr>
+        <w:t>Diagramme</w:t>
+      </w:r>
+      <w:proofErr w:type="spellEnd"/>
+      <w:r>
+        <w:rPr>
+          <w:color w:val="000000"/>
+        </w:rPr>
+        <w:t xml:space="preserve"> de classes UML </w:t>
+      </w:r>
+      <w:proofErr w:type="spellStart"/>
+      <w:r>
+        <w:rPr>
+          <w:color w:val="000000"/>
+        </w:rPr>
+        <w:t>détaillé</w:t>
+      </w:r>
+      <w:proofErr w:type="spellEnd"/>
     </w:p>
     <w:p>
       <w:pPr>
@@ -4757,46 +2734,32 @@
       </w:pPr>
       <w:r>
         <w:rPr>
-          <w:b/>
-          <w:color w:val="000000"/>
-        </w:rPr>
-        <w:t xml:space="preserve">HTTP / </w:t>
-      </w:r>
-      <w:proofErr w:type="gramStart"/>
-      <w:r>
-        <w:rPr>
-          <w:b/>
-          <w:color w:val="000000"/>
-        </w:rPr>
-        <w:t>HTTPS</w:t>
-      </w:r>
-      <w:r>
-        <w:rPr>
-          <w:color w:val="000000"/>
-        </w:rPr>
-        <w:t xml:space="preserve"> :</w:t>
-      </w:r>
-      <w:proofErr w:type="gramEnd"/>
-      <w:r>
-        <w:rPr>
-          <w:color w:val="000000"/>
-        </w:rPr>
-        <w:t xml:space="preserve"> </w:t>
-      </w:r>
-      <w:proofErr w:type="spellStart"/>
-      <w:r>
-        <w:rPr>
-          <w:color w:val="000000"/>
-        </w:rPr>
-        <w:t>HyperText</w:t>
-      </w:r>
-      <w:proofErr w:type="spellEnd"/>
-      <w:r>
-        <w:rPr>
-          <w:color w:val="000000"/>
-        </w:rPr>
-        <w:t xml:space="preserve"> Transfer Protocol (Secure)</w:t>
-      </w:r>
+          <w:color w:val="000000"/>
+        </w:rPr>
+        <w:t xml:space="preserve">Figure 3.6 — </w:t>
+      </w:r>
+      <w:proofErr w:type="spellStart"/>
+      <w:r>
+        <w:rPr>
+          <w:color w:val="000000"/>
+        </w:rPr>
+        <w:t>Diagramme</w:t>
+      </w:r>
+      <w:proofErr w:type="spellEnd"/>
+      <w:r>
+        <w:rPr>
+          <w:color w:val="000000"/>
+        </w:rPr>
+        <w:t xml:space="preserve"> de </w:t>
+      </w:r>
+      <w:proofErr w:type="spellStart"/>
+      <w:r>
+        <w:rPr>
+          <w:color w:val="000000"/>
+        </w:rPr>
+        <w:t>séquence</w:t>
+      </w:r>
+      <w:proofErr w:type="spellEnd"/>
     </w:p>
     <w:p>
       <w:pPr>
@@ -4808,27 +2771,34 @@
         <w:spacing w:after="120" w:line="360" w:lineRule="auto"/>
         <w:jc w:val="both"/>
       </w:pPr>
-      <w:proofErr w:type="gramStart"/>
-      <w:r>
-        <w:rPr>
-          <w:b/>
-          <w:color w:val="000000"/>
-        </w:rPr>
-        <w:t>JSON</w:t>
-      </w:r>
-      <w:r>
-        <w:rPr>
-          <w:color w:val="000000"/>
-        </w:rPr>
-        <w:t xml:space="preserve"> :</w:t>
-      </w:r>
-      <w:proofErr w:type="gramEnd"/>
-      <w:r>
-        <w:rPr>
-          <w:color w:val="000000"/>
-        </w:rPr>
-        <w:t xml:space="preserve"> JavaScript Object Notation</w:t>
-      </w:r>
+      <w:r>
+        <w:rPr>
+          <w:color w:val="000000"/>
+        </w:rPr>
+        <w:t xml:space="preserve">Figure 3.7 — </w:t>
+      </w:r>
+      <w:proofErr w:type="spellStart"/>
+      <w:r>
+        <w:rPr>
+          <w:color w:val="000000"/>
+        </w:rPr>
+        <w:t>Diagramme</w:t>
+      </w:r>
+      <w:proofErr w:type="spellEnd"/>
+      <w:r>
+        <w:rPr>
+          <w:color w:val="000000"/>
+        </w:rPr>
+        <w:t xml:space="preserve"> de </w:t>
+      </w:r>
+      <w:proofErr w:type="spellStart"/>
+      <w:r>
+        <w:rPr>
+          <w:color w:val="000000"/>
+        </w:rPr>
+        <w:t>séquence</w:t>
+      </w:r>
+      <w:proofErr w:type="spellEnd"/>
     </w:p>
     <w:p>
       <w:pPr>
@@ -4840,55 +2810,34 @@
         <w:spacing w:after="120" w:line="360" w:lineRule="auto"/>
         <w:jc w:val="both"/>
       </w:pPr>
-      <w:proofErr w:type="gramStart"/>
-      <w:r>
-        <w:rPr>
-          <w:b/>
-          <w:color w:val="000000"/>
-        </w:rPr>
-        <w:t>LMS</w:t>
-      </w:r>
-      <w:r>
-        <w:rPr>
-          <w:color w:val="000000"/>
-        </w:rPr>
-        <w:t xml:space="preserve"> :</w:t>
-      </w:r>
-      <w:proofErr w:type="gramEnd"/>
-      <w:r>
-        <w:rPr>
-          <w:color w:val="000000"/>
-        </w:rPr>
-        <w:t xml:space="preserve"> Learning Management System (</w:t>
-      </w:r>
-      <w:proofErr w:type="spellStart"/>
-      <w:r>
-        <w:rPr>
-          <w:color w:val="000000"/>
-        </w:rPr>
-        <w:t>système</w:t>
-      </w:r>
-      <w:proofErr w:type="spellEnd"/>
-      <w:r>
-        <w:rPr>
-          <w:color w:val="000000"/>
-        </w:rPr>
-        <w:t xml:space="preserve"> de gestion de </w:t>
-      </w:r>
-      <w:proofErr w:type="spellStart"/>
-      <w:r>
-        <w:rPr>
-          <w:color w:val="000000"/>
-        </w:rPr>
-        <w:t>l’apprentissage</w:t>
-      </w:r>
-      <w:proofErr w:type="spellEnd"/>
-      <w:r>
-        <w:rPr>
-          <w:color w:val="000000"/>
-        </w:rPr>
-        <w:t>)</w:t>
-      </w:r>
+      <w:r>
+        <w:rPr>
+          <w:color w:val="000000"/>
+        </w:rPr>
+        <w:t xml:space="preserve">Figure 3.8 — </w:t>
+      </w:r>
+      <w:proofErr w:type="spellStart"/>
+      <w:r>
+        <w:rPr>
+          <w:color w:val="000000"/>
+        </w:rPr>
+        <w:t>Diagramme</w:t>
+      </w:r>
+      <w:proofErr w:type="spellEnd"/>
+      <w:r>
+        <w:rPr>
+          <w:color w:val="000000"/>
+        </w:rPr>
+        <w:t xml:space="preserve"> de </w:t>
+      </w:r>
+      <w:proofErr w:type="spellStart"/>
+      <w:r>
+        <w:rPr>
+          <w:color w:val="000000"/>
+        </w:rPr>
+        <w:t>séquence</w:t>
+      </w:r>
+      <w:proofErr w:type="spellEnd"/>
     </w:p>
     <w:p>
       <w:pPr>
@@ -4900,27 +2849,34 @@
         <w:spacing w:after="120" w:line="360" w:lineRule="auto"/>
         <w:jc w:val="both"/>
       </w:pPr>
+      <w:r>
+        <w:rPr>
+          <w:color w:val="000000"/>
+        </w:rPr>
+        <w:t xml:space="preserve">Figure 4.1 — </w:t>
+      </w:r>
       <w:proofErr w:type="gramStart"/>
       <w:r>
         <w:rPr>
-          <w:b/>
-          <w:color w:val="000000"/>
-        </w:rPr>
-        <w:t>OTP</w:t>
-      </w:r>
-      <w:r>
-        <w:rPr>
-          <w:color w:val="000000"/>
-        </w:rPr>
-        <w:t xml:space="preserve"> :</w:t>
+          <w:color w:val="000000"/>
+        </w:rPr>
+        <w:t>capture :</w:t>
       </w:r>
       <w:proofErr w:type="gramEnd"/>
       <w:r>
         <w:rPr>
           <w:color w:val="000000"/>
         </w:rPr>
-        <w:t xml:space="preserve"> One-Time Password (mot de passe à usage unique)</w:t>
-      </w:r>
+        <w:t xml:space="preserve"> page de </w:t>
+      </w:r>
+      <w:proofErr w:type="spellStart"/>
+      <w:r>
+        <w:rPr>
+          <w:color w:val="000000"/>
+        </w:rPr>
+        <w:t>connexion</w:t>
+      </w:r>
+      <w:proofErr w:type="spellEnd"/>
     </w:p>
     <w:p>
       <w:pPr>
@@ -4932,27 +2888,34 @@
         <w:spacing w:after="120" w:line="360" w:lineRule="auto"/>
         <w:jc w:val="both"/>
       </w:pPr>
+      <w:r>
+        <w:rPr>
+          <w:color w:val="000000"/>
+        </w:rPr>
+        <w:t xml:space="preserve">Figure 4.2 — </w:t>
+      </w:r>
       <w:proofErr w:type="gramStart"/>
       <w:r>
         <w:rPr>
-          <w:b/>
-          <w:color w:val="000000"/>
-        </w:rPr>
-        <w:t>PDF</w:t>
-      </w:r>
-      <w:r>
-        <w:rPr>
-          <w:color w:val="000000"/>
-        </w:rPr>
-        <w:t xml:space="preserve"> :</w:t>
+          <w:color w:val="000000"/>
+        </w:rPr>
+        <w:t>capture :</w:t>
       </w:r>
       <w:proofErr w:type="gramEnd"/>
       <w:r>
         <w:rPr>
           <w:color w:val="000000"/>
         </w:rPr>
-        <w:t xml:space="preserve"> Portable Document Format</w:t>
-      </w:r>
+        <w:t xml:space="preserve"> tableau de bord </w:t>
+      </w:r>
+      <w:proofErr w:type="spellStart"/>
+      <w:r>
+        <w:rPr>
+          <w:color w:val="000000"/>
+        </w:rPr>
+        <w:t>Administrateur</w:t>
+      </w:r>
+      <w:proofErr w:type="spellEnd"/>
     </w:p>
     <w:p>
       <w:pPr>
@@ -4964,27 +2927,76 @@
         <w:spacing w:after="120" w:line="360" w:lineRule="auto"/>
         <w:jc w:val="both"/>
       </w:pPr>
+      <w:r>
+        <w:rPr>
+          <w:color w:val="000000"/>
+        </w:rPr>
+        <w:t xml:space="preserve">Figure 4.3 — </w:t>
+      </w:r>
       <w:proofErr w:type="gramStart"/>
       <w:r>
         <w:rPr>
-          <w:b/>
-          <w:color w:val="000000"/>
-        </w:rPr>
-        <w:t>REST</w:t>
-      </w:r>
-      <w:r>
-        <w:rPr>
-          <w:color w:val="000000"/>
-        </w:rPr>
-        <w:t xml:space="preserve"> :</w:t>
+          <w:color w:val="000000"/>
+        </w:rPr>
+        <w:t>captures :</w:t>
       </w:r>
       <w:proofErr w:type="gramEnd"/>
       <w:r>
         <w:rPr>
           <w:color w:val="000000"/>
         </w:rPr>
-        <w:t xml:space="preserve"> Representational State Transfer</w:t>
-      </w:r>
+        <w:t xml:space="preserve"> gestion </w:t>
+      </w:r>
+      <w:proofErr w:type="spellStart"/>
+      <w:r>
+        <w:rPr>
+          <w:color w:val="000000"/>
+        </w:rPr>
+        <w:t>pédagogique</w:t>
+      </w:r>
+      <w:proofErr w:type="spellEnd"/>
+      <w:r>
+        <w:rPr>
+          <w:color w:val="000000"/>
+        </w:rPr>
+        <w:t xml:space="preserve">, </w:t>
+      </w:r>
+      <w:proofErr w:type="spellStart"/>
+      <w:r>
+        <w:rPr>
+          <w:color w:val="000000"/>
+        </w:rPr>
+        <w:t>formulaire</w:t>
+      </w:r>
+      <w:proofErr w:type="spellEnd"/>
+      <w:r>
+        <w:rPr>
+          <w:color w:val="000000"/>
+        </w:rPr>
+        <w:t xml:space="preserve"> de </w:t>
+      </w:r>
+      <w:proofErr w:type="spellStart"/>
+      <w:r>
+        <w:rPr>
+          <w:color w:val="000000"/>
+        </w:rPr>
+        <w:t>création</w:t>
+      </w:r>
+      <w:proofErr w:type="spellEnd"/>
+      <w:r>
+        <w:rPr>
+          <w:color w:val="000000"/>
+        </w:rPr>
+        <w:t xml:space="preserve"> de compte, </w:t>
+      </w:r>
+      <w:proofErr w:type="spellStart"/>
+      <w:r>
+        <w:rPr>
+          <w:color w:val="000000"/>
+        </w:rPr>
+        <w:t>modération</w:t>
+      </w:r>
+      <w:proofErr w:type="spellEnd"/>
     </w:p>
     <w:p>
       <w:pPr>
@@ -4996,27 +3008,48 @@
         <w:spacing w:after="120" w:line="360" w:lineRule="auto"/>
         <w:jc w:val="both"/>
       </w:pPr>
+      <w:r>
+        <w:rPr>
+          <w:color w:val="000000"/>
+        </w:rPr>
+        <w:t xml:space="preserve">Figure 4.4 — </w:t>
+      </w:r>
       <w:proofErr w:type="gramStart"/>
       <w:r>
         <w:rPr>
-          <w:b/>
-          <w:color w:val="000000"/>
-        </w:rPr>
-        <w:t>SGBD</w:t>
-      </w:r>
-      <w:r>
-        <w:rPr>
-          <w:color w:val="000000"/>
-        </w:rPr>
-        <w:t xml:space="preserve"> :</w:t>
+          <w:color w:val="000000"/>
+        </w:rPr>
+        <w:t>capture :</w:t>
       </w:r>
       <w:proofErr w:type="gramEnd"/>
       <w:r>
         <w:rPr>
           <w:color w:val="000000"/>
         </w:rPr>
-        <w:t xml:space="preserve"> Système de Gestion de Base de Données</w:t>
-      </w:r>
+        <w:t xml:space="preserve"> </w:t>
+      </w:r>
+      <w:proofErr w:type="spellStart"/>
+      <w:r>
+        <w:rPr>
+          <w:color w:val="000000"/>
+        </w:rPr>
+        <w:t>génération</w:t>
+      </w:r>
+      <w:proofErr w:type="spellEnd"/>
+      <w:r>
+        <w:rPr>
+          <w:color w:val="000000"/>
+        </w:rPr>
+        <w:t xml:space="preserve"> du rapport </w:t>
+      </w:r>
+      <w:proofErr w:type="spellStart"/>
+      <w:r>
+        <w:rPr>
+          <w:color w:val="000000"/>
+        </w:rPr>
+        <w:t>d’activité</w:t>
+      </w:r>
+      <w:proofErr w:type="spellEnd"/>
     </w:p>
     <w:p>
       <w:pPr>
@@ -5028,27 +3061,48 @@
         <w:spacing w:after="120" w:line="360" w:lineRule="auto"/>
         <w:jc w:val="both"/>
       </w:pPr>
+      <w:r>
+        <w:rPr>
+          <w:color w:val="000000"/>
+        </w:rPr>
+        <w:t xml:space="preserve">Figure 4.5 — </w:t>
+      </w:r>
       <w:proofErr w:type="gramStart"/>
       <w:r>
         <w:rPr>
-          <w:b/>
-          <w:color w:val="000000"/>
-        </w:rPr>
-        <w:t>SQL</w:t>
-      </w:r>
-      <w:r>
-        <w:rPr>
-          <w:color w:val="000000"/>
-        </w:rPr>
-        <w:t xml:space="preserve"> :</w:t>
+          <w:color w:val="000000"/>
+        </w:rPr>
+        <w:t>captures :</w:t>
       </w:r>
       <w:proofErr w:type="gramEnd"/>
       <w:r>
         <w:rPr>
           <w:color w:val="000000"/>
         </w:rPr>
-        <w:t xml:space="preserve"> Structured Query Language</w:t>
-      </w:r>
+        <w:t xml:space="preserve"> </w:t>
+      </w:r>
+      <w:proofErr w:type="spellStart"/>
+      <w:r>
+        <w:rPr>
+          <w:color w:val="000000"/>
+        </w:rPr>
+        <w:t>espace</w:t>
+      </w:r>
+      <w:proofErr w:type="spellEnd"/>
+      <w:r>
+        <w:rPr>
+          <w:color w:val="000000"/>
+        </w:rPr>
+        <w:t xml:space="preserve"> </w:t>
+      </w:r>
+      <w:proofErr w:type="spellStart"/>
+      <w:r>
+        <w:rPr>
+          <w:color w:val="000000"/>
+        </w:rPr>
+        <w:t>Délégué</w:t>
+      </w:r>
+      <w:proofErr w:type="spellEnd"/>
     </w:p>
     <w:p>
       <w:pPr>
@@ -5060,27 +3114,34 @@
         <w:spacing w:after="120" w:line="360" w:lineRule="auto"/>
         <w:jc w:val="both"/>
       </w:pPr>
+      <w:r>
+        <w:rPr>
+          <w:color w:val="000000"/>
+        </w:rPr>
+        <w:t xml:space="preserve">Figure 4.6 — </w:t>
+      </w:r>
       <w:proofErr w:type="gramStart"/>
       <w:r>
         <w:rPr>
-          <w:b/>
-          <w:color w:val="000000"/>
-        </w:rPr>
-        <w:t>UML</w:t>
-      </w:r>
-      <w:r>
-        <w:rPr>
-          <w:color w:val="000000"/>
-        </w:rPr>
-        <w:t xml:space="preserve"> :</w:t>
+          <w:color w:val="000000"/>
+        </w:rPr>
+        <w:t>capture :</w:t>
       </w:r>
       <w:proofErr w:type="gramEnd"/>
       <w:r>
         <w:rPr>
           <w:color w:val="000000"/>
         </w:rPr>
-        <w:t xml:space="preserve"> Unified Modeling Language</w:t>
-      </w:r>
+        <w:t xml:space="preserve"> tableau de bord </w:t>
+      </w:r>
+      <w:proofErr w:type="spellStart"/>
+      <w:r>
+        <w:rPr>
+          <w:color w:val="000000"/>
+        </w:rPr>
+        <w:t>Étudiant</w:t>
+      </w:r>
+      <w:proofErr w:type="spellEnd"/>
     </w:p>
     <w:p>
       <w:pPr>
@@ -5092,19 +3153,18 @@
         <w:spacing w:after="120" w:line="360" w:lineRule="auto"/>
         <w:jc w:val="both"/>
       </w:pPr>
+      <w:r>
+        <w:rPr>
+          <w:color w:val="000000"/>
+        </w:rPr>
+        <w:t xml:space="preserve">Figure 4.7 — </w:t>
+      </w:r>
       <w:proofErr w:type="gramStart"/>
       <w:r>
         <w:rPr>
-          <w:b/>
-          <w:color w:val="000000"/>
-        </w:rPr>
-        <w:t>UFR</w:t>
-      </w:r>
-      <w:r>
-        <w:rPr>
-          <w:color w:val="000000"/>
-        </w:rPr>
-        <w:t xml:space="preserve"> :</w:t>
+          <w:color w:val="000000"/>
+        </w:rPr>
+        <w:t>captures :</w:t>
       </w:r>
       <w:proofErr w:type="gramEnd"/>
       <w:r>
@@ -5118,15 +3178,79 @@
         <w:rPr>
           <w:color w:val="000000"/>
         </w:rPr>
-        <w:t>Unité</w:t>
-      </w:r>
-      <w:proofErr w:type="spellEnd"/>
-      <w:r>
-        <w:rPr>
-          <w:color w:val="000000"/>
-        </w:rPr>
-        <w:t xml:space="preserve"> de Formation et de Recherche</w:t>
-      </w:r>
+        <w:t>liste</w:t>
+      </w:r>
+      <w:proofErr w:type="spellEnd"/>
+      <w:r>
+        <w:rPr>
+          <w:color w:val="000000"/>
+        </w:rPr>
+        <w:t xml:space="preserve"> des </w:t>
+      </w:r>
+      <w:proofErr w:type="spellStart"/>
+      <w:r>
+        <w:rPr>
+          <w:color w:val="000000"/>
+        </w:rPr>
+        <w:t>ressources</w:t>
+      </w:r>
+      <w:proofErr w:type="spellEnd"/>
+      <w:r>
+        <w:rPr>
+          <w:color w:val="000000"/>
+        </w:rPr>
+        <w:t xml:space="preserve"> de la </w:t>
+      </w:r>
+      <w:proofErr w:type="spellStart"/>
+      <w:r>
+        <w:rPr>
+          <w:color w:val="000000"/>
+        </w:rPr>
+        <w:t>classe</w:t>
+      </w:r>
+      <w:proofErr w:type="spellEnd"/>
+      <w:r>
+        <w:rPr>
+          <w:color w:val="000000"/>
+        </w:rPr>
+        <w:t>, recherche/</w:t>
+      </w:r>
+      <w:proofErr w:type="spellStart"/>
+      <w:r>
+        <w:rPr>
+          <w:color w:val="000000"/>
+        </w:rPr>
+        <w:t>filtres</w:t>
+      </w:r>
+      <w:proofErr w:type="spellEnd"/>
+      <w:r>
+        <w:rPr>
+          <w:color w:val="000000"/>
+        </w:rPr>
+        <w:t xml:space="preserve">, et page de </w:t>
+      </w:r>
+      <w:proofErr w:type="spellStart"/>
+      <w:r>
+        <w:rPr>
+          <w:color w:val="000000"/>
+        </w:rPr>
+        <w:t>détail</w:t>
+      </w:r>
+      <w:proofErr w:type="spellEnd"/>
+      <w:r>
+        <w:rPr>
+          <w:color w:val="000000"/>
+        </w:rPr>
+        <w:t xml:space="preserve"> avec </w:t>
+      </w:r>
+      <w:proofErr w:type="spellStart"/>
+      <w:r>
+        <w:rPr>
+          <w:color w:val="000000"/>
+        </w:rPr>
+        <w:t>commentaires</w:t>
+      </w:r>
+      <w:proofErr w:type="spellEnd"/>
     </w:p>
     <w:p>
       <w:pPr>
@@ -5138,26 +3262,25 @@
         <w:spacing w:after="120" w:line="360" w:lineRule="auto"/>
         <w:jc w:val="both"/>
       </w:pPr>
+      <w:r>
+        <w:rPr>
+          <w:color w:val="000000"/>
+        </w:rPr>
+        <w:t xml:space="preserve">Figure 4.8 — </w:t>
+      </w:r>
       <w:proofErr w:type="gramStart"/>
       <w:r>
         <w:rPr>
-          <w:b/>
-          <w:color w:val="000000"/>
-        </w:rPr>
-        <w:t>VPS</w:t>
-      </w:r>
-      <w:r>
-        <w:rPr>
-          <w:color w:val="000000"/>
-        </w:rPr>
-        <w:t xml:space="preserve"> :</w:t>
+          <w:color w:val="000000"/>
+        </w:rPr>
+        <w:t>captures :</w:t>
       </w:r>
       <w:proofErr w:type="gramEnd"/>
       <w:r>
         <w:rPr>
           <w:color w:val="000000"/>
         </w:rPr>
-        <w:t xml:space="preserve"> Virtual Private Server</w:t>
+        <w:t xml:space="preserve"> cloche de notifications</w:t>
       </w:r>
     </w:p>
     <w:p>
@@ -5170,57 +3293,104 @@
         <w:spacing w:after="120" w:line="360" w:lineRule="auto"/>
         <w:jc w:val="both"/>
       </w:pPr>
+      <w:r>
+        <w:rPr>
+          <w:color w:val="000000"/>
+        </w:rPr>
+        <w:t xml:space="preserve">Figure 4.9 — </w:t>
+      </w:r>
       <w:proofErr w:type="gramStart"/>
       <w:r>
         <w:rPr>
-          <w:b/>
-          <w:color w:val="000000"/>
-        </w:rPr>
-        <w:t>ZPD</w:t>
-      </w:r>
-      <w:r>
-        <w:rPr>
-          <w:color w:val="000000"/>
-        </w:rPr>
-        <w:t xml:space="preserve"> :</w:t>
+          <w:color w:val="000000"/>
+        </w:rPr>
+        <w:t>captures :</w:t>
       </w:r>
       <w:proofErr w:type="gramEnd"/>
       <w:r>
         <w:rPr>
           <w:color w:val="000000"/>
         </w:rPr>
-        <w:t xml:space="preserve"> Zone </w:t>
-      </w:r>
-      <w:proofErr w:type="spellStart"/>
-      <w:r>
-        <w:rPr>
-          <w:color w:val="000000"/>
-        </w:rPr>
-        <w:t>Proximale</w:t>
-      </w:r>
-      <w:proofErr w:type="spellEnd"/>
-      <w:r>
-        <w:rPr>
-          <w:color w:val="000000"/>
-        </w:rPr>
-        <w:t xml:space="preserve"> de Développement</w:t>
-      </w:r>
-    </w:p>
-    <w:p>
-      <w:pPr>
-        <w:pageBreakBefore/>
-        <w:spacing w:after="240" w:line="276" w:lineRule="auto"/>
-        <w:jc w:val="center"/>
-      </w:pPr>
-      <w:r>
-        <w:rPr>
-          <w:b/>
-          <w:color w:val="000000"/>
-          <w:sz w:val="28"/>
-        </w:rPr>
-        <w:t>LISTE DES FIGURES</w:t>
-      </w:r>
-      <w:bookmarkEnd w:id="4"/>
+        <w:t xml:space="preserve"> grille </w:t>
+      </w:r>
+      <w:proofErr w:type="spellStart"/>
+      <w:r>
+        <w:rPr>
+          <w:color w:val="000000"/>
+        </w:rPr>
+        <w:t>d’évaluation</w:t>
+      </w:r>
+      <w:proofErr w:type="spellEnd"/>
+      <w:r>
+        <w:rPr>
+          <w:color w:val="000000"/>
+        </w:rPr>
+        <w:t xml:space="preserve"> </w:t>
+      </w:r>
+      <w:proofErr w:type="spellStart"/>
+      <w:r>
+        <w:rPr>
+          <w:color w:val="000000"/>
+        </w:rPr>
+        <w:t>côté</w:t>
+      </w:r>
+      <w:proofErr w:type="spellEnd"/>
+      <w:r>
+        <w:rPr>
+          <w:color w:val="000000"/>
+        </w:rPr>
+        <w:t xml:space="preserve"> </w:t>
+      </w:r>
+      <w:proofErr w:type="spellStart"/>
+      <w:r>
+        <w:rPr>
+          <w:color w:val="000000"/>
+        </w:rPr>
+        <w:t>Étudiant</w:t>
+      </w:r>
+      <w:proofErr w:type="spellEnd"/>
+      <w:r>
+        <w:rPr>
+          <w:color w:val="000000"/>
+        </w:rPr>
+        <w:t xml:space="preserve"> et tableau des </w:t>
+      </w:r>
+      <w:proofErr w:type="spellStart"/>
+      <w:r>
+        <w:rPr>
+          <w:color w:val="000000"/>
+        </w:rPr>
+        <w:t>résultats</w:t>
+      </w:r>
+      <w:proofErr w:type="spellEnd"/>
+      <w:r>
+        <w:rPr>
+          <w:color w:val="000000"/>
+        </w:rPr>
+        <w:t xml:space="preserve"> agrégés </w:t>
+      </w:r>
+      <w:proofErr w:type="spellStart"/>
+      <w:r>
+        <w:rPr>
+          <w:color w:val="000000"/>
+        </w:rPr>
+        <w:t>côté</w:t>
+      </w:r>
+      <w:proofErr w:type="spellEnd"/>
+      <w:r>
+        <w:rPr>
+          <w:color w:val="000000"/>
+        </w:rPr>
+        <w:t xml:space="preserve"> </w:t>
+      </w:r>
+      <w:proofErr w:type="spellStart"/>
+      <w:r>
+        <w:rPr>
+          <w:color w:val="000000"/>
+        </w:rPr>
+        <w:t>Administrateur</w:t>
+      </w:r>
+      <w:proofErr w:type="spellEnd"/>
     </w:p>
     <w:p>
       <w:pPr>
@@ -5236,22 +3406,109 @@
         <w:rPr>
           <w:color w:val="000000"/>
         </w:rPr>
-        <w:t xml:space="preserve">Figure 3.1 — </w:t>
-      </w:r>
-      <w:proofErr w:type="spellStart"/>
-      <w:r>
-        <w:rPr>
-          <w:color w:val="000000"/>
-        </w:rPr>
-        <w:t>Diagramme</w:t>
-      </w:r>
-      <w:proofErr w:type="spellEnd"/>
-      <w:r>
-        <w:rPr>
-          <w:color w:val="000000"/>
-        </w:rPr>
-        <w:t xml:space="preserve"> de classes UML</w:t>
-      </w:r>
+        <w:t xml:space="preserve">Figure 4.10 — captures </w:t>
+      </w:r>
+      <w:proofErr w:type="gramStart"/>
+      <w:r>
+        <w:rPr>
+          <w:color w:val="000000"/>
+        </w:rPr>
+        <w:t>mobiles :</w:t>
+      </w:r>
+      <w:proofErr w:type="gramEnd"/>
+      <w:r>
+        <w:rPr>
+          <w:color w:val="000000"/>
+        </w:rPr>
+        <w:t xml:space="preserve"> </w:t>
+      </w:r>
+      <w:proofErr w:type="spellStart"/>
+      <w:r>
+        <w:rPr>
+          <w:color w:val="000000"/>
+        </w:rPr>
+        <w:t>accueil</w:t>
+      </w:r>
+      <w:proofErr w:type="spellEnd"/>
+      <w:r>
+        <w:rPr>
+          <w:color w:val="000000"/>
+        </w:rPr>
+        <w:t xml:space="preserve">, consultation </w:t>
+      </w:r>
+      <w:proofErr w:type="spellStart"/>
+      <w:r>
+        <w:rPr>
+          <w:color w:val="000000"/>
+        </w:rPr>
+        <w:t>d’une</w:t>
+      </w:r>
+      <w:proofErr w:type="spellEnd"/>
+      <w:r>
+        <w:rPr>
+          <w:color w:val="000000"/>
+        </w:rPr>
+        <w:t xml:space="preserve"> </w:t>
+      </w:r>
+      <w:proofErr w:type="spellStart"/>
+      <w:r>
+        <w:rPr>
+          <w:color w:val="000000"/>
+        </w:rPr>
+        <w:t>ressource</w:t>
+      </w:r>
+      <w:proofErr w:type="spellEnd"/>
+      <w:r>
+        <w:rPr>
+          <w:color w:val="000000"/>
+        </w:rPr>
+        <w:t xml:space="preserve">, </w:t>
+      </w:r>
+      <w:proofErr w:type="spellStart"/>
+      <w:r>
+        <w:rPr>
+          <w:color w:val="000000"/>
+        </w:rPr>
+        <w:t>écran</w:t>
+      </w:r>
+      <w:proofErr w:type="spellEnd"/>
+      <w:r>
+        <w:rPr>
+          <w:color w:val="000000"/>
+        </w:rPr>
+        <w:t xml:space="preserve"> hors-</w:t>
+      </w:r>
+      <w:proofErr w:type="spellStart"/>
+      <w:r>
+        <w:rPr>
+          <w:color w:val="000000"/>
+        </w:rPr>
+        <w:t>ligne</w:t>
+      </w:r>
+      <w:proofErr w:type="spellEnd"/>
+      <w:r>
+        <w:rPr>
+          <w:color w:val="000000"/>
+        </w:rPr>
+        <w:t>, notification push</w:t>
+      </w:r>
+    </w:p>
+    <w:p>
+      <w:pPr>
+        <w:pageBreakBefore/>
+        <w:spacing w:after="240" w:line="276" w:lineRule="auto"/>
+        <w:jc w:val="center"/>
+      </w:pPr>
+      <w:bookmarkStart w:id="5" w:name="liste-des-tableaux"/>
+      <w:r>
+        <w:rPr>
+          <w:b/>
+          <w:color w:val="000000"/>
+          <w:sz w:val="28"/>
+        </w:rPr>
+        <w:t>LISTE DES TABLEAUX</w:t>
+      </w:r>
+      <w:bookmarkEnd w:id="5"/>
     </w:p>
     <w:p>
       <w:pPr>
@@ -5267,22 +3524,30 @@
         <w:rPr>
           <w:color w:val="000000"/>
         </w:rPr>
-        <w:t xml:space="preserve">Figure 3.2 — </w:t>
-      </w:r>
-      <w:proofErr w:type="spellStart"/>
-      <w:r>
-        <w:rPr>
-          <w:color w:val="000000"/>
-        </w:rPr>
-        <w:t>Schéma</w:t>
-      </w:r>
-      <w:proofErr w:type="spellEnd"/>
-      <w:r>
-        <w:rPr>
-          <w:color w:val="000000"/>
-        </w:rPr>
-        <w:t xml:space="preserve"> de la base de données MySQL 8</w:t>
-      </w:r>
+        <w:t xml:space="preserve">Tableau 3.1 — Matrice des droits par </w:t>
+      </w:r>
+      <w:proofErr w:type="spellStart"/>
+      <w:r>
+        <w:rPr>
+          <w:color w:val="000000"/>
+        </w:rPr>
+        <w:t>fonctionnalité</w:t>
+      </w:r>
+      <w:proofErr w:type="spellEnd"/>
+      <w:r>
+        <w:rPr>
+          <w:color w:val="000000"/>
+        </w:rPr>
+        <w:t xml:space="preserve"> et par </w:t>
+      </w:r>
+      <w:proofErr w:type="spellStart"/>
+      <w:r>
+        <w:rPr>
+          <w:color w:val="000000"/>
+        </w:rPr>
+        <w:t>rôle</w:t>
+      </w:r>
+      <w:proofErr w:type="spellEnd"/>
     </w:p>
     <w:p>
       <w:pPr>
@@ -5298,35 +3563,21 @@
         <w:rPr>
           <w:color w:val="000000"/>
         </w:rPr>
-        <w:t xml:space="preserve">Figure 3.3 — </w:t>
-      </w:r>
-      <w:proofErr w:type="spellStart"/>
-      <w:r>
-        <w:rPr>
-          <w:color w:val="000000"/>
-        </w:rPr>
-        <w:t>Diagramme</w:t>
-      </w:r>
-      <w:proofErr w:type="spellEnd"/>
-      <w:r>
-        <w:rPr>
-          <w:color w:val="000000"/>
-        </w:rPr>
-        <w:t xml:space="preserve"> de </w:t>
-      </w:r>
-      <w:proofErr w:type="spellStart"/>
-      <w:r>
-        <w:rPr>
-          <w:color w:val="000000"/>
-        </w:rPr>
-        <w:t>composants</w:t>
-      </w:r>
-      <w:proofErr w:type="spellEnd"/>
-      <w:r>
-        <w:rPr>
-          <w:color w:val="000000"/>
-        </w:rPr>
-        <w:t xml:space="preserve"> UML</w:t>
+        <w:t xml:space="preserve">Tableau 3.2 — </w:t>
+      </w:r>
+      <w:proofErr w:type="spellStart"/>
+      <w:r>
+        <w:rPr>
+          <w:color w:val="000000"/>
+        </w:rPr>
+        <w:t>Organisation</w:t>
+      </w:r>
+      <w:proofErr w:type="spellEnd"/>
+      <w:r>
+        <w:rPr>
+          <w:color w:val="000000"/>
+        </w:rPr>
+        <w:t xml:space="preserve"> Scrum</w:t>
       </w:r>
     </w:p>
     <w:p>
@@ -5343,50 +3594,30 @@
         <w:rPr>
           <w:color w:val="000000"/>
         </w:rPr>
-        <w:t xml:space="preserve">Figure 3.4 — </w:t>
-      </w:r>
-      <w:proofErr w:type="spellStart"/>
-      <w:r>
-        <w:rPr>
-          <w:color w:val="000000"/>
-        </w:rPr>
-        <w:t>Diagramme</w:t>
-      </w:r>
-      <w:proofErr w:type="spellEnd"/>
-      <w:r>
-        <w:rPr>
-          <w:color w:val="000000"/>
-        </w:rPr>
-        <w:t xml:space="preserve"> de </w:t>
-      </w:r>
-      <w:proofErr w:type="spellStart"/>
-      <w:r>
-        <w:rPr>
-          <w:color w:val="000000"/>
-        </w:rPr>
-        <w:t>cas</w:t>
-      </w:r>
-      <w:proofErr w:type="spellEnd"/>
-      <w:r>
-        <w:rPr>
-          <w:color w:val="000000"/>
-        </w:rPr>
-        <w:t xml:space="preserve"> </w:t>
-      </w:r>
-      <w:proofErr w:type="spellStart"/>
-      <w:r>
-        <w:rPr>
-          <w:color w:val="000000"/>
-        </w:rPr>
-        <w:t>d’utilisation</w:t>
-      </w:r>
-      <w:proofErr w:type="spellEnd"/>
-      <w:r>
-        <w:rPr>
-          <w:color w:val="000000"/>
-        </w:rPr>
-        <w:t xml:space="preserve"> UML</w:t>
-      </w:r>
+        <w:t xml:space="preserve">Tableau 3.3 — Environnement de </w:t>
+      </w:r>
+      <w:proofErr w:type="spellStart"/>
+      <w:r>
+        <w:rPr>
+          <w:color w:val="000000"/>
+        </w:rPr>
+        <w:t>développement</w:t>
+      </w:r>
+      <w:proofErr w:type="spellEnd"/>
+      <w:r>
+        <w:rPr>
+          <w:color w:val="000000"/>
+        </w:rPr>
+        <w:t xml:space="preserve"> et de </w:t>
+      </w:r>
+      <w:proofErr w:type="spellStart"/>
+      <w:r>
+        <w:rPr>
+          <w:color w:val="000000"/>
+        </w:rPr>
+        <w:t>déploiement</w:t>
+      </w:r>
+      <w:proofErr w:type="spellEnd"/>
     </w:p>
     <w:p>
       <w:pPr>
@@ -5402,30 +3633,45 @@
         <w:rPr>
           <w:color w:val="000000"/>
         </w:rPr>
-        <w:t xml:space="preserve">Figure 3.5 — </w:t>
-      </w:r>
-      <w:proofErr w:type="spellStart"/>
-      <w:r>
-        <w:rPr>
-          <w:color w:val="000000"/>
-        </w:rPr>
-        <w:t>Diagramme</w:t>
-      </w:r>
-      <w:proofErr w:type="spellEnd"/>
-      <w:r>
-        <w:rPr>
-          <w:color w:val="000000"/>
-        </w:rPr>
-        <w:t xml:space="preserve"> de classes UML </w:t>
-      </w:r>
-      <w:proofErr w:type="spellStart"/>
-      <w:r>
-        <w:rPr>
-          <w:color w:val="000000"/>
-        </w:rPr>
-        <w:t>détaillé</w:t>
-      </w:r>
-      <w:proofErr w:type="spellEnd"/>
+        <w:t xml:space="preserve">Tableau 5.1 — Tableau des </w:t>
+      </w:r>
+      <w:proofErr w:type="spellStart"/>
+      <w:r>
+        <w:rPr>
+          <w:color w:val="000000"/>
+        </w:rPr>
+        <w:t>scénarios</w:t>
+      </w:r>
+      <w:proofErr w:type="spellEnd"/>
+      <w:r>
+        <w:rPr>
+          <w:color w:val="000000"/>
+        </w:rPr>
+        <w:t xml:space="preserve"> de tests </w:t>
+      </w:r>
+      <w:proofErr w:type="spellStart"/>
+      <w:r>
+        <w:rPr>
+          <w:color w:val="000000"/>
+        </w:rPr>
+        <w:t>fonctionnels</w:t>
+      </w:r>
+      <w:proofErr w:type="spellEnd"/>
+    </w:p>
+    <w:p>
+      <w:pPr>
+        <w:pageBreakBefore/>
+        <w:spacing w:after="240" w:line="276" w:lineRule="auto"/>
+        <w:jc w:val="center"/>
+      </w:pPr>
+      <w:r>
+        <w:rPr>
+          <w:b/>
+          <w:color w:val="000000"/>
+          <w:sz w:val="28"/>
+        </w:rPr>
+        <w:t>LISTE DES ABRÉVIATIONS, SIGLES ET ACRONYMES</w:t>
+      </w:r>
     </w:p>
     <w:p>
       <w:pPr>
@@ -5439,16 +3685,38 @@
       </w:pPr>
       <w:r>
         <w:rPr>
-          <w:color w:val="000000"/>
-        </w:rPr>
-        <w:t xml:space="preserve">Figure 3.6 — </w:t>
-      </w:r>
-      <w:proofErr w:type="spellStart"/>
-      <w:r>
-        <w:rPr>
-          <w:color w:val="000000"/>
-        </w:rPr>
-        <w:t>Diagramme</w:t>
+          <w:b/>
+          <w:color w:val="000000"/>
+        </w:rPr>
+        <w:t>AFI-</w:t>
+      </w:r>
+      <w:proofErr w:type="gramStart"/>
+      <w:r>
+        <w:rPr>
+          <w:b/>
+          <w:color w:val="000000"/>
+        </w:rPr>
+        <w:t>L’UE</w:t>
+      </w:r>
+      <w:r>
+        <w:rPr>
+          <w:color w:val="000000"/>
+        </w:rPr>
+        <w:t xml:space="preserve"> :</w:t>
+      </w:r>
+      <w:proofErr w:type="gramEnd"/>
+      <w:r>
+        <w:rPr>
+          <w:color w:val="000000"/>
+        </w:rPr>
+        <w:t xml:space="preserve"> AFI — </w:t>
+      </w:r>
+      <w:proofErr w:type="spellStart"/>
+      <w:r>
+        <w:rPr>
+          <w:color w:val="000000"/>
+        </w:rPr>
+        <w:t>L’Université</w:t>
       </w:r>
       <w:proofErr w:type="spellEnd"/>
       <w:r>
@@ -5462,7 +3730,7 @@
         <w:rPr>
           <w:color w:val="000000"/>
         </w:rPr>
-        <w:t>séquence</w:t>
+        <w:t>l’Entreprise</w:t>
       </w:r>
       <w:proofErr w:type="spellEnd"/>
     </w:p>
@@ -5476,34 +3744,41 @@
         <w:spacing w:after="120" w:line="360" w:lineRule="auto"/>
         <w:jc w:val="both"/>
       </w:pPr>
-      <w:r>
-        <w:rPr>
-          <w:color w:val="000000"/>
-        </w:rPr>
-        <w:t xml:space="preserve">Figure 3.7 — </w:t>
-      </w:r>
-      <w:proofErr w:type="spellStart"/>
-      <w:r>
-        <w:rPr>
-          <w:color w:val="000000"/>
-        </w:rPr>
-        <w:t>Diagramme</w:t>
-      </w:r>
-      <w:proofErr w:type="spellEnd"/>
-      <w:r>
-        <w:rPr>
-          <w:color w:val="000000"/>
-        </w:rPr>
-        <w:t xml:space="preserve"> de </w:t>
-      </w:r>
-      <w:proofErr w:type="spellStart"/>
-      <w:r>
-        <w:rPr>
-          <w:color w:val="000000"/>
-        </w:rPr>
-        <w:t>séquence</w:t>
-      </w:r>
-      <w:proofErr w:type="spellEnd"/>
+      <w:proofErr w:type="gramStart"/>
+      <w:r>
+        <w:rPr>
+          <w:b/>
+          <w:color w:val="000000"/>
+        </w:rPr>
+        <w:t>API</w:t>
+      </w:r>
+      <w:r>
+        <w:rPr>
+          <w:color w:val="000000"/>
+        </w:rPr>
+        <w:t xml:space="preserve"> :</w:t>
+      </w:r>
+      <w:proofErr w:type="gramEnd"/>
+      <w:r>
+        <w:rPr>
+          <w:color w:val="000000"/>
+        </w:rPr>
+        <w:t xml:space="preserve"> Application Programming Interface (interface de </w:t>
+      </w:r>
+      <w:proofErr w:type="spellStart"/>
+      <w:r>
+        <w:rPr>
+          <w:color w:val="000000"/>
+        </w:rPr>
+        <w:t>programmation</w:t>
+      </w:r>
+      <w:proofErr w:type="spellEnd"/>
+      <w:r>
+        <w:rPr>
+          <w:color w:val="000000"/>
+        </w:rPr>
+        <w:t xml:space="preserve"> applicative)</w:t>
+      </w:r>
     </w:p>
     <w:p>
       <w:pPr>
@@ -5515,34 +3790,27 @@
         <w:spacing w:after="120" w:line="360" w:lineRule="auto"/>
         <w:jc w:val="both"/>
       </w:pPr>
-      <w:r>
-        <w:rPr>
-          <w:color w:val="000000"/>
-        </w:rPr>
-        <w:t xml:space="preserve">Figure 3.8 — </w:t>
-      </w:r>
-      <w:proofErr w:type="spellStart"/>
-      <w:r>
-        <w:rPr>
-          <w:color w:val="000000"/>
-        </w:rPr>
-        <w:t>Diagramme</w:t>
-      </w:r>
-      <w:proofErr w:type="spellEnd"/>
-      <w:r>
-        <w:rPr>
-          <w:color w:val="000000"/>
-        </w:rPr>
-        <w:t xml:space="preserve"> de </w:t>
-      </w:r>
-      <w:proofErr w:type="spellStart"/>
-      <w:r>
-        <w:rPr>
-          <w:color w:val="000000"/>
-        </w:rPr>
-        <w:t>séquence</w:t>
-      </w:r>
-      <w:proofErr w:type="spellEnd"/>
+      <w:proofErr w:type="gramStart"/>
+      <w:r>
+        <w:rPr>
+          <w:b/>
+          <w:color w:val="000000"/>
+        </w:rPr>
+        <w:t>APK</w:t>
+      </w:r>
+      <w:r>
+        <w:rPr>
+          <w:color w:val="000000"/>
+        </w:rPr>
+        <w:t xml:space="preserve"> :</w:t>
+      </w:r>
+      <w:proofErr w:type="gramEnd"/>
+      <w:r>
+        <w:rPr>
+          <w:color w:val="000000"/>
+        </w:rPr>
+        <w:t xml:space="preserve"> Android Package Kit</w:t>
+      </w:r>
     </w:p>
     <w:p>
       <w:pPr>
@@ -5554,34 +3822,27 @@
         <w:spacing w:after="120" w:line="360" w:lineRule="auto"/>
         <w:jc w:val="both"/>
       </w:pPr>
-      <w:r>
-        <w:rPr>
-          <w:color w:val="000000"/>
-        </w:rPr>
-        <w:t xml:space="preserve">Figure 4.1 — </w:t>
-      </w:r>
       <w:proofErr w:type="gramStart"/>
       <w:r>
         <w:rPr>
-          <w:color w:val="000000"/>
-        </w:rPr>
-        <w:t>capture :</w:t>
+          <w:b/>
+          <w:color w:val="000000"/>
+        </w:rPr>
+        <w:t>CSV</w:t>
+      </w:r>
+      <w:r>
+        <w:rPr>
+          <w:color w:val="000000"/>
+        </w:rPr>
+        <w:t xml:space="preserve"> :</w:t>
       </w:r>
       <w:proofErr w:type="gramEnd"/>
       <w:r>
         <w:rPr>
           <w:color w:val="000000"/>
         </w:rPr>
-        <w:t xml:space="preserve"> page de </w:t>
-      </w:r>
-      <w:proofErr w:type="spellStart"/>
-      <w:r>
-        <w:rPr>
-          <w:color w:val="000000"/>
-        </w:rPr>
-        <w:t>connexion</w:t>
-      </w:r>
-      <w:proofErr w:type="spellEnd"/>
+        <w:t xml:space="preserve"> Comma-Separated Values</w:t>
+      </w:r>
     </w:p>
     <w:p>
       <w:pPr>
@@ -5593,34 +3854,27 @@
         <w:spacing w:after="120" w:line="360" w:lineRule="auto"/>
         <w:jc w:val="both"/>
       </w:pPr>
-      <w:r>
-        <w:rPr>
-          <w:color w:val="000000"/>
-        </w:rPr>
-        <w:t xml:space="preserve">Figure 4.2 — </w:t>
-      </w:r>
       <w:proofErr w:type="gramStart"/>
       <w:r>
         <w:rPr>
-          <w:color w:val="000000"/>
-        </w:rPr>
-        <w:t>capture :</w:t>
+          <w:b/>
+          <w:color w:val="000000"/>
+        </w:rPr>
+        <w:t>FCM</w:t>
+      </w:r>
+      <w:r>
+        <w:rPr>
+          <w:color w:val="000000"/>
+        </w:rPr>
+        <w:t xml:space="preserve"> :</w:t>
       </w:r>
       <w:proofErr w:type="gramEnd"/>
       <w:r>
         <w:rPr>
           <w:color w:val="000000"/>
         </w:rPr>
-        <w:t xml:space="preserve"> tableau de bord </w:t>
-      </w:r>
-      <w:proofErr w:type="spellStart"/>
-      <w:r>
-        <w:rPr>
-          <w:color w:val="000000"/>
-        </w:rPr>
-        <w:t>Administrateur</w:t>
-      </w:r>
-      <w:proofErr w:type="spellEnd"/>
+        <w:t xml:space="preserve"> Firebase Cloud Messaging</w:t>
+      </w:r>
     </w:p>
     <w:p>
       <w:pPr>
@@ -5634,74 +3888,46 @@
       </w:pPr>
       <w:r>
         <w:rPr>
-          <w:color w:val="000000"/>
-        </w:rPr>
-        <w:t xml:space="preserve">Figure 4.3 — </w:t>
+          <w:b/>
+          <w:color w:val="000000"/>
+        </w:rPr>
+        <w:t xml:space="preserve">HTTP / </w:t>
       </w:r>
       <w:proofErr w:type="gramStart"/>
       <w:r>
         <w:rPr>
-          <w:color w:val="000000"/>
-        </w:rPr>
-        <w:t>captures :</w:t>
+          <w:b/>
+          <w:color w:val="000000"/>
+        </w:rPr>
+        <w:t>HTTPS</w:t>
+      </w:r>
+      <w:r>
+        <w:rPr>
+          <w:color w:val="000000"/>
+        </w:rPr>
+        <w:t xml:space="preserve"> :</w:t>
       </w:r>
       <w:proofErr w:type="gramEnd"/>
       <w:r>
         <w:rPr>
           <w:color w:val="000000"/>
         </w:rPr>
-        <w:t xml:space="preserve"> gestion </w:t>
-      </w:r>
-      <w:proofErr w:type="spellStart"/>
-      <w:r>
-        <w:rPr>
-          <w:color w:val="000000"/>
-        </w:rPr>
-        <w:t>pédagogique</w:t>
-      </w:r>
-      <w:proofErr w:type="spellEnd"/>
-      <w:r>
-        <w:rPr>
-          <w:color w:val="000000"/>
-        </w:rPr>
-        <w:t xml:space="preserve">, </w:t>
-      </w:r>
-      <w:proofErr w:type="spellStart"/>
-      <w:r>
-        <w:rPr>
-          <w:color w:val="000000"/>
-        </w:rPr>
-        <w:t>formulaire</w:t>
-      </w:r>
-      <w:proofErr w:type="spellEnd"/>
-      <w:r>
-        <w:rPr>
-          <w:color w:val="000000"/>
-        </w:rPr>
-        <w:t xml:space="preserve"> de </w:t>
-      </w:r>
-      <w:proofErr w:type="spellStart"/>
-      <w:r>
-        <w:rPr>
-          <w:color w:val="000000"/>
-        </w:rPr>
-        <w:t>création</w:t>
-      </w:r>
-      <w:proofErr w:type="spellEnd"/>
-      <w:r>
-        <w:rPr>
-          <w:color w:val="000000"/>
-        </w:rPr>
-        <w:t xml:space="preserve"> de compte, </w:t>
-      </w:r>
-      <w:proofErr w:type="spellStart"/>
-      <w:r>
-        <w:rPr>
-          <w:color w:val="000000"/>
-        </w:rPr>
-        <w:t>modération</w:t>
-      </w:r>
-      <w:proofErr w:type="spellEnd"/>
+        <w:t xml:space="preserve"> </w:t>
+      </w:r>
+      <w:proofErr w:type="spellStart"/>
+      <w:r>
+        <w:rPr>
+          <w:color w:val="000000"/>
+        </w:rPr>
+        <w:t>HyperText</w:t>
+      </w:r>
+      <w:proofErr w:type="spellEnd"/>
+      <w:r>
+        <w:rPr>
+          <w:color w:val="000000"/>
+        </w:rPr>
+        <w:t xml:space="preserve"> Transfer Protocol (Secure)</w:t>
+      </w:r>
     </w:p>
     <w:p>
       <w:pPr>
@@ -5713,48 +3939,27 @@
         <w:spacing w:after="120" w:line="360" w:lineRule="auto"/>
         <w:jc w:val="both"/>
       </w:pPr>
-      <w:r>
-        <w:rPr>
-          <w:color w:val="000000"/>
-        </w:rPr>
-        <w:t xml:space="preserve">Figure 4.4 — </w:t>
-      </w:r>
       <w:proofErr w:type="gramStart"/>
       <w:r>
         <w:rPr>
-          <w:color w:val="000000"/>
-        </w:rPr>
-        <w:t>capture :</w:t>
+          <w:b/>
+          <w:color w:val="000000"/>
+        </w:rPr>
+        <w:t>JSON</w:t>
+      </w:r>
+      <w:r>
+        <w:rPr>
+          <w:color w:val="000000"/>
+        </w:rPr>
+        <w:t xml:space="preserve"> :</w:t>
       </w:r>
       <w:proofErr w:type="gramEnd"/>
       <w:r>
         <w:rPr>
           <w:color w:val="000000"/>
         </w:rPr>
-        <w:t xml:space="preserve"> </w:t>
-      </w:r>
-      <w:proofErr w:type="spellStart"/>
-      <w:r>
-        <w:rPr>
-          <w:color w:val="000000"/>
-        </w:rPr>
-        <w:t>génération</w:t>
-      </w:r>
-      <w:proofErr w:type="spellEnd"/>
-      <w:r>
-        <w:rPr>
-          <w:color w:val="000000"/>
-        </w:rPr>
-        <w:t xml:space="preserve"> du rapport </w:t>
-      </w:r>
-      <w:proofErr w:type="spellStart"/>
-      <w:r>
-        <w:rPr>
-          <w:color w:val="000000"/>
-        </w:rPr>
-        <w:t>d’activité</w:t>
-      </w:r>
-      <w:proofErr w:type="spellEnd"/>
+        <w:t xml:space="preserve"> JavaScript Object Notation</w:t>
+      </w:r>
     </w:p>
     <w:p>
       <w:pPr>
@@ -5766,48 +3971,55 @@
         <w:spacing w:after="120" w:line="360" w:lineRule="auto"/>
         <w:jc w:val="both"/>
       </w:pPr>
-      <w:r>
-        <w:rPr>
-          <w:color w:val="000000"/>
-        </w:rPr>
-        <w:t xml:space="preserve">Figure 4.5 — </w:t>
-      </w:r>
       <w:proofErr w:type="gramStart"/>
       <w:r>
         <w:rPr>
-          <w:color w:val="000000"/>
-        </w:rPr>
-        <w:t>captures :</w:t>
+          <w:b/>
+          <w:color w:val="000000"/>
+        </w:rPr>
+        <w:t>LMS</w:t>
+      </w:r>
+      <w:r>
+        <w:rPr>
+          <w:color w:val="000000"/>
+        </w:rPr>
+        <w:t xml:space="preserve"> :</w:t>
       </w:r>
       <w:proofErr w:type="gramEnd"/>
       <w:r>
         <w:rPr>
           <w:color w:val="000000"/>
         </w:rPr>
-        <w:t xml:space="preserve"> </w:t>
-      </w:r>
-      <w:proofErr w:type="spellStart"/>
-      <w:r>
-        <w:rPr>
-          <w:color w:val="000000"/>
-        </w:rPr>
-        <w:t>espace</w:t>
-      </w:r>
-      <w:proofErr w:type="spellEnd"/>
-      <w:r>
-        <w:rPr>
-          <w:color w:val="000000"/>
-        </w:rPr>
-        <w:t xml:space="preserve"> </w:t>
-      </w:r>
-      <w:proofErr w:type="spellStart"/>
-      <w:r>
-        <w:rPr>
-          <w:color w:val="000000"/>
-        </w:rPr>
-        <w:t>Délégué</w:t>
-      </w:r>
-      <w:proofErr w:type="spellEnd"/>
+        <w:t xml:space="preserve"> Learning Management System (</w:t>
+      </w:r>
+      <w:proofErr w:type="spellStart"/>
+      <w:r>
+        <w:rPr>
+          <w:color w:val="000000"/>
+        </w:rPr>
+        <w:t>système</w:t>
+      </w:r>
+      <w:proofErr w:type="spellEnd"/>
+      <w:r>
+        <w:rPr>
+          <w:color w:val="000000"/>
+        </w:rPr>
+        <w:t xml:space="preserve"> de gestion de </w:t>
+      </w:r>
+      <w:proofErr w:type="spellStart"/>
+      <w:r>
+        <w:rPr>
+          <w:color w:val="000000"/>
+        </w:rPr>
+        <w:t>l’apprentissage</w:t>
+      </w:r>
+      <w:proofErr w:type="spellEnd"/>
+      <w:r>
+        <w:rPr>
+          <w:color w:val="000000"/>
+        </w:rPr>
+        <w:t>)</w:t>
+      </w:r>
     </w:p>
     <w:p>
       <w:pPr>
@@ -5819,34 +4031,27 @@
         <w:spacing w:after="120" w:line="360" w:lineRule="auto"/>
         <w:jc w:val="both"/>
       </w:pPr>
-      <w:r>
-        <w:rPr>
-          <w:color w:val="000000"/>
-        </w:rPr>
-        <w:t xml:space="preserve">Figure 4.6 — </w:t>
-      </w:r>
       <w:proofErr w:type="gramStart"/>
       <w:r>
         <w:rPr>
-          <w:color w:val="000000"/>
-        </w:rPr>
-        <w:t>capture :</w:t>
+          <w:b/>
+          <w:color w:val="000000"/>
+        </w:rPr>
+        <w:t>OTP</w:t>
+      </w:r>
+      <w:r>
+        <w:rPr>
+          <w:color w:val="000000"/>
+        </w:rPr>
+        <w:t xml:space="preserve"> :</w:t>
       </w:r>
       <w:proofErr w:type="gramEnd"/>
       <w:r>
         <w:rPr>
           <w:color w:val="000000"/>
         </w:rPr>
-        <w:t xml:space="preserve"> tableau de bord </w:t>
-      </w:r>
-      <w:proofErr w:type="spellStart"/>
-      <w:r>
-        <w:rPr>
-          <w:color w:val="000000"/>
-        </w:rPr>
-        <w:t>Étudiant</w:t>
-      </w:r>
-      <w:proofErr w:type="spellEnd"/>
+        <w:t xml:space="preserve"> One-Time Password (mot de passe à usage unique)</w:t>
+      </w:r>
     </w:p>
     <w:p>
       <w:pPr>
@@ -5858,104 +4063,27 @@
         <w:spacing w:after="120" w:line="360" w:lineRule="auto"/>
         <w:jc w:val="both"/>
       </w:pPr>
-      <w:r>
-        <w:rPr>
-          <w:color w:val="000000"/>
-        </w:rPr>
-        <w:t xml:space="preserve">Figure 4.7 — </w:t>
-      </w:r>
       <w:proofErr w:type="gramStart"/>
       <w:r>
         <w:rPr>
-          <w:color w:val="000000"/>
-        </w:rPr>
-        <w:t>captures :</w:t>
+          <w:b/>
+          <w:color w:val="000000"/>
+        </w:rPr>
+        <w:t>PDF</w:t>
+      </w:r>
+      <w:r>
+        <w:rPr>
+          <w:color w:val="000000"/>
+        </w:rPr>
+        <w:t xml:space="preserve"> :</w:t>
       </w:r>
       <w:proofErr w:type="gramEnd"/>
       <w:r>
         <w:rPr>
           <w:color w:val="000000"/>
         </w:rPr>
-        <w:t xml:space="preserve"> </w:t>
-      </w:r>
-      <w:proofErr w:type="spellStart"/>
-      <w:r>
-        <w:rPr>
-          <w:color w:val="000000"/>
-        </w:rPr>
-        <w:t>liste</w:t>
-      </w:r>
-      <w:proofErr w:type="spellEnd"/>
-      <w:r>
-        <w:rPr>
-          <w:color w:val="000000"/>
-        </w:rPr>
-        <w:t xml:space="preserve"> des </w:t>
-      </w:r>
-      <w:proofErr w:type="spellStart"/>
-      <w:r>
-        <w:rPr>
-          <w:color w:val="000000"/>
-        </w:rPr>
-        <w:t>ressources</w:t>
-      </w:r>
-      <w:proofErr w:type="spellEnd"/>
-      <w:r>
-        <w:rPr>
-          <w:color w:val="000000"/>
-        </w:rPr>
-        <w:t xml:space="preserve"> de la </w:t>
-      </w:r>
-      <w:proofErr w:type="spellStart"/>
-      <w:r>
-        <w:rPr>
-          <w:color w:val="000000"/>
-        </w:rPr>
-        <w:t>classe</w:t>
-      </w:r>
-      <w:proofErr w:type="spellEnd"/>
-      <w:r>
-        <w:rPr>
-          <w:color w:val="000000"/>
-        </w:rPr>
-        <w:t>, recherche/</w:t>
-      </w:r>
-      <w:proofErr w:type="spellStart"/>
-      <w:r>
-        <w:rPr>
-          <w:color w:val="000000"/>
-        </w:rPr>
-        <w:t>filtres</w:t>
-      </w:r>
-      <w:proofErr w:type="spellEnd"/>
-      <w:r>
-        <w:rPr>
-          <w:color w:val="000000"/>
-        </w:rPr>
-        <w:t xml:space="preserve">, et page de </w:t>
-      </w:r>
-      <w:proofErr w:type="spellStart"/>
-      <w:r>
-        <w:rPr>
-          <w:color w:val="000000"/>
-        </w:rPr>
-        <w:t>détail</w:t>
-      </w:r>
-      <w:proofErr w:type="spellEnd"/>
-      <w:r>
-        <w:rPr>
-          <w:color w:val="000000"/>
-        </w:rPr>
-        <w:t xml:space="preserve"> avec </w:t>
-      </w:r>
-      <w:proofErr w:type="spellStart"/>
-      <w:r>
-        <w:rPr>
-          <w:color w:val="000000"/>
-        </w:rPr>
-        <w:t>commentaires</w:t>
-      </w:r>
-      <w:proofErr w:type="spellEnd"/>
+        <w:t xml:space="preserve"> Portable Document Format</w:t>
+      </w:r>
     </w:p>
     <w:p>
       <w:pPr>
@@ -5967,25 +4095,26 @@
         <w:spacing w:after="120" w:line="360" w:lineRule="auto"/>
         <w:jc w:val="both"/>
       </w:pPr>
-      <w:r>
-        <w:rPr>
-          <w:color w:val="000000"/>
-        </w:rPr>
-        <w:t xml:space="preserve">Figure 4.8 — </w:t>
-      </w:r>
       <w:proofErr w:type="gramStart"/>
       <w:r>
         <w:rPr>
-          <w:color w:val="000000"/>
-        </w:rPr>
-        <w:t>captures :</w:t>
+          <w:b/>
+          <w:color w:val="000000"/>
+        </w:rPr>
+        <w:t>REST</w:t>
+      </w:r>
+      <w:r>
+        <w:rPr>
+          <w:color w:val="000000"/>
+        </w:rPr>
+        <w:t xml:space="preserve"> :</w:t>
       </w:r>
       <w:proofErr w:type="gramEnd"/>
       <w:r>
         <w:rPr>
           <w:color w:val="000000"/>
         </w:rPr>
-        <w:t xml:space="preserve"> cloche de notifications</w:t>
+        <w:t xml:space="preserve"> Representational State Transfer</w:t>
       </w:r>
     </w:p>
     <w:p>
@@ -5998,104 +4127,27 @@
         <w:spacing w:after="120" w:line="360" w:lineRule="auto"/>
         <w:jc w:val="both"/>
       </w:pPr>
-      <w:r>
-        <w:rPr>
-          <w:color w:val="000000"/>
-        </w:rPr>
-        <w:t xml:space="preserve">Figure 4.9 — </w:t>
-      </w:r>
       <w:proofErr w:type="gramStart"/>
       <w:r>
         <w:rPr>
-          <w:color w:val="000000"/>
-        </w:rPr>
-        <w:t>captures :</w:t>
+          <w:b/>
+          <w:color w:val="000000"/>
+        </w:rPr>
+        <w:t>SGBD</w:t>
+      </w:r>
+      <w:r>
+        <w:rPr>
+          <w:color w:val="000000"/>
+        </w:rPr>
+        <w:t xml:space="preserve"> :</w:t>
       </w:r>
       <w:proofErr w:type="gramEnd"/>
       <w:r>
         <w:rPr>
           <w:color w:val="000000"/>
         </w:rPr>
-        <w:t xml:space="preserve"> grille </w:t>
-      </w:r>
-      <w:proofErr w:type="spellStart"/>
-      <w:r>
-        <w:rPr>
-          <w:color w:val="000000"/>
-        </w:rPr>
-        <w:t>d’évaluation</w:t>
-      </w:r>
-      <w:proofErr w:type="spellEnd"/>
-      <w:r>
-        <w:rPr>
-          <w:color w:val="000000"/>
-        </w:rPr>
-        <w:t xml:space="preserve"> </w:t>
-      </w:r>
-      <w:proofErr w:type="spellStart"/>
-      <w:r>
-        <w:rPr>
-          <w:color w:val="000000"/>
-        </w:rPr>
-        <w:t>côté</w:t>
-      </w:r>
-      <w:proofErr w:type="spellEnd"/>
-      <w:r>
-        <w:rPr>
-          <w:color w:val="000000"/>
-        </w:rPr>
-        <w:t xml:space="preserve"> </w:t>
-      </w:r>
-      <w:proofErr w:type="spellStart"/>
-      <w:r>
-        <w:rPr>
-          <w:color w:val="000000"/>
-        </w:rPr>
-        <w:t>Étudiant</w:t>
-      </w:r>
-      <w:proofErr w:type="spellEnd"/>
-      <w:r>
-        <w:rPr>
-          <w:color w:val="000000"/>
-        </w:rPr>
-        <w:t xml:space="preserve"> et tableau des </w:t>
-      </w:r>
-      <w:proofErr w:type="spellStart"/>
-      <w:r>
-        <w:rPr>
-          <w:color w:val="000000"/>
-        </w:rPr>
-        <w:t>résultats</w:t>
-      </w:r>
-      <w:proofErr w:type="spellEnd"/>
-      <w:r>
-        <w:rPr>
-          <w:color w:val="000000"/>
-        </w:rPr>
-        <w:t xml:space="preserve"> agrégés </w:t>
-      </w:r>
-      <w:proofErr w:type="spellStart"/>
-      <w:r>
-        <w:rPr>
-          <w:color w:val="000000"/>
-        </w:rPr>
-        <w:t>côté</w:t>
-      </w:r>
-      <w:proofErr w:type="spellEnd"/>
-      <w:r>
-        <w:rPr>
-          <w:color w:val="000000"/>
-        </w:rPr>
-        <w:t xml:space="preserve"> </w:t>
-      </w:r>
-      <w:proofErr w:type="spellStart"/>
-      <w:r>
-        <w:rPr>
-          <w:color w:val="000000"/>
-        </w:rPr>
-        <w:t>Administrateur</w:t>
-      </w:r>
-      <w:proofErr w:type="spellEnd"/>
+        <w:t xml:space="preserve"> Système de Gestion de Base de Données</w:t>
+      </w:r>
     </w:p>
     <w:p>
       <w:pPr>
@@ -6107,24 +4159,89 @@
         <w:spacing w:after="120" w:line="360" w:lineRule="auto"/>
         <w:jc w:val="both"/>
       </w:pPr>
-      <w:r>
-        <w:rPr>
-          <w:color w:val="000000"/>
-        </w:rPr>
-        <w:t xml:space="preserve">Figure 4.10 — captures </w:t>
-      </w:r>
       <w:proofErr w:type="gramStart"/>
       <w:r>
         <w:rPr>
-          <w:color w:val="000000"/>
-        </w:rPr>
-        <w:t>mobiles :</w:t>
+          <w:b/>
+          <w:color w:val="000000"/>
+        </w:rPr>
+        <w:t>SQL</w:t>
+      </w:r>
+      <w:r>
+        <w:rPr>
+          <w:color w:val="000000"/>
+        </w:rPr>
+        <w:t xml:space="preserve"> :</w:t>
       </w:r>
       <w:proofErr w:type="gramEnd"/>
       <w:r>
         <w:rPr>
           <w:color w:val="000000"/>
         </w:rPr>
+        <w:t xml:space="preserve"> Structured Query Language</w:t>
+      </w:r>
+    </w:p>
+    <w:p>
+      <w:pPr>
+        <w:pStyle w:val="Compact"/>
+        <w:numPr>
+          <w:ilvl w:val="0"/>
+          <w:numId w:val="2"/>
+        </w:numPr>
+        <w:spacing w:after="120" w:line="360" w:lineRule="auto"/>
+        <w:jc w:val="both"/>
+      </w:pPr>
+      <w:proofErr w:type="gramStart"/>
+      <w:r>
+        <w:rPr>
+          <w:b/>
+          <w:color w:val="000000"/>
+        </w:rPr>
+        <w:t>UML</w:t>
+      </w:r>
+      <w:r>
+        <w:rPr>
+          <w:color w:val="000000"/>
+        </w:rPr>
+        <w:t xml:space="preserve"> :</w:t>
+      </w:r>
+      <w:proofErr w:type="gramEnd"/>
+      <w:r>
+        <w:rPr>
+          <w:color w:val="000000"/>
+        </w:rPr>
+        <w:t xml:space="preserve"> Unified Modeling Language</w:t>
+      </w:r>
+    </w:p>
+    <w:p>
+      <w:pPr>
+        <w:pStyle w:val="Compact"/>
+        <w:numPr>
+          <w:ilvl w:val="0"/>
+          <w:numId w:val="2"/>
+        </w:numPr>
+        <w:spacing w:after="120" w:line="360" w:lineRule="auto"/>
+        <w:jc w:val="both"/>
+      </w:pPr>
+      <w:proofErr w:type="gramStart"/>
+      <w:r>
+        <w:rPr>
+          <w:b/>
+          <w:color w:val="000000"/>
+        </w:rPr>
+        <w:t>UFR</w:t>
+      </w:r>
+      <w:r>
+        <w:rPr>
+          <w:color w:val="000000"/>
+        </w:rPr>
+        <w:t xml:space="preserve"> :</w:t>
+      </w:r>
+      <w:proofErr w:type="gramEnd"/>
+      <w:r>
+        <w:rPr>
+          <w:color w:val="000000"/>
+        </w:rPr>
         <w:t xml:space="preserve"> </w:t>
       </w:r>
       <w:proofErr w:type="spellStart"/>
@@ -6132,70 +4249,92 @@
         <w:rPr>
           <w:color w:val="000000"/>
         </w:rPr>
-        <w:t>accueil</w:t>
-      </w:r>
-      <w:proofErr w:type="spellEnd"/>
-      <w:r>
-        <w:rPr>
-          <w:color w:val="000000"/>
-        </w:rPr>
-        <w:t xml:space="preserve">, consultation </w:t>
-      </w:r>
-      <w:proofErr w:type="spellStart"/>
-      <w:r>
-        <w:rPr>
-          <w:color w:val="000000"/>
-        </w:rPr>
-        <w:t>d’une</w:t>
-      </w:r>
-      <w:proofErr w:type="spellEnd"/>
-      <w:r>
-        <w:rPr>
-          <w:color w:val="000000"/>
-        </w:rPr>
-        <w:t xml:space="preserve"> </w:t>
-      </w:r>
-      <w:proofErr w:type="spellStart"/>
-      <w:r>
-        <w:rPr>
-          <w:color w:val="000000"/>
-        </w:rPr>
-        <w:t>ressource</w:t>
-      </w:r>
-      <w:proofErr w:type="spellEnd"/>
-      <w:r>
-        <w:rPr>
-          <w:color w:val="000000"/>
-        </w:rPr>
-        <w:t xml:space="preserve">, </w:t>
-      </w:r>
-      <w:proofErr w:type="spellStart"/>
-      <w:r>
-        <w:rPr>
-          <w:color w:val="000000"/>
-        </w:rPr>
-        <w:t>écran</w:t>
-      </w:r>
-      <w:proofErr w:type="spellEnd"/>
-      <w:r>
-        <w:rPr>
-          <w:color w:val="000000"/>
-        </w:rPr>
-        <w:t xml:space="preserve"> hors-</w:t>
-      </w:r>
-      <w:proofErr w:type="spellStart"/>
-      <w:r>
-        <w:rPr>
-          <w:color w:val="000000"/>
-        </w:rPr>
-        <w:t>ligne</w:t>
-      </w:r>
-      <w:proofErr w:type="spellEnd"/>
-      <w:r>
-        <w:rPr>
-          <w:color w:val="000000"/>
-        </w:rPr>
-        <w:t>, notification push</w:t>
+        <w:t>Unité</w:t>
+      </w:r>
+      <w:proofErr w:type="spellEnd"/>
+      <w:r>
+        <w:rPr>
+          <w:color w:val="000000"/>
+        </w:rPr>
+        <w:t xml:space="preserve"> de Formation et de Recherche</w:t>
+      </w:r>
+    </w:p>
+    <w:p>
+      <w:pPr>
+        <w:pStyle w:val="Compact"/>
+        <w:numPr>
+          <w:ilvl w:val="0"/>
+          <w:numId w:val="2"/>
+        </w:numPr>
+        <w:spacing w:after="120" w:line="360" w:lineRule="auto"/>
+        <w:jc w:val="both"/>
+      </w:pPr>
+      <w:proofErr w:type="gramStart"/>
+      <w:r>
+        <w:rPr>
+          <w:b/>
+          <w:color w:val="000000"/>
+        </w:rPr>
+        <w:t>VPS</w:t>
+      </w:r>
+      <w:r>
+        <w:rPr>
+          <w:color w:val="000000"/>
+        </w:rPr>
+        <w:t xml:space="preserve"> :</w:t>
+      </w:r>
+      <w:proofErr w:type="gramEnd"/>
+      <w:r>
+        <w:rPr>
+          <w:color w:val="000000"/>
+        </w:rPr>
+        <w:t xml:space="preserve"> Virtual Private Server</w:t>
+      </w:r>
+    </w:p>
+    <w:p>
+      <w:pPr>
+        <w:pStyle w:val="Compact"/>
+        <w:numPr>
+          <w:ilvl w:val="0"/>
+          <w:numId w:val="2"/>
+        </w:numPr>
+        <w:spacing w:after="120" w:line="360" w:lineRule="auto"/>
+        <w:jc w:val="both"/>
+      </w:pPr>
+      <w:proofErr w:type="gramStart"/>
+      <w:r>
+        <w:rPr>
+          <w:b/>
+          <w:color w:val="000000"/>
+        </w:rPr>
+        <w:t>ZPD</w:t>
+      </w:r>
+      <w:r>
+        <w:rPr>
+          <w:color w:val="000000"/>
+        </w:rPr>
+        <w:t xml:space="preserve"> :</w:t>
+      </w:r>
+      <w:proofErr w:type="gramEnd"/>
+      <w:r>
+        <w:rPr>
+          <w:color w:val="000000"/>
+        </w:rPr>
+        <w:t xml:space="preserve"> Zone </w:t>
+      </w:r>
+      <w:proofErr w:type="spellStart"/>
+      <w:r>
+        <w:rPr>
+          <w:color w:val="000000"/>
+        </w:rPr>
+        <w:t>Proximale</w:t>
+      </w:r>
+      <w:proofErr w:type="spellEnd"/>
+      <w:r>
+        <w:rPr>
+          <w:color w:val="000000"/>
+        </w:rPr>
+        <w:t xml:space="preserve"> de Développement</w:t>
       </w:r>
     </w:p>
     <w:p>
@@ -6204,24 +4343,18 @@
         <w:spacing w:after="240" w:line="276" w:lineRule="auto"/>
         <w:jc w:val="center"/>
       </w:pPr>
-      <w:bookmarkStart w:id="5" w:name="liste-des-tableaux"/>
       <w:r>
         <w:rPr>
           <w:b/>
           <w:color w:val="000000"/>
           <w:sz w:val="28"/>
         </w:rPr>
-        <w:t>LISTE DES TABLEAUX</w:t>
-      </w:r>
-      <w:bookmarkEnd w:id="5"/>
-    </w:p>
-    <w:p>
-      <w:pPr>
-        <w:pStyle w:val="Compact"/>
-        <w:numPr>
-          <w:ilvl w:val="0"/>
-          <w:numId w:val="3"/>
-        </w:numPr>
+        <w:t>RÉSUMÉ</w:t>
+      </w:r>
+    </w:p>
+    <w:p>
+      <w:pPr>
+        <w:pStyle w:val="FirstParagraph"/>
         <w:spacing w:after="120" w:line="360" w:lineRule="auto"/>
         <w:jc w:val="both"/>
       </w:pPr>
@@ -6229,38 +4362,529 @@
         <w:rPr>
           <w:color w:val="000000"/>
         </w:rPr>
-        <w:t xml:space="preserve">Tableau 3.1 — Matrice des droits par </w:t>
-      </w:r>
-      <w:proofErr w:type="spellStart"/>
-      <w:r>
-        <w:rPr>
-          <w:color w:val="000000"/>
-        </w:rPr>
-        <w:t>fonctionnalité</w:t>
-      </w:r>
-      <w:proofErr w:type="spellEnd"/>
-      <w:r>
-        <w:rPr>
-          <w:color w:val="000000"/>
-        </w:rPr>
-        <w:t xml:space="preserve"> et par </w:t>
-      </w:r>
-      <w:proofErr w:type="spellStart"/>
-      <w:r>
-        <w:rPr>
-          <w:color w:val="000000"/>
-        </w:rPr>
-        <w:t>rôle</w:t>
-      </w:r>
-      <w:proofErr w:type="spellEnd"/>
-    </w:p>
-    <w:p>
-      <w:pPr>
-        <w:pStyle w:val="Compact"/>
-        <w:numPr>
-          <w:ilvl w:val="0"/>
-          <w:numId w:val="3"/>
-        </w:numPr>
+        <w:t xml:space="preserve">La diffusion des </w:t>
+      </w:r>
+      <w:proofErr w:type="spellStart"/>
+      <w:r>
+        <w:rPr>
+          <w:color w:val="000000"/>
+        </w:rPr>
+        <w:t>ressources</w:t>
+      </w:r>
+      <w:proofErr w:type="spellEnd"/>
+      <w:r>
+        <w:rPr>
+          <w:color w:val="000000"/>
+        </w:rPr>
+        <w:t xml:space="preserve"> </w:t>
+      </w:r>
+      <w:proofErr w:type="spellStart"/>
+      <w:r>
+        <w:rPr>
+          <w:color w:val="000000"/>
+        </w:rPr>
+        <w:t>pédagogiques</w:t>
+      </w:r>
+      <w:proofErr w:type="spellEnd"/>
+      <w:r>
+        <w:rPr>
+          <w:color w:val="000000"/>
+        </w:rPr>
+        <w:t xml:space="preserve"> au sein des </w:t>
+      </w:r>
+      <w:proofErr w:type="spellStart"/>
+      <w:r>
+        <w:rPr>
+          <w:color w:val="000000"/>
+        </w:rPr>
+        <w:t>établissements</w:t>
+      </w:r>
+      <w:proofErr w:type="spellEnd"/>
+      <w:r>
+        <w:rPr>
+          <w:color w:val="000000"/>
+        </w:rPr>
+        <w:t xml:space="preserve"> </w:t>
+      </w:r>
+      <w:proofErr w:type="spellStart"/>
+      <w:r>
+        <w:rPr>
+          <w:color w:val="000000"/>
+        </w:rPr>
+        <w:t>d’enseignement</w:t>
+      </w:r>
+      <w:proofErr w:type="spellEnd"/>
+      <w:r>
+        <w:rPr>
+          <w:color w:val="000000"/>
+        </w:rPr>
+        <w:t xml:space="preserve"> supérieur repose encore </w:t>
+      </w:r>
+      <w:proofErr w:type="spellStart"/>
+      <w:r>
+        <w:rPr>
+          <w:color w:val="000000"/>
+        </w:rPr>
+        <w:t>fréquemment</w:t>
+      </w:r>
+      <w:proofErr w:type="spellEnd"/>
+      <w:r>
+        <w:rPr>
+          <w:color w:val="000000"/>
+        </w:rPr>
+        <w:t xml:space="preserve"> sur des </w:t>
+      </w:r>
+      <w:proofErr w:type="spellStart"/>
+      <w:r>
+        <w:rPr>
+          <w:color w:val="000000"/>
+        </w:rPr>
+        <w:t>canaux</w:t>
+      </w:r>
+      <w:proofErr w:type="spellEnd"/>
+      <w:r>
+        <w:rPr>
+          <w:color w:val="000000"/>
+        </w:rPr>
+        <w:t xml:space="preserve"> </w:t>
+      </w:r>
+      <w:proofErr w:type="spellStart"/>
+      <w:r>
+        <w:rPr>
+          <w:color w:val="000000"/>
+        </w:rPr>
+        <w:t>informels</w:t>
+      </w:r>
+      <w:proofErr w:type="spellEnd"/>
+      <w:r>
+        <w:rPr>
+          <w:color w:val="000000"/>
+        </w:rPr>
+        <w:t xml:space="preserve"> (</w:t>
+      </w:r>
+      <w:proofErr w:type="spellStart"/>
+      <w:r>
+        <w:rPr>
+          <w:color w:val="000000"/>
+        </w:rPr>
+        <w:t>groupes</w:t>
+      </w:r>
+      <w:proofErr w:type="spellEnd"/>
+      <w:r>
+        <w:rPr>
+          <w:color w:val="000000"/>
+        </w:rPr>
+        <w:t xml:space="preserve"> de </w:t>
+      </w:r>
+      <w:proofErr w:type="spellStart"/>
+      <w:r>
+        <w:rPr>
+          <w:color w:val="000000"/>
+        </w:rPr>
+        <w:t>messagerie</w:t>
+      </w:r>
+      <w:proofErr w:type="spellEnd"/>
+      <w:r>
+        <w:rPr>
+          <w:color w:val="000000"/>
+        </w:rPr>
+        <w:t xml:space="preserve"> </w:t>
+      </w:r>
+      <w:proofErr w:type="spellStart"/>
+      <w:r>
+        <w:rPr>
+          <w:color w:val="000000"/>
+        </w:rPr>
+        <w:t>instantanée</w:t>
+      </w:r>
+      <w:proofErr w:type="spellEnd"/>
+      <w:r>
+        <w:rPr>
+          <w:color w:val="000000"/>
+        </w:rPr>
+        <w:t xml:space="preserve">, </w:t>
+      </w:r>
+      <w:proofErr w:type="spellStart"/>
+      <w:r>
+        <w:rPr>
+          <w:color w:val="000000"/>
+        </w:rPr>
+        <w:t>échanges</w:t>
+      </w:r>
+      <w:proofErr w:type="spellEnd"/>
+      <w:r>
+        <w:rPr>
+          <w:color w:val="000000"/>
+        </w:rPr>
+        <w:t xml:space="preserve"> de </w:t>
+      </w:r>
+      <w:proofErr w:type="spellStart"/>
+      <w:r>
+        <w:rPr>
+          <w:color w:val="000000"/>
+        </w:rPr>
+        <w:t>fichiers</w:t>
+      </w:r>
+      <w:proofErr w:type="spellEnd"/>
+      <w:r>
+        <w:rPr>
+          <w:color w:val="000000"/>
+        </w:rPr>
+        <w:t xml:space="preserve">, </w:t>
+      </w:r>
+      <w:proofErr w:type="spellStart"/>
+      <w:r>
+        <w:rPr>
+          <w:color w:val="000000"/>
+        </w:rPr>
+        <w:t>courriels</w:t>
+      </w:r>
+      <w:proofErr w:type="spellEnd"/>
+      <w:r>
+        <w:rPr>
+          <w:color w:val="000000"/>
+        </w:rPr>
+        <w:t xml:space="preserve">) qui </w:t>
+      </w:r>
+      <w:proofErr w:type="spellStart"/>
+      <w:r>
+        <w:rPr>
+          <w:color w:val="000000"/>
+        </w:rPr>
+        <w:t>entraînent</w:t>
+      </w:r>
+      <w:proofErr w:type="spellEnd"/>
+      <w:r>
+        <w:rPr>
+          <w:color w:val="000000"/>
+        </w:rPr>
+        <w:t xml:space="preserve"> la dispersion des documents, la </w:t>
+      </w:r>
+      <w:proofErr w:type="spellStart"/>
+      <w:r>
+        <w:rPr>
+          <w:color w:val="000000"/>
+        </w:rPr>
+        <w:t>perte</w:t>
+      </w:r>
+      <w:proofErr w:type="spellEnd"/>
+      <w:r>
+        <w:rPr>
+          <w:color w:val="000000"/>
+        </w:rPr>
+        <w:t xml:space="preserve"> </w:t>
+      </w:r>
+      <w:proofErr w:type="spellStart"/>
+      <w:r>
+        <w:rPr>
+          <w:color w:val="000000"/>
+        </w:rPr>
+        <w:t>d’information</w:t>
+      </w:r>
+      <w:proofErr w:type="spellEnd"/>
+      <w:r>
+        <w:rPr>
+          <w:color w:val="000000"/>
+        </w:rPr>
+        <w:t xml:space="preserve"> et un </w:t>
+      </w:r>
+      <w:proofErr w:type="spellStart"/>
+      <w:r>
+        <w:rPr>
+          <w:color w:val="000000"/>
+        </w:rPr>
+        <w:t>accès</w:t>
+      </w:r>
+      <w:proofErr w:type="spellEnd"/>
+      <w:r>
+        <w:rPr>
+          <w:color w:val="000000"/>
+        </w:rPr>
+        <w:t xml:space="preserve"> </w:t>
+      </w:r>
+      <w:proofErr w:type="spellStart"/>
+      <w:r>
+        <w:rPr>
+          <w:color w:val="000000"/>
+        </w:rPr>
+        <w:t>inégal</w:t>
+      </w:r>
+      <w:proofErr w:type="spellEnd"/>
+      <w:r>
+        <w:rPr>
+          <w:color w:val="000000"/>
+        </w:rPr>
+        <w:t xml:space="preserve"> au savoir. Ce </w:t>
+      </w:r>
+      <w:proofErr w:type="spellStart"/>
+      <w:r>
+        <w:rPr>
+          <w:color w:val="000000"/>
+        </w:rPr>
+        <w:t>mémoire</w:t>
+      </w:r>
+      <w:proofErr w:type="spellEnd"/>
+      <w:r>
+        <w:rPr>
+          <w:color w:val="000000"/>
+        </w:rPr>
+        <w:t xml:space="preserve"> </w:t>
+      </w:r>
+      <w:proofErr w:type="spellStart"/>
+      <w:r>
+        <w:rPr>
+          <w:color w:val="000000"/>
+        </w:rPr>
+        <w:t>porte</w:t>
+      </w:r>
+      <w:proofErr w:type="spellEnd"/>
+      <w:r>
+        <w:rPr>
+          <w:color w:val="000000"/>
+        </w:rPr>
+        <w:t xml:space="preserve"> sur la conception et la </w:t>
+      </w:r>
+      <w:proofErr w:type="spellStart"/>
+      <w:r>
+        <w:rPr>
+          <w:color w:val="000000"/>
+        </w:rPr>
+        <w:t>réalisation</w:t>
+      </w:r>
+      <w:proofErr w:type="spellEnd"/>
+      <w:r>
+        <w:rPr>
+          <w:color w:val="000000"/>
+        </w:rPr>
+        <w:t xml:space="preserve"> </w:t>
+      </w:r>
+      <w:proofErr w:type="spellStart"/>
+      <w:r>
+        <w:rPr>
+          <w:color w:val="000000"/>
+        </w:rPr>
+        <w:t>d’AFI</w:t>
+      </w:r>
+      <w:proofErr w:type="spellEnd"/>
+      <w:r>
+        <w:rPr>
+          <w:color w:val="000000"/>
+        </w:rPr>
+        <w:t xml:space="preserve">-DOCS, </w:t>
+      </w:r>
+      <w:proofErr w:type="spellStart"/>
+      <w:r>
+        <w:rPr>
+          <w:color w:val="000000"/>
+        </w:rPr>
+        <w:t>une</w:t>
+      </w:r>
+      <w:proofErr w:type="spellEnd"/>
+      <w:r>
+        <w:rPr>
+          <w:color w:val="000000"/>
+        </w:rPr>
+        <w:t xml:space="preserve"> </w:t>
+      </w:r>
+      <w:proofErr w:type="spellStart"/>
+      <w:r>
+        <w:rPr>
+          <w:color w:val="000000"/>
+        </w:rPr>
+        <w:t>plateforme</w:t>
+      </w:r>
+      <w:proofErr w:type="spellEnd"/>
+      <w:r>
+        <w:rPr>
+          <w:color w:val="000000"/>
+        </w:rPr>
+        <w:t xml:space="preserve"> web et mobile </w:t>
+      </w:r>
+      <w:proofErr w:type="spellStart"/>
+      <w:r>
+        <w:rPr>
+          <w:color w:val="000000"/>
+        </w:rPr>
+        <w:t>destinée</w:t>
+      </w:r>
+      <w:proofErr w:type="spellEnd"/>
+      <w:r>
+        <w:rPr>
+          <w:color w:val="000000"/>
+        </w:rPr>
+        <w:t xml:space="preserve"> à </w:t>
+      </w:r>
+      <w:proofErr w:type="spellStart"/>
+      <w:r>
+        <w:rPr>
+          <w:b/>
+          <w:color w:val="000000"/>
+        </w:rPr>
+        <w:t>centraliser</w:t>
+      </w:r>
+      <w:proofErr w:type="spellEnd"/>
+      <w:r>
+        <w:rPr>
+          <w:b/>
+          <w:color w:val="000000"/>
+        </w:rPr>
+        <w:t xml:space="preserve">, </w:t>
+      </w:r>
+      <w:proofErr w:type="spellStart"/>
+      <w:r>
+        <w:rPr>
+          <w:b/>
+          <w:color w:val="000000"/>
+        </w:rPr>
+        <w:t>organiser</w:t>
+      </w:r>
+      <w:proofErr w:type="spellEnd"/>
+      <w:r>
+        <w:rPr>
+          <w:b/>
+          <w:color w:val="000000"/>
+        </w:rPr>
+        <w:t xml:space="preserve"> et diffuser de manière </w:t>
+      </w:r>
+      <w:proofErr w:type="spellStart"/>
+      <w:r>
+        <w:rPr>
+          <w:b/>
+          <w:color w:val="000000"/>
+        </w:rPr>
+        <w:t>structurée</w:t>
+      </w:r>
+      <w:proofErr w:type="spellEnd"/>
+      <w:r>
+        <w:rPr>
+          <w:color w:val="000000"/>
+        </w:rPr>
+        <w:t xml:space="preserve"> les </w:t>
+      </w:r>
+      <w:proofErr w:type="spellStart"/>
+      <w:r>
+        <w:rPr>
+          <w:color w:val="000000"/>
+        </w:rPr>
+        <w:t>ressources</w:t>
+      </w:r>
+      <w:proofErr w:type="spellEnd"/>
+      <w:r>
+        <w:rPr>
+          <w:color w:val="000000"/>
+        </w:rPr>
+        <w:t xml:space="preserve"> </w:t>
+      </w:r>
+      <w:proofErr w:type="spellStart"/>
+      <w:r>
+        <w:rPr>
+          <w:color w:val="000000"/>
+        </w:rPr>
+        <w:t>pédagogiques</w:t>
+      </w:r>
+      <w:proofErr w:type="spellEnd"/>
+      <w:r>
+        <w:rPr>
+          <w:color w:val="000000"/>
+        </w:rPr>
+        <w:t xml:space="preserve"> </w:t>
+      </w:r>
+      <w:proofErr w:type="spellStart"/>
+      <w:r>
+        <w:rPr>
+          <w:color w:val="000000"/>
+        </w:rPr>
+        <w:t>d’AFI</w:t>
+      </w:r>
+      <w:proofErr w:type="spellEnd"/>
+      <w:r>
+        <w:rPr>
+          <w:color w:val="000000"/>
+        </w:rPr>
+        <w:t xml:space="preserve"> — </w:t>
+      </w:r>
+      <w:proofErr w:type="spellStart"/>
+      <w:r>
+        <w:rPr>
+          <w:color w:val="000000"/>
+        </w:rPr>
+        <w:t>L’Université</w:t>
+      </w:r>
+      <w:proofErr w:type="spellEnd"/>
+      <w:r>
+        <w:rPr>
+          <w:color w:val="000000"/>
+        </w:rPr>
+        <w:t xml:space="preserve"> de </w:t>
+      </w:r>
+      <w:proofErr w:type="spellStart"/>
+      <w:r>
+        <w:rPr>
+          <w:color w:val="000000"/>
+        </w:rPr>
+        <w:t>l’Entreprise</w:t>
+      </w:r>
+      <w:proofErr w:type="spellEnd"/>
+      <w:r>
+        <w:rPr>
+          <w:color w:val="000000"/>
+        </w:rPr>
+        <w:t xml:space="preserve">, avec </w:t>
+      </w:r>
+      <w:proofErr w:type="spellStart"/>
+      <w:r>
+        <w:rPr>
+          <w:color w:val="000000"/>
+        </w:rPr>
+        <w:t>une</w:t>
+      </w:r>
+      <w:proofErr w:type="spellEnd"/>
+      <w:r>
+        <w:rPr>
+          <w:color w:val="000000"/>
+        </w:rPr>
+        <w:t xml:space="preserve"> consultation possible </w:t>
+      </w:r>
+      <w:r>
+        <w:rPr>
+          <w:b/>
+          <w:color w:val="000000"/>
+        </w:rPr>
+        <w:t xml:space="preserve">hors </w:t>
+      </w:r>
+      <w:proofErr w:type="spellStart"/>
+      <w:r>
+        <w:rPr>
+          <w:b/>
+          <w:color w:val="000000"/>
+        </w:rPr>
+        <w:t>connexion</w:t>
+      </w:r>
+      <w:proofErr w:type="spellEnd"/>
+      <w:r>
+        <w:rPr>
+          <w:color w:val="000000"/>
+        </w:rPr>
+        <w:t xml:space="preserve"> sur </w:t>
+      </w:r>
+      <w:proofErr w:type="spellStart"/>
+      <w:r>
+        <w:rPr>
+          <w:color w:val="000000"/>
+        </w:rPr>
+        <w:t>l’application</w:t>
+      </w:r>
+      <w:proofErr w:type="spellEnd"/>
+      <w:r>
+        <w:rPr>
+          <w:color w:val="000000"/>
+        </w:rPr>
+        <w:t xml:space="preserve"> mobile.</w:t>
+      </w:r>
+    </w:p>
+    <w:p>
+      <w:pPr>
+        <w:pStyle w:val="Corpsdetexte"/>
         <w:spacing w:after="120" w:line="360" w:lineRule="auto"/>
         <w:jc w:val="both"/>
       </w:pPr>
@@ -6268,100 +4892,824 @@
         <w:rPr>
           <w:color w:val="000000"/>
         </w:rPr>
-        <w:t xml:space="preserve">Tableau 3.2 — </w:t>
-      </w:r>
-      <w:proofErr w:type="spellStart"/>
-      <w:r>
-        <w:rPr>
-          <w:color w:val="000000"/>
-        </w:rPr>
-        <w:t>Organisation</w:t>
-      </w:r>
-      <w:proofErr w:type="spellEnd"/>
-      <w:r>
-        <w:rPr>
-          <w:color w:val="000000"/>
-        </w:rPr>
-        <w:t xml:space="preserve"> Scrum</w:t>
-      </w:r>
-    </w:p>
-    <w:p>
-      <w:pPr>
-        <w:pStyle w:val="Compact"/>
-        <w:numPr>
-          <w:ilvl w:val="0"/>
-          <w:numId w:val="3"/>
-        </w:numPr>
+        <w:t xml:space="preserve">La démarche </w:t>
+      </w:r>
+      <w:proofErr w:type="spellStart"/>
+      <w:r>
+        <w:rPr>
+          <w:color w:val="000000"/>
+        </w:rPr>
+        <w:t>associe</w:t>
+      </w:r>
+      <w:proofErr w:type="spellEnd"/>
+      <w:r>
+        <w:rPr>
+          <w:color w:val="000000"/>
+        </w:rPr>
+        <w:t xml:space="preserve"> </w:t>
+      </w:r>
+      <w:proofErr w:type="spellStart"/>
+      <w:r>
+        <w:rPr>
+          <w:color w:val="000000"/>
+        </w:rPr>
+        <w:t>une</w:t>
+      </w:r>
+      <w:proofErr w:type="spellEnd"/>
+      <w:r>
+        <w:rPr>
+          <w:color w:val="000000"/>
+        </w:rPr>
+        <w:t xml:space="preserve"> revue </w:t>
+      </w:r>
+      <w:proofErr w:type="spellStart"/>
+      <w:r>
+        <w:rPr>
+          <w:color w:val="000000"/>
+        </w:rPr>
+        <w:t>conceptuelle</w:t>
+      </w:r>
+      <w:proofErr w:type="spellEnd"/>
+      <w:r>
+        <w:rPr>
+          <w:color w:val="000000"/>
+        </w:rPr>
+        <w:t xml:space="preserve"> et critique (</w:t>
+      </w:r>
+      <w:proofErr w:type="spellStart"/>
+      <w:r>
+        <w:rPr>
+          <w:color w:val="000000"/>
+        </w:rPr>
+        <w:t>systèmes</w:t>
+      </w:r>
+      <w:proofErr w:type="spellEnd"/>
+      <w:r>
+        <w:rPr>
+          <w:color w:val="000000"/>
+        </w:rPr>
+        <w:t xml:space="preserve"> de gestion de </w:t>
+      </w:r>
+      <w:proofErr w:type="spellStart"/>
+      <w:r>
+        <w:rPr>
+          <w:color w:val="000000"/>
+        </w:rPr>
+        <w:t>l’apprentissage</w:t>
+      </w:r>
+      <w:proofErr w:type="spellEnd"/>
+      <w:r>
+        <w:rPr>
+          <w:color w:val="000000"/>
+        </w:rPr>
+        <w:t xml:space="preserve">, </w:t>
+      </w:r>
+      <w:proofErr w:type="spellStart"/>
+      <w:r>
+        <w:rPr>
+          <w:color w:val="000000"/>
+        </w:rPr>
+        <w:t>plateformes</w:t>
+      </w:r>
+      <w:proofErr w:type="spellEnd"/>
+      <w:r>
+        <w:rPr>
+          <w:color w:val="000000"/>
+        </w:rPr>
+        <w:t xml:space="preserve"> collaboratives, architectures REST, </w:t>
+      </w:r>
+      <w:proofErr w:type="spellStart"/>
+      <w:r>
+        <w:rPr>
+          <w:color w:val="000000"/>
+        </w:rPr>
+        <w:t>approche</w:t>
+      </w:r>
+      <w:proofErr w:type="spellEnd"/>
+      <w:r>
+        <w:rPr>
+          <w:color w:val="000000"/>
+        </w:rPr>
+        <w:t xml:space="preserve"> offline-first), </w:t>
+      </w:r>
+      <w:proofErr w:type="spellStart"/>
+      <w:r>
+        <w:rPr>
+          <w:color w:val="000000"/>
+        </w:rPr>
+        <w:t>une</w:t>
+      </w:r>
+      <w:proofErr w:type="spellEnd"/>
+      <w:r>
+        <w:rPr>
+          <w:color w:val="000000"/>
+        </w:rPr>
+        <w:t xml:space="preserve"> </w:t>
+      </w:r>
+      <w:proofErr w:type="spellStart"/>
+      <w:r>
+        <w:rPr>
+          <w:color w:val="000000"/>
+        </w:rPr>
+        <w:t>modélisation</w:t>
+      </w:r>
+      <w:proofErr w:type="spellEnd"/>
+      <w:r>
+        <w:rPr>
+          <w:color w:val="000000"/>
+        </w:rPr>
+        <w:t xml:space="preserve"> UML, un </w:t>
+      </w:r>
+      <w:proofErr w:type="spellStart"/>
+      <w:r>
+        <w:rPr>
+          <w:color w:val="000000"/>
+        </w:rPr>
+        <w:t>développement</w:t>
+      </w:r>
+      <w:proofErr w:type="spellEnd"/>
+      <w:r>
+        <w:rPr>
+          <w:color w:val="000000"/>
+        </w:rPr>
+        <w:t xml:space="preserve"> </w:t>
+      </w:r>
+      <w:proofErr w:type="spellStart"/>
+      <w:r>
+        <w:rPr>
+          <w:color w:val="000000"/>
+        </w:rPr>
+        <w:t>itératif</w:t>
+      </w:r>
+      <w:proofErr w:type="spellEnd"/>
+      <w:r>
+        <w:rPr>
+          <w:color w:val="000000"/>
+        </w:rPr>
+        <w:t xml:space="preserve"> </w:t>
+      </w:r>
+      <w:proofErr w:type="spellStart"/>
+      <w:r>
+        <w:rPr>
+          <w:color w:val="000000"/>
+        </w:rPr>
+        <w:t>selon</w:t>
+      </w:r>
+      <w:proofErr w:type="spellEnd"/>
+      <w:r>
+        <w:rPr>
+          <w:color w:val="000000"/>
+        </w:rPr>
+        <w:t xml:space="preserve"> la </w:t>
+      </w:r>
+      <w:proofErr w:type="spellStart"/>
+      <w:r>
+        <w:rPr>
+          <w:color w:val="000000"/>
+        </w:rPr>
+        <w:t>méthode</w:t>
+      </w:r>
+      <w:proofErr w:type="spellEnd"/>
+      <w:r>
+        <w:rPr>
+          <w:color w:val="000000"/>
+        </w:rPr>
+        <w:t xml:space="preserve"> Agile Scrum, </w:t>
+      </w:r>
+      <w:proofErr w:type="spellStart"/>
+      <w:r>
+        <w:rPr>
+          <w:color w:val="000000"/>
+        </w:rPr>
+        <w:t>une</w:t>
+      </w:r>
+      <w:proofErr w:type="spellEnd"/>
+      <w:r>
+        <w:rPr>
+          <w:color w:val="000000"/>
+        </w:rPr>
+        <w:t xml:space="preserve"> </w:t>
+      </w:r>
+      <w:proofErr w:type="spellStart"/>
+      <w:r>
+        <w:rPr>
+          <w:color w:val="000000"/>
+        </w:rPr>
+        <w:t>enquête</w:t>
+      </w:r>
+      <w:proofErr w:type="spellEnd"/>
+      <w:r>
+        <w:rPr>
+          <w:color w:val="000000"/>
+        </w:rPr>
+        <w:t xml:space="preserve"> par questionnaire </w:t>
+      </w:r>
+      <w:proofErr w:type="spellStart"/>
+      <w:r>
+        <w:rPr>
+          <w:color w:val="000000"/>
+        </w:rPr>
+        <w:t>auprès</w:t>
+      </w:r>
+      <w:proofErr w:type="spellEnd"/>
+      <w:r>
+        <w:rPr>
+          <w:color w:val="000000"/>
+        </w:rPr>
+        <w:t xml:space="preserve"> de la </w:t>
+      </w:r>
+      <w:proofErr w:type="spellStart"/>
+      <w:r>
+        <w:rPr>
+          <w:color w:val="000000"/>
+        </w:rPr>
+        <w:t>communauté</w:t>
+      </w:r>
+      <w:proofErr w:type="spellEnd"/>
+      <w:r>
+        <w:rPr>
+          <w:color w:val="000000"/>
+        </w:rPr>
+        <w:t xml:space="preserve"> AFI et </w:t>
+      </w:r>
+      <w:proofErr w:type="spellStart"/>
+      <w:r>
+        <w:rPr>
+          <w:color w:val="000000"/>
+        </w:rPr>
+        <w:t>une</w:t>
+      </w:r>
+      <w:proofErr w:type="spellEnd"/>
+      <w:r>
+        <w:rPr>
+          <w:color w:val="000000"/>
+        </w:rPr>
+        <w:t xml:space="preserve"> </w:t>
+      </w:r>
+      <w:proofErr w:type="spellStart"/>
+      <w:r>
+        <w:rPr>
+          <w:color w:val="000000"/>
+        </w:rPr>
+        <w:t>campagne</w:t>
+      </w:r>
+      <w:proofErr w:type="spellEnd"/>
+      <w:r>
+        <w:rPr>
+          <w:color w:val="000000"/>
+        </w:rPr>
+        <w:t xml:space="preserve"> de tests </w:t>
+      </w:r>
+      <w:proofErr w:type="spellStart"/>
+      <w:r>
+        <w:rPr>
+          <w:color w:val="000000"/>
+        </w:rPr>
+        <w:t>fonctionnels</w:t>
+      </w:r>
+      <w:proofErr w:type="spellEnd"/>
+      <w:r>
+        <w:rPr>
+          <w:color w:val="000000"/>
+        </w:rPr>
+        <w:t xml:space="preserve"> sur la </w:t>
+      </w:r>
+      <w:proofErr w:type="spellStart"/>
+      <w:r>
+        <w:rPr>
+          <w:color w:val="000000"/>
+        </w:rPr>
+        <w:t>plateforme</w:t>
+      </w:r>
+      <w:proofErr w:type="spellEnd"/>
+      <w:r>
+        <w:rPr>
+          <w:color w:val="000000"/>
+        </w:rPr>
+        <w:t xml:space="preserve"> </w:t>
+      </w:r>
+      <w:proofErr w:type="spellStart"/>
+      <w:r>
+        <w:rPr>
+          <w:color w:val="000000"/>
+        </w:rPr>
+        <w:t>déployée</w:t>
+      </w:r>
+      <w:proofErr w:type="spellEnd"/>
+      <w:r>
+        <w:rPr>
+          <w:color w:val="000000"/>
+        </w:rPr>
+        <w:t xml:space="preserve">. Les </w:t>
+      </w:r>
+      <w:proofErr w:type="spellStart"/>
+      <w:r>
+        <w:rPr>
+          <w:color w:val="000000"/>
+        </w:rPr>
+        <w:t>résultats</w:t>
+      </w:r>
+      <w:proofErr w:type="spellEnd"/>
+      <w:r>
+        <w:rPr>
+          <w:color w:val="000000"/>
+        </w:rPr>
+        <w:t xml:space="preserve"> </w:t>
+      </w:r>
+      <w:proofErr w:type="spellStart"/>
+      <w:r>
+        <w:rPr>
+          <w:color w:val="000000"/>
+        </w:rPr>
+        <w:t>montrent</w:t>
+      </w:r>
+      <w:proofErr w:type="spellEnd"/>
+      <w:r>
+        <w:rPr>
+          <w:color w:val="000000"/>
+        </w:rPr>
+        <w:t xml:space="preserve"> </w:t>
+      </w:r>
+      <w:proofErr w:type="spellStart"/>
+      <w:r>
+        <w:rPr>
+          <w:color w:val="000000"/>
+        </w:rPr>
+        <w:t>qu’AFI</w:t>
+      </w:r>
+      <w:proofErr w:type="spellEnd"/>
+      <w:r>
+        <w:rPr>
+          <w:color w:val="000000"/>
+        </w:rPr>
+        <w:t xml:space="preserve">-DOCS </w:t>
+      </w:r>
+      <w:proofErr w:type="spellStart"/>
+      <w:r>
+        <w:rPr>
+          <w:color w:val="000000"/>
+        </w:rPr>
+        <w:t>répond</w:t>
+      </w:r>
+      <w:proofErr w:type="spellEnd"/>
+      <w:r>
+        <w:rPr>
+          <w:color w:val="000000"/>
+        </w:rPr>
+        <w:t xml:space="preserve"> aux </w:t>
+      </w:r>
+      <w:proofErr w:type="spellStart"/>
+      <w:r>
+        <w:rPr>
+          <w:color w:val="000000"/>
+        </w:rPr>
+        <w:t>défaillances</w:t>
+      </w:r>
+      <w:proofErr w:type="spellEnd"/>
+      <w:r>
+        <w:rPr>
+          <w:color w:val="000000"/>
+        </w:rPr>
+        <w:t xml:space="preserve"> </w:t>
+      </w:r>
+      <w:proofErr w:type="spellStart"/>
+      <w:proofErr w:type="gramStart"/>
+      <w:r>
+        <w:rPr>
+          <w:color w:val="000000"/>
+        </w:rPr>
+        <w:t>identifiées</w:t>
+      </w:r>
+      <w:proofErr w:type="spellEnd"/>
+      <w:r>
+        <w:rPr>
+          <w:color w:val="000000"/>
+        </w:rPr>
+        <w:t xml:space="preserve"> :</w:t>
+      </w:r>
+      <w:proofErr w:type="gramEnd"/>
+      <w:r>
+        <w:rPr>
+          <w:color w:val="000000"/>
+        </w:rPr>
+        <w:t xml:space="preserve"> </w:t>
+      </w:r>
+      <w:proofErr w:type="spellStart"/>
+      <w:r>
+        <w:rPr>
+          <w:color w:val="000000"/>
+        </w:rPr>
+        <w:t>centralisation</w:t>
+      </w:r>
+      <w:proofErr w:type="spellEnd"/>
+      <w:r>
+        <w:rPr>
+          <w:color w:val="000000"/>
+        </w:rPr>
+        <w:t xml:space="preserve"> </w:t>
+      </w:r>
+      <w:proofErr w:type="spellStart"/>
+      <w:r>
+        <w:rPr>
+          <w:color w:val="000000"/>
+        </w:rPr>
+        <w:t>pérenne</w:t>
+      </w:r>
+      <w:proofErr w:type="spellEnd"/>
+      <w:r>
+        <w:rPr>
+          <w:color w:val="000000"/>
+        </w:rPr>
+        <w:t xml:space="preserve">, classification </w:t>
+      </w:r>
+      <w:proofErr w:type="spellStart"/>
+      <w:r>
+        <w:rPr>
+          <w:color w:val="000000"/>
+        </w:rPr>
+        <w:t>hiérarchique</w:t>
+      </w:r>
+      <w:proofErr w:type="spellEnd"/>
+      <w:r>
+        <w:rPr>
+          <w:color w:val="000000"/>
+        </w:rPr>
+        <w:t xml:space="preserve"> (</w:t>
+      </w:r>
+      <w:proofErr w:type="spellStart"/>
+      <w:r>
+        <w:rPr>
+          <w:color w:val="000000"/>
+        </w:rPr>
+        <w:t>filière</w:t>
+      </w:r>
+      <w:proofErr w:type="spellEnd"/>
+      <w:r>
+        <w:rPr>
+          <w:color w:val="000000"/>
+        </w:rPr>
+        <w:t xml:space="preserve">, </w:t>
+      </w:r>
+      <w:proofErr w:type="spellStart"/>
+      <w:r>
+        <w:rPr>
+          <w:color w:val="000000"/>
+        </w:rPr>
+        <w:t>niveau</w:t>
+      </w:r>
+      <w:proofErr w:type="spellEnd"/>
+      <w:r>
+        <w:rPr>
+          <w:color w:val="000000"/>
+        </w:rPr>
+        <w:t xml:space="preserve">, matière, </w:t>
+      </w:r>
+      <w:proofErr w:type="spellStart"/>
+      <w:r>
+        <w:rPr>
+          <w:color w:val="000000"/>
+        </w:rPr>
+        <w:t>semestre</w:t>
+      </w:r>
+      <w:proofErr w:type="spellEnd"/>
+      <w:r>
+        <w:rPr>
+          <w:color w:val="000000"/>
+        </w:rPr>
+        <w:t xml:space="preserve">, </w:t>
+      </w:r>
+      <w:proofErr w:type="spellStart"/>
+      <w:r>
+        <w:rPr>
+          <w:color w:val="000000"/>
+        </w:rPr>
+        <w:t>année</w:t>
+      </w:r>
+      <w:proofErr w:type="spellEnd"/>
+      <w:r>
+        <w:rPr>
+          <w:color w:val="000000"/>
+        </w:rPr>
+        <w:t xml:space="preserve">), </w:t>
+      </w:r>
+      <w:proofErr w:type="spellStart"/>
+      <w:r>
+        <w:rPr>
+          <w:color w:val="000000"/>
+        </w:rPr>
+        <w:t>accès</w:t>
+      </w:r>
+      <w:proofErr w:type="spellEnd"/>
+      <w:r>
+        <w:rPr>
+          <w:color w:val="000000"/>
+        </w:rPr>
+        <w:t xml:space="preserve"> </w:t>
+      </w:r>
+      <w:proofErr w:type="spellStart"/>
+      <w:r>
+        <w:rPr>
+          <w:color w:val="000000"/>
+        </w:rPr>
+        <w:t>restreint</w:t>
+      </w:r>
+      <w:proofErr w:type="spellEnd"/>
+      <w:r>
+        <w:rPr>
+          <w:color w:val="000000"/>
+        </w:rPr>
+        <w:t xml:space="preserve"> et pertinent </w:t>
+      </w:r>
+      <w:proofErr w:type="spellStart"/>
+      <w:r>
+        <w:rPr>
+          <w:color w:val="000000"/>
+        </w:rPr>
+        <w:t>selon</w:t>
+      </w:r>
+      <w:proofErr w:type="spellEnd"/>
+      <w:r>
+        <w:rPr>
+          <w:color w:val="000000"/>
+        </w:rPr>
+        <w:t xml:space="preserve"> la </w:t>
+      </w:r>
+      <w:proofErr w:type="spellStart"/>
+      <w:r>
+        <w:rPr>
+          <w:color w:val="000000"/>
+        </w:rPr>
+        <w:t>filière</w:t>
+      </w:r>
+      <w:proofErr w:type="spellEnd"/>
+      <w:r>
+        <w:rPr>
+          <w:color w:val="000000"/>
+        </w:rPr>
+        <w:t xml:space="preserve"> et le </w:t>
+      </w:r>
+      <w:proofErr w:type="spellStart"/>
+      <w:r>
+        <w:rPr>
+          <w:color w:val="000000"/>
+        </w:rPr>
+        <w:t>niveau</w:t>
+      </w:r>
+      <w:proofErr w:type="spellEnd"/>
+      <w:r>
+        <w:rPr>
+          <w:color w:val="000000"/>
+        </w:rPr>
+        <w:t xml:space="preserve">, et </w:t>
+      </w:r>
+      <w:proofErr w:type="spellStart"/>
+      <w:r>
+        <w:rPr>
+          <w:color w:val="000000"/>
+        </w:rPr>
+        <w:t>disponibilité</w:t>
+      </w:r>
+      <w:proofErr w:type="spellEnd"/>
+      <w:r>
+        <w:rPr>
+          <w:color w:val="000000"/>
+        </w:rPr>
+        <w:t xml:space="preserve"> hors </w:t>
+      </w:r>
+      <w:proofErr w:type="spellStart"/>
+      <w:r>
+        <w:rPr>
+          <w:color w:val="000000"/>
+        </w:rPr>
+        <w:t>connexion</w:t>
+      </w:r>
+      <w:proofErr w:type="spellEnd"/>
+      <w:r>
+        <w:rPr>
+          <w:color w:val="000000"/>
+        </w:rPr>
+        <w:t xml:space="preserve">. Des </w:t>
+      </w:r>
+      <w:proofErr w:type="spellStart"/>
+      <w:r>
+        <w:rPr>
+          <w:color w:val="000000"/>
+        </w:rPr>
+        <w:t>fonctionnalités</w:t>
+      </w:r>
+      <w:proofErr w:type="spellEnd"/>
+      <w:r>
+        <w:rPr>
+          <w:color w:val="000000"/>
+        </w:rPr>
+        <w:t xml:space="preserve"> </w:t>
+      </w:r>
+      <w:proofErr w:type="spellStart"/>
+      <w:r>
+        <w:rPr>
+          <w:color w:val="000000"/>
+        </w:rPr>
+        <w:t>additionnelles</w:t>
+      </w:r>
+      <w:proofErr w:type="spellEnd"/>
+      <w:r>
+        <w:rPr>
+          <w:color w:val="000000"/>
+        </w:rPr>
+        <w:t xml:space="preserve"> </w:t>
+      </w:r>
+      <w:proofErr w:type="spellStart"/>
+      <w:r>
+        <w:rPr>
+          <w:color w:val="000000"/>
+        </w:rPr>
+        <w:t>telles</w:t>
+      </w:r>
+      <w:proofErr w:type="spellEnd"/>
+      <w:r>
+        <w:rPr>
+          <w:color w:val="000000"/>
+        </w:rPr>
+        <w:t xml:space="preserve"> </w:t>
+      </w:r>
+      <w:proofErr w:type="spellStart"/>
+      <w:r>
+        <w:rPr>
+          <w:color w:val="000000"/>
+        </w:rPr>
+        <w:t>que</w:t>
+      </w:r>
+      <w:proofErr w:type="spellEnd"/>
+      <w:r>
+        <w:rPr>
+          <w:color w:val="000000"/>
+        </w:rPr>
+        <w:t xml:space="preserve">: la sécurité </w:t>
+      </w:r>
+      <w:proofErr w:type="spellStart"/>
+      <w:r>
+        <w:rPr>
+          <w:color w:val="000000"/>
+        </w:rPr>
+        <w:t>renforcée</w:t>
+      </w:r>
+      <w:proofErr w:type="spellEnd"/>
+      <w:r>
+        <w:rPr>
+          <w:color w:val="000000"/>
+        </w:rPr>
+        <w:t xml:space="preserve">, les notifications, Des </w:t>
+      </w:r>
+      <w:proofErr w:type="spellStart"/>
+      <w:r>
+        <w:rPr>
+          <w:color w:val="000000"/>
+        </w:rPr>
+        <w:t>espaces</w:t>
+      </w:r>
+      <w:proofErr w:type="spellEnd"/>
+      <w:r>
+        <w:rPr>
+          <w:color w:val="000000"/>
+        </w:rPr>
+        <w:t xml:space="preserve"> </w:t>
+      </w:r>
+      <w:proofErr w:type="spellStart"/>
+      <w:r>
+        <w:rPr>
+          <w:color w:val="000000"/>
+        </w:rPr>
+        <w:t>d’échange</w:t>
+      </w:r>
+      <w:proofErr w:type="spellEnd"/>
+      <w:r>
+        <w:rPr>
+          <w:color w:val="000000"/>
+        </w:rPr>
+        <w:t xml:space="preserve">, </w:t>
+      </w:r>
+      <w:proofErr w:type="spellStart"/>
+      <w:r>
+        <w:rPr>
+          <w:color w:val="000000"/>
+        </w:rPr>
+        <w:t>l’évaluation</w:t>
+      </w:r>
+      <w:proofErr w:type="spellEnd"/>
+      <w:r>
+        <w:rPr>
+          <w:color w:val="000000"/>
+        </w:rPr>
+        <w:t xml:space="preserve"> des </w:t>
+      </w:r>
+      <w:proofErr w:type="spellStart"/>
+      <w:r>
+        <w:rPr>
+          <w:color w:val="000000"/>
+        </w:rPr>
+        <w:t>enseignants</w:t>
+      </w:r>
+      <w:proofErr w:type="spellEnd"/>
+      <w:r>
+        <w:rPr>
+          <w:color w:val="000000"/>
+        </w:rPr>
+        <w:t xml:space="preserve">. </w:t>
+      </w:r>
+    </w:p>
+    <w:p>
+      <w:pPr>
+        <w:pStyle w:val="Corpsdetexte"/>
         <w:spacing w:after="120" w:line="360" w:lineRule="auto"/>
         <w:jc w:val="both"/>
       </w:pPr>
       <w:r>
         <w:rPr>
-          <w:color w:val="000000"/>
-        </w:rPr>
-        <w:t xml:space="preserve">Tableau 3.3 — Environnement de </w:t>
-      </w:r>
-      <w:proofErr w:type="spellStart"/>
-      <w:r>
-        <w:rPr>
-          <w:color w:val="000000"/>
-        </w:rPr>
-        <w:t>développement</w:t>
-      </w:r>
-      <w:proofErr w:type="spellEnd"/>
-      <w:r>
-        <w:rPr>
-          <w:color w:val="000000"/>
-        </w:rPr>
-        <w:t xml:space="preserve"> et de </w:t>
-      </w:r>
-      <w:proofErr w:type="spellStart"/>
-      <w:r>
-        <w:rPr>
-          <w:color w:val="000000"/>
-        </w:rPr>
-        <w:t>déploiement</w:t>
-      </w:r>
-      <w:proofErr w:type="spellEnd"/>
-    </w:p>
-    <w:p>
-      <w:pPr>
-        <w:pStyle w:val="Compact"/>
-        <w:numPr>
-          <w:ilvl w:val="0"/>
-          <w:numId w:val="3"/>
-        </w:numPr>
-        <w:spacing w:after="120" w:line="360" w:lineRule="auto"/>
-        <w:jc w:val="both"/>
-      </w:pPr>
-      <w:r>
-        <w:rPr>
-          <w:color w:val="000000"/>
-        </w:rPr>
-        <w:t xml:space="preserve">Tableau 5.1 — Tableau des </w:t>
-      </w:r>
-      <w:proofErr w:type="spellStart"/>
-      <w:r>
-        <w:rPr>
-          <w:color w:val="000000"/>
-        </w:rPr>
-        <w:t>scénarios</w:t>
-      </w:r>
-      <w:proofErr w:type="spellEnd"/>
-      <w:r>
-        <w:rPr>
-          <w:color w:val="000000"/>
-        </w:rPr>
-        <w:t xml:space="preserve"> de tests </w:t>
-      </w:r>
-      <w:proofErr w:type="spellStart"/>
-      <w:r>
-        <w:rPr>
-          <w:color w:val="000000"/>
-        </w:rPr>
-        <w:t>fonctionnels</w:t>
-      </w:r>
-      <w:proofErr w:type="spellEnd"/>
+          <w:b/>
+          <w:color w:val="000000"/>
+        </w:rPr>
+        <w:t>Mots-</w:t>
+      </w:r>
+      <w:proofErr w:type="spellStart"/>
+      <w:proofErr w:type="gramStart"/>
+      <w:r>
+        <w:rPr>
+          <w:b/>
+          <w:color w:val="000000"/>
+        </w:rPr>
+        <w:t>clés</w:t>
+      </w:r>
+      <w:proofErr w:type="spellEnd"/>
+      <w:r>
+        <w:rPr>
+          <w:b/>
+          <w:color w:val="000000"/>
+        </w:rPr>
+        <w:t xml:space="preserve"> :</w:t>
+      </w:r>
+      <w:proofErr w:type="gramEnd"/>
+      <w:r>
+        <w:rPr>
+          <w:color w:val="000000"/>
+        </w:rPr>
+        <w:t xml:space="preserve"> diffusion de </w:t>
+      </w:r>
+      <w:proofErr w:type="spellStart"/>
+      <w:r>
+        <w:rPr>
+          <w:color w:val="000000"/>
+        </w:rPr>
+        <w:t>ressources</w:t>
+      </w:r>
+      <w:proofErr w:type="spellEnd"/>
+      <w:r>
+        <w:rPr>
+          <w:color w:val="000000"/>
+        </w:rPr>
+        <w:t xml:space="preserve"> </w:t>
+      </w:r>
+      <w:proofErr w:type="spellStart"/>
+      <w:r>
+        <w:rPr>
+          <w:color w:val="000000"/>
+        </w:rPr>
+        <w:t>pédagogiques</w:t>
+      </w:r>
+      <w:proofErr w:type="spellEnd"/>
+      <w:r>
+        <w:rPr>
+          <w:color w:val="000000"/>
+        </w:rPr>
+        <w:t xml:space="preserve">, </w:t>
+      </w:r>
+      <w:proofErr w:type="spellStart"/>
+      <w:r>
+        <w:rPr>
+          <w:color w:val="000000"/>
+        </w:rPr>
+        <w:t>plateforme</w:t>
+      </w:r>
+      <w:proofErr w:type="spellEnd"/>
+      <w:r>
+        <w:rPr>
+          <w:color w:val="000000"/>
+        </w:rPr>
+        <w:t xml:space="preserve"> web et mobile, offline-first, Laravel, React Native, </w:t>
+      </w:r>
+      <w:proofErr w:type="spellStart"/>
+      <w:r>
+        <w:rPr>
+          <w:color w:val="000000"/>
+        </w:rPr>
+        <w:t>enseignement</w:t>
+      </w:r>
+      <w:proofErr w:type="spellEnd"/>
+      <w:r>
+        <w:rPr>
+          <w:color w:val="000000"/>
+        </w:rPr>
+        <w:t xml:space="preserve"> supérieur.</w:t>
+      </w:r>
     </w:p>
     <w:p>
       <w:pPr>
@@ -6369,7 +5717,659 @@
         <w:spacing w:after="240" w:line="276" w:lineRule="auto"/>
         <w:jc w:val="center"/>
       </w:pPr>
+      <w:r>
+        <w:rPr>
+          <w:b/>
+          <w:color w:val="000000"/>
+          <w:sz w:val="28"/>
+        </w:rPr>
+        <w:t>ABSTRACT</w:t>
+      </w:r>
+    </w:p>
+    <w:p>
+      <w:pPr>
+        <w:pStyle w:val="font-claude-response-body"/>
+        <w:spacing w:line="360" w:lineRule="auto"/>
+        <w:jc w:val="both"/>
+      </w:pPr>
+      <w:r>
+        <w:t xml:space="preserve">In </w:t>
+      </w:r>
+      <w:proofErr w:type="spellStart"/>
+      <w:r>
+        <w:t>higher</w:t>
+      </w:r>
+      <w:proofErr w:type="spellEnd"/>
+      <w:r>
+        <w:t xml:space="preserve"> </w:t>
+      </w:r>
+      <w:proofErr w:type="spellStart"/>
+      <w:r>
+        <w:t>education</w:t>
+      </w:r>
+      <w:proofErr w:type="spellEnd"/>
+      <w:r>
+        <w:t xml:space="preserve"> institutions, the distribution of </w:t>
+      </w:r>
+      <w:proofErr w:type="spellStart"/>
+      <w:r>
+        <w:t>learning</w:t>
+      </w:r>
+      <w:proofErr w:type="spellEnd"/>
+      <w:r>
+        <w:t xml:space="preserve"> </w:t>
+      </w:r>
+      <w:proofErr w:type="spellStart"/>
+      <w:r>
+        <w:t>resources</w:t>
+      </w:r>
+      <w:proofErr w:type="spellEnd"/>
+      <w:r>
+        <w:t xml:space="preserve"> </w:t>
+      </w:r>
+      <w:proofErr w:type="spellStart"/>
+      <w:r>
+        <w:t>still</w:t>
+      </w:r>
+      <w:proofErr w:type="spellEnd"/>
+      <w:r>
+        <w:t xml:space="preserve"> </w:t>
+      </w:r>
+      <w:proofErr w:type="spellStart"/>
+      <w:r>
+        <w:t>frequently</w:t>
+      </w:r>
+      <w:proofErr w:type="spellEnd"/>
+      <w:r>
+        <w:t xml:space="preserve"> relies on </w:t>
+      </w:r>
+      <w:proofErr w:type="spellStart"/>
+      <w:r>
+        <w:t>informal</w:t>
+      </w:r>
+      <w:proofErr w:type="spellEnd"/>
+      <w:r>
+        <w:t xml:space="preserve"> channels (instant-messaging groups, file exchanges, </w:t>
+      </w:r>
+      <w:proofErr w:type="gramStart"/>
+      <w:r>
+        <w:t>e-mails</w:t>
+      </w:r>
+      <w:proofErr w:type="gramEnd"/>
+      <w:r>
+        <w:t xml:space="preserve">), </w:t>
+      </w:r>
+      <w:proofErr w:type="spellStart"/>
+      <w:r>
+        <w:t>which</w:t>
+      </w:r>
+      <w:proofErr w:type="spellEnd"/>
+      <w:r>
+        <w:t xml:space="preserve"> lead to </w:t>
+      </w:r>
+      <w:proofErr w:type="spellStart"/>
+      <w:r>
+        <w:t>scattered</w:t>
+      </w:r>
+      <w:proofErr w:type="spellEnd"/>
+      <w:r>
+        <w:t xml:space="preserve"> documents, information </w:t>
+      </w:r>
+      <w:proofErr w:type="spellStart"/>
+      <w:r>
+        <w:t>loss</w:t>
+      </w:r>
+      <w:proofErr w:type="spellEnd"/>
+      <w:r>
+        <w:t xml:space="preserve"> and </w:t>
+      </w:r>
+      <w:proofErr w:type="spellStart"/>
+      <w:r>
+        <w:t>unequal</w:t>
+      </w:r>
+      <w:proofErr w:type="spellEnd"/>
+      <w:r>
+        <w:t xml:space="preserve"> </w:t>
+      </w:r>
+      <w:proofErr w:type="spellStart"/>
+      <w:r>
+        <w:t>access</w:t>
+      </w:r>
+      <w:proofErr w:type="spellEnd"/>
+      <w:r>
+        <w:t xml:space="preserve"> to </w:t>
+      </w:r>
+      <w:proofErr w:type="spellStart"/>
+      <w:r>
+        <w:t>knowledge</w:t>
+      </w:r>
+      <w:proofErr w:type="spellEnd"/>
+      <w:r>
+        <w:t xml:space="preserve">. This dissertation </w:t>
+      </w:r>
+      <w:proofErr w:type="spellStart"/>
+      <w:r>
+        <w:t>focuses</w:t>
+      </w:r>
+      <w:proofErr w:type="spellEnd"/>
+      <w:r>
+        <w:t xml:space="preserve"> on the design and </w:t>
+      </w:r>
+      <w:proofErr w:type="spellStart"/>
+      <w:r>
+        <w:t>development</w:t>
+      </w:r>
+      <w:proofErr w:type="spellEnd"/>
+      <w:r>
+        <w:t xml:space="preserve"> of AFI-DOCS, a web and mobile platform </w:t>
+      </w:r>
+      <w:proofErr w:type="spellStart"/>
+      <w:r>
+        <w:t>intended</w:t>
+      </w:r>
+      <w:proofErr w:type="spellEnd"/>
+      <w:r>
+        <w:t xml:space="preserve"> to centralise, organise and </w:t>
+      </w:r>
+      <w:proofErr w:type="spellStart"/>
+      <w:r>
+        <w:t>distribute</w:t>
+      </w:r>
+      <w:proofErr w:type="spellEnd"/>
+      <w:r>
+        <w:t xml:space="preserve"> in a </w:t>
+      </w:r>
+      <w:proofErr w:type="spellStart"/>
+      <w:r>
+        <w:t>structured</w:t>
+      </w:r>
+      <w:proofErr w:type="spellEnd"/>
+      <w:r>
+        <w:t xml:space="preserve"> </w:t>
+      </w:r>
+      <w:proofErr w:type="spellStart"/>
+      <w:r>
+        <w:t>way</w:t>
+      </w:r>
+      <w:proofErr w:type="spellEnd"/>
+      <w:r>
+        <w:t xml:space="preserve"> the </w:t>
+      </w:r>
+      <w:proofErr w:type="spellStart"/>
+      <w:r>
+        <w:t>learning</w:t>
+      </w:r>
+      <w:proofErr w:type="spellEnd"/>
+      <w:r>
+        <w:t xml:space="preserve"> </w:t>
+      </w:r>
+      <w:proofErr w:type="spellStart"/>
+      <w:r>
+        <w:t>resources</w:t>
+      </w:r>
+      <w:proofErr w:type="spellEnd"/>
+      <w:r>
+        <w:t xml:space="preserve"> of AFI — L'Université de l'Entreprise, </w:t>
+      </w:r>
+      <w:proofErr w:type="spellStart"/>
+      <w:r>
+        <w:t>with</w:t>
+      </w:r>
+      <w:proofErr w:type="spellEnd"/>
+      <w:r>
+        <w:t xml:space="preserve"> offline consultation </w:t>
+      </w:r>
+      <w:proofErr w:type="spellStart"/>
+      <w:r>
+        <w:t>available</w:t>
+      </w:r>
+      <w:proofErr w:type="spellEnd"/>
+      <w:r>
+        <w:t xml:space="preserve"> on the mobile application.</w:t>
+      </w:r>
+    </w:p>
+    <w:p>
+      <w:pPr>
+        <w:pStyle w:val="font-claude-response-body"/>
+        <w:spacing w:line="360" w:lineRule="auto"/>
+        <w:jc w:val="both"/>
+      </w:pPr>
+      <w:r>
+        <w:t xml:space="preserve">The </w:t>
+      </w:r>
+      <w:proofErr w:type="spellStart"/>
+      <w:r>
+        <w:t>approach</w:t>
+      </w:r>
+      <w:proofErr w:type="spellEnd"/>
+      <w:r>
+        <w:t xml:space="preserve"> combines a </w:t>
+      </w:r>
+      <w:proofErr w:type="spellStart"/>
+      <w:r>
+        <w:t>conceptual</w:t>
+      </w:r>
+      <w:proofErr w:type="spellEnd"/>
+      <w:r>
+        <w:t xml:space="preserve"> and </w:t>
+      </w:r>
+      <w:proofErr w:type="spellStart"/>
+      <w:r>
+        <w:t>critical</w:t>
+      </w:r>
+      <w:proofErr w:type="spellEnd"/>
+      <w:r>
+        <w:t xml:space="preserve"> </w:t>
+      </w:r>
+      <w:proofErr w:type="spellStart"/>
+      <w:r>
+        <w:t>review</w:t>
+      </w:r>
+      <w:proofErr w:type="spellEnd"/>
+      <w:r>
+        <w:t xml:space="preserve"> (</w:t>
+      </w:r>
+      <w:proofErr w:type="spellStart"/>
+      <w:r>
+        <w:t>learning</w:t>
+      </w:r>
+      <w:proofErr w:type="spellEnd"/>
+      <w:r>
+        <w:t xml:space="preserve"> management </w:t>
+      </w:r>
+      <w:proofErr w:type="spellStart"/>
+      <w:r>
+        <w:t>systems</w:t>
+      </w:r>
+      <w:proofErr w:type="spellEnd"/>
+      <w:r>
+        <w:t xml:space="preserve">, collaborative platforms, REST architectures, the offline-first </w:t>
+      </w:r>
+      <w:proofErr w:type="spellStart"/>
+      <w:r>
+        <w:t>approach</w:t>
+      </w:r>
+      <w:proofErr w:type="spellEnd"/>
+      <w:r>
+        <w:t xml:space="preserve">), UML </w:t>
+      </w:r>
+      <w:proofErr w:type="spellStart"/>
+      <w:r>
+        <w:t>modelling</w:t>
+      </w:r>
+      <w:proofErr w:type="spellEnd"/>
+      <w:r>
+        <w:t xml:space="preserve">, </w:t>
+      </w:r>
+      <w:proofErr w:type="spellStart"/>
+      <w:r>
+        <w:t>iterative</w:t>
+      </w:r>
+      <w:proofErr w:type="spellEnd"/>
+      <w:r>
+        <w:t xml:space="preserve"> </w:t>
+      </w:r>
+      <w:proofErr w:type="spellStart"/>
+      <w:r>
+        <w:t>development</w:t>
+      </w:r>
+      <w:proofErr w:type="spellEnd"/>
+      <w:r>
+        <w:t xml:space="preserve"> </w:t>
+      </w:r>
+      <w:proofErr w:type="spellStart"/>
+      <w:r>
+        <w:t>following</w:t>
+      </w:r>
+      <w:proofErr w:type="spellEnd"/>
+      <w:r>
+        <w:t xml:space="preserve"> the Agile Scrum </w:t>
+      </w:r>
+      <w:proofErr w:type="spellStart"/>
+      <w:r>
+        <w:t>method</w:t>
+      </w:r>
+      <w:proofErr w:type="spellEnd"/>
+      <w:r>
+        <w:t xml:space="preserve">, a questionnaire </w:t>
+      </w:r>
+      <w:proofErr w:type="spellStart"/>
+      <w:r>
+        <w:t>survey</w:t>
+      </w:r>
+      <w:proofErr w:type="spellEnd"/>
+      <w:r>
+        <w:t xml:space="preserve"> of the AFI </w:t>
+      </w:r>
+      <w:proofErr w:type="spellStart"/>
+      <w:r>
+        <w:t>community</w:t>
+      </w:r>
+      <w:proofErr w:type="spellEnd"/>
+      <w:r>
+        <w:t xml:space="preserve"> and a </w:t>
+      </w:r>
+      <w:proofErr w:type="spellStart"/>
+      <w:r>
+        <w:t>functional</w:t>
+      </w:r>
+      <w:proofErr w:type="spellEnd"/>
+      <w:r>
+        <w:t xml:space="preserve"> </w:t>
+      </w:r>
+      <w:proofErr w:type="spellStart"/>
+      <w:r>
+        <w:t>testing</w:t>
+      </w:r>
+      <w:proofErr w:type="spellEnd"/>
+      <w:r>
+        <w:t xml:space="preserve"> </w:t>
+      </w:r>
+      <w:proofErr w:type="spellStart"/>
+      <w:r>
+        <w:t>campaign</w:t>
+      </w:r>
+      <w:proofErr w:type="spellEnd"/>
+      <w:r>
+        <w:t xml:space="preserve"> on the </w:t>
+      </w:r>
+      <w:proofErr w:type="spellStart"/>
+      <w:r>
+        <w:t>deployed</w:t>
+      </w:r>
+      <w:proofErr w:type="spellEnd"/>
+      <w:r>
+        <w:t xml:space="preserve"> platform. The </w:t>
+      </w:r>
+      <w:proofErr w:type="spellStart"/>
+      <w:r>
+        <w:t>results</w:t>
+      </w:r>
+      <w:proofErr w:type="spellEnd"/>
+      <w:r>
+        <w:t xml:space="preserve"> show </w:t>
+      </w:r>
+      <w:proofErr w:type="spellStart"/>
+      <w:r>
+        <w:t>that</w:t>
+      </w:r>
+      <w:proofErr w:type="spellEnd"/>
+      <w:r>
+        <w:t xml:space="preserve"> AFI-DOCS </w:t>
+      </w:r>
+      <w:proofErr w:type="spellStart"/>
+      <w:r>
+        <w:t>addresses</w:t>
+      </w:r>
+      <w:proofErr w:type="spellEnd"/>
+      <w:r>
+        <w:t xml:space="preserve"> the </w:t>
+      </w:r>
+      <w:proofErr w:type="spellStart"/>
+      <w:r>
+        <w:t>identified</w:t>
+      </w:r>
+      <w:proofErr w:type="spellEnd"/>
+      <w:r>
+        <w:t xml:space="preserve"> </w:t>
+      </w:r>
+      <w:proofErr w:type="spellStart"/>
+      <w:r>
+        <w:t>shortcomings</w:t>
+      </w:r>
+      <w:proofErr w:type="spellEnd"/>
+      <w:r>
+        <w:t xml:space="preserve">: durable centralisation, </w:t>
+      </w:r>
+      <w:proofErr w:type="spellStart"/>
+      <w:r>
+        <w:t>hierarchical</w:t>
+      </w:r>
+      <w:proofErr w:type="spellEnd"/>
+      <w:r>
+        <w:t xml:space="preserve"> classification (programme, </w:t>
+      </w:r>
+      <w:proofErr w:type="spellStart"/>
+      <w:r>
+        <w:t>level</w:t>
+      </w:r>
+      <w:proofErr w:type="spellEnd"/>
+      <w:r>
+        <w:t xml:space="preserve">, </w:t>
+      </w:r>
+      <w:proofErr w:type="spellStart"/>
+      <w:r>
+        <w:t>subject</w:t>
+      </w:r>
+      <w:proofErr w:type="spellEnd"/>
+      <w:r>
+        <w:t xml:space="preserve">, </w:t>
+      </w:r>
+      <w:proofErr w:type="spellStart"/>
+      <w:r>
+        <w:t>semester</w:t>
+      </w:r>
+      <w:proofErr w:type="spellEnd"/>
+      <w:r>
+        <w:t xml:space="preserve">, </w:t>
+      </w:r>
+      <w:proofErr w:type="spellStart"/>
+      <w:r>
+        <w:t>academic</w:t>
+      </w:r>
+      <w:proofErr w:type="spellEnd"/>
+      <w:r>
+        <w:t xml:space="preserve"> </w:t>
+      </w:r>
+      <w:proofErr w:type="spellStart"/>
+      <w:r>
+        <w:t>year</w:t>
+      </w:r>
+      <w:proofErr w:type="spellEnd"/>
+      <w:r>
+        <w:t xml:space="preserve">), </w:t>
+      </w:r>
+      <w:proofErr w:type="spellStart"/>
+      <w:r>
+        <w:t>restricted</w:t>
+      </w:r>
+      <w:proofErr w:type="spellEnd"/>
+      <w:r>
+        <w:t xml:space="preserve"> and relevant </w:t>
+      </w:r>
+      <w:proofErr w:type="spellStart"/>
+      <w:r>
+        <w:t>access</w:t>
+      </w:r>
+      <w:proofErr w:type="spellEnd"/>
+      <w:r>
+        <w:t xml:space="preserve"> </w:t>
+      </w:r>
+      <w:proofErr w:type="spellStart"/>
+      <w:r>
+        <w:t>according</w:t>
+      </w:r>
+      <w:proofErr w:type="spellEnd"/>
+      <w:r>
+        <w:t xml:space="preserve"> to programme and </w:t>
+      </w:r>
+      <w:proofErr w:type="spellStart"/>
+      <w:r>
+        <w:t>level</w:t>
+      </w:r>
+      <w:proofErr w:type="spellEnd"/>
+      <w:r>
+        <w:t xml:space="preserve">, and offline </w:t>
+      </w:r>
+      <w:proofErr w:type="spellStart"/>
+      <w:r>
+        <w:t>availability</w:t>
+      </w:r>
+      <w:proofErr w:type="spellEnd"/>
+      <w:r>
+        <w:t xml:space="preserve">. </w:t>
+      </w:r>
+      <w:proofErr w:type="spellStart"/>
+      <w:r>
+        <w:t>Additional</w:t>
+      </w:r>
+      <w:proofErr w:type="spellEnd"/>
+      <w:r>
+        <w:t xml:space="preserve"> </w:t>
+      </w:r>
+      <w:proofErr w:type="spellStart"/>
+      <w:r>
+        <w:t>features</w:t>
+      </w:r>
+      <w:proofErr w:type="spellEnd"/>
+      <w:r>
+        <w:t xml:space="preserve"> — </w:t>
+      </w:r>
+      <w:proofErr w:type="spellStart"/>
+      <w:r>
+        <w:t>such</w:t>
+      </w:r>
+      <w:proofErr w:type="spellEnd"/>
+      <w:r>
+        <w:t xml:space="preserve"> as </w:t>
+      </w:r>
+      <w:proofErr w:type="spellStart"/>
+      <w:r>
+        <w:t>strengthened</w:t>
+      </w:r>
+      <w:proofErr w:type="spellEnd"/>
+      <w:r>
+        <w:t xml:space="preserve"> </w:t>
+      </w:r>
+      <w:proofErr w:type="spellStart"/>
+      <w:r>
+        <w:t>security</w:t>
+      </w:r>
+      <w:proofErr w:type="spellEnd"/>
+      <w:r>
+        <w:t xml:space="preserve">, notifications, discussion </w:t>
+      </w:r>
+      <w:proofErr w:type="spellStart"/>
+      <w:r>
+        <w:t>spaces</w:t>
+      </w:r>
+      <w:proofErr w:type="spellEnd"/>
+      <w:r>
+        <w:t xml:space="preserve"> and </w:t>
+      </w:r>
+      <w:proofErr w:type="spellStart"/>
+      <w:r>
+        <w:t>teacher</w:t>
+      </w:r>
+      <w:proofErr w:type="spellEnd"/>
+      <w:r>
+        <w:t xml:space="preserve"> </w:t>
+      </w:r>
+      <w:proofErr w:type="spellStart"/>
+      <w:r>
+        <w:t>evaluation</w:t>
+      </w:r>
+      <w:proofErr w:type="spellEnd"/>
+      <w:r>
+        <w:t xml:space="preserve"> — </w:t>
+      </w:r>
+      <w:proofErr w:type="spellStart"/>
+      <w:r>
+        <w:t>complement</w:t>
+      </w:r>
+      <w:proofErr w:type="spellEnd"/>
+      <w:r>
+        <w:t xml:space="preserve"> </w:t>
+      </w:r>
+      <w:proofErr w:type="spellStart"/>
+      <w:r>
+        <w:t>this</w:t>
+      </w:r>
+      <w:proofErr w:type="spellEnd"/>
+      <w:r>
+        <w:t xml:space="preserve"> </w:t>
+      </w:r>
+      <w:proofErr w:type="spellStart"/>
+      <w:r>
+        <w:t>core</w:t>
+      </w:r>
+      <w:proofErr w:type="spellEnd"/>
+      <w:r>
+        <w:t xml:space="preserve"> </w:t>
+      </w:r>
+      <w:proofErr w:type="spellStart"/>
+      <w:r>
+        <w:t>purpose</w:t>
+      </w:r>
+      <w:proofErr w:type="spellEnd"/>
+      <w:r>
+        <w:t>.</w:t>
+      </w:r>
+    </w:p>
+    <w:p>
+      <w:pPr>
+        <w:pStyle w:val="font-claude-response-body"/>
+        <w:spacing w:line="360" w:lineRule="auto"/>
+        <w:jc w:val="both"/>
+      </w:pPr>
+      <w:r>
+        <w:rPr>
+          <w:rStyle w:val="lev"/>
+        </w:rPr>
+        <w:t>Keywords:</w:t>
+      </w:r>
+      <w:r>
+        <w:t xml:space="preserve"> </w:t>
+      </w:r>
+      <w:proofErr w:type="spellStart"/>
+      <w:r>
+        <w:t>learning</w:t>
+      </w:r>
+      <w:proofErr w:type="spellEnd"/>
+      <w:r>
+        <w:t xml:space="preserve"> </w:t>
+      </w:r>
+      <w:proofErr w:type="spellStart"/>
+      <w:r>
+        <w:t>resources</w:t>
+      </w:r>
+      <w:proofErr w:type="spellEnd"/>
+      <w:r>
+        <w:t xml:space="preserve"> distribution, web and mobile platform, offline-first, </w:t>
+      </w:r>
+      <w:proofErr w:type="spellStart"/>
+      <w:r>
+        <w:t>Laravel</w:t>
+      </w:r>
+      <w:proofErr w:type="spellEnd"/>
+      <w:r>
+        <w:t xml:space="preserve">, React Native, </w:t>
+      </w:r>
+      <w:proofErr w:type="spellStart"/>
+      <w:r>
+        <w:t>higher</w:t>
+      </w:r>
+      <w:proofErr w:type="spellEnd"/>
+      <w:r>
+        <w:t xml:space="preserve"> </w:t>
+      </w:r>
+      <w:proofErr w:type="spellStart"/>
+      <w:r>
+        <w:t>education</w:t>
+      </w:r>
+      <w:proofErr w:type="spellEnd"/>
+      <w:r>
+        <w:t>.</w:t>
+      </w:r>
+    </w:p>
+    <w:p>
+      <w:pPr>
+        <w:pageBreakBefore/>
+        <w:spacing w:after="240" w:line="276" w:lineRule="auto"/>
+        <w:jc w:val="center"/>
+      </w:pPr>
       <w:bookmarkStart w:id="6" w:name="sommaire"/>
+      <w:bookmarkEnd w:id="4"/>
       <w:r>
         <w:rPr>
           <w:b/>
@@ -25926,7 +25926,181 @@
         <w:rPr>
           <w:color w:val="000000"/>
         </w:rPr>
-        <w:t>résolution. 12 classes principales · attributs typés · visibilité (+/-) · méthodes Eloquent (hasMany, belongsTo) · cardinalités sur chaque association · absence de lʼattribut statut dans Ressource mise en évidence.</w:t>
+        <w:t>Deux choix de conception méritent une attention particulière. Premièrement, lʼabsence de lʼattribut statut dans la classe Ressource : dans les LMS classiques (Moodle, Canvas), un attribut statut (brouillon / en attente / publié) impose un circuit de validation qui ralentit la mise à disposition des contenus. La plateforme AFI supprime cette friction en donnant la responsabilité éditoriale directement au Délégué, tandis que la modération de lʼAdministrateur intervient après publication. Deuxièmement, lʼattribut filiere_id dans la classe User : il constitue le fondement technique de la sécurité de la plateforme. Il permet à la Policy Laravel de suivre la chaîne de relations ressource → matiere → niveau → filiere et de comparer le filiere_id de destination avec celui de lʼutilisateur authentifié. Ainsi, aucun Délégué ne peut publier en dehors de sa filière, même sʼil tente de contourner lʼinterface en manipulant directement les requêtes API.</w:t>
+      </w:r>
+    </w:p>
+    <w:p>
+      <w:pPr>
+        <w:pStyle w:val="FirstParagraph"/>
+        <w:spacing w:after="120" w:line="360" w:lineRule="auto"/>
+        <w:jc w:val="both"/>
+        <w:rPr>
+          <w:i/>
+          <w:color w:val="000000"/>
+        </w:rPr>
+      </w:pPr>
+      <w:r>
+        <w:rPr>
+          <w:i/>
+          <w:noProof/>
+          <w:color w:val="000000"/>
+        </w:rPr>
+        <w:drawing>
+          <wp:inline distT="0" distB="0" distL="0" distR="0" wp14:anchorId="27E1D033" wp14:editId="07895709">
+            <wp:extent cx="5760720" cy="4408170"/>
+            <wp:effectExtent l="0" t="0" r="0" b="0"/>
+            <wp:docPr id="433222742" name="Image 2"/>
+            <wp:cNvGraphicFramePr>
+              <a:graphicFrameLocks xmlns:a="http://schemas.openxmlformats.org/drawingml/2006/main" noChangeAspect="1"/>
+            </wp:cNvGraphicFramePr>
+            <a:graphic xmlns:a="http://schemas.openxmlformats.org/drawingml/2006/main">
+              <a:graphicData uri="http://schemas.openxmlformats.org/drawingml/2006/picture">
+                <pic:pic xmlns:pic="http://schemas.openxmlformats.org/drawingml/2006/picture">
+                  <pic:nvPicPr>
+                    <pic:cNvPr id="433222742" name="Image 433222742"/>
+                    <pic:cNvPicPr/>
+                  </pic:nvPicPr>
+                  <pic:blipFill>
+                    <a:blip r:embed="rId11">
+                      <a:extLst>
+                        <a:ext uri="{28A0092B-C50C-407E-A947-70E740481C1C}">
+                          <a14:useLocalDpi xmlns:a14="http://schemas.microsoft.com/office/drawing/2010/main" val="0"/>
+                        </a:ext>
+                      </a:extLst>
+                    </a:blip>
+                    <a:stretch>
+                      <a:fillRect/>
+                    </a:stretch>
+                  </pic:blipFill>
+                  <pic:spPr>
+                    <a:xfrm>
+                      <a:off x="0" y="0"/>
+                      <a:ext cx="5760720" cy="4408170"/>
+                    </a:xfrm>
+                    <a:prstGeom prst="rect">
+                      <a:avLst/>
+                    </a:prstGeom>
+                  </pic:spPr>
+                </pic:pic>
+              </a:graphicData>
+            </a:graphic>
+          </wp:inline>
+        </w:drawing>
+      </w:r>
+    </w:p>
+    <w:p>
+      <w:pPr>
+        <w:pStyle w:val="FirstParagraph"/>
+        <w:spacing w:after="120" w:line="360" w:lineRule="auto"/>
+        <w:jc w:val="both"/>
+        <w:rPr>
+          <w:i/>
+          <w:color w:val="000000"/>
+        </w:rPr>
+      </w:pPr>
+      <w:r>
+        <w:rPr>
+          <w:i/>
+          <w:color w:val="000000"/>
+        </w:rPr>
+        <w:t xml:space="preserve">Figure </w:t>
+      </w:r>
+      <w:proofErr w:type="gramStart"/>
+      <w:r>
+        <w:rPr>
+          <w:i/>
+          <w:color w:val="000000"/>
+        </w:rPr>
+        <w:t>3.1 :</w:t>
+      </w:r>
+      <w:proofErr w:type="gramEnd"/>
+      <w:r>
+        <w:rPr>
+          <w:i/>
+          <w:color w:val="000000"/>
+        </w:rPr>
+        <w:t xml:space="preserve"> </w:t>
+      </w:r>
+      <w:proofErr w:type="spellStart"/>
+      <w:r>
+        <w:rPr>
+          <w:i/>
+          <w:color w:val="000000"/>
+        </w:rPr>
+        <w:t>Diagramme</w:t>
+      </w:r>
+      <w:proofErr w:type="spellEnd"/>
+      <w:r>
+        <w:rPr>
+          <w:i/>
+          <w:color w:val="000000"/>
+        </w:rPr>
+        <w:t xml:space="preserve"> de classes UML – Plateforme AFI (12 classes, relations Eloquent, sans attribut statut). </w:t>
+      </w:r>
+      <w:proofErr w:type="gramStart"/>
+      <w:r>
+        <w:rPr>
+          <w:i/>
+          <w:color w:val="000000"/>
+        </w:rPr>
+        <w:t>Source :</w:t>
+      </w:r>
+      <w:proofErr w:type="gramEnd"/>
+      <w:r>
+        <w:rPr>
+          <w:i/>
+          <w:color w:val="000000"/>
+        </w:rPr>
+        <w:t xml:space="preserve"> </w:t>
+      </w:r>
+      <w:r>
+        <w:rPr>
+          <w:i/>
+          <w:color w:val="000000"/>
+        </w:rPr>
+        <w:t>Paul BONGUE</w:t>
+      </w:r>
+      <w:r>
+        <w:rPr>
+          <w:i/>
+          <w:color w:val="000000"/>
+        </w:rPr>
+        <w:t>, 2026.</w:t>
+      </w:r>
+    </w:p>
+    <w:p>
+      <w:pPr>
+        <w:pStyle w:val="Corpsdetexte"/>
+      </w:pPr>
+    </w:p>
+    <w:p>
+      <w:pPr>
+        <w:pStyle w:val="Titre3"/>
+        <w:spacing w:before="120" w:after="60" w:line="276" w:lineRule="auto"/>
+      </w:pPr>
+      <w:bookmarkStart w:id="57" w:name="Xec97d9664e75880e794bcfdbbaea6697a5832b4"/>
+      <w:bookmarkStart w:id="58" w:name="_Toc234982510"/>
+      <w:r>
+        <w:rPr>
+          <w:rFonts w:ascii="Times New Roman" w:hAnsi="Times New Roman"/>
+          <w:color w:val="000000"/>
+        </w:rPr>
+        <w:t>1.2 Schéma de la base de données — dérivé du diagramme de classes</w:t>
+      </w:r>
+      <w:bookmarkEnd w:id="57"/>
+      <w:bookmarkEnd w:id="58"/>
+    </w:p>
+    <w:p>
+      <w:pPr>
+        <w:pStyle w:val="FirstParagraph"/>
+        <w:spacing w:after="120" w:line="360" w:lineRule="auto"/>
+        <w:jc w:val="both"/>
+      </w:pPr>
+      <w:r>
+        <w:rPr>
+          <w:color w:val="000000"/>
+        </w:rPr>
+        <w:t>Le schéma de la base de données MySQL 8 découle directement du diagramme de classes UML présenté dans la section précédente. Les migrations Eloquent de Laravel 11 traduisent de manière mécanique chaque classe UML en table, chaque attribut en colonne, et chaque association en clé étrangère. La nomenclature suit les conventions dʼEloquent : noms de tables en snake_case au pluriel, clés primaires id en BIGINT UNSIGNED AUTO_INCREMENT, ainsi que les colonnes de traçabilité created_at et updated_at de type TIMESTAMP gérées automatiquement.</w:t>
       </w:r>
     </w:p>
     <w:p>
@@ -25939,21 +26113,92 @@
         <w:rPr>
           <w:color w:val="000000"/>
         </w:rPr>
-        <w:t>Deux choix de conception méritent une attention particulière. Premièrement, lʼabsence de lʼattribut statut dans la classe Ressource : dans les LMS classiques (Moodle, Canvas), un attribut statut (brouillon / en attente / publié) impose un circuit de validation qui ralentit la mise à disposition des contenus. La plateforme AFI supprime cette friction en donnant la responsabilité éditoriale directement au Délégué, tandis que la modération de lʼAdministrateur intervient après publication. Deuxièmement, lʼattribut filiere_id dans la classe User : il constitue le fondement technique de la sécurité de la plateforme. Il permet à la Policy Laravel de suivre la chaîne de relations ressource → matiere → niveau → filiere et de comparer le filiere_id de destination avec celui de lʼutilisateur authentifié. Ainsi, aucun Délégué ne peut publier en dehors de sa filière, même sʼil tente de contourner lʼinterface en manipulant directement les requêtes API.</w:t>
-      </w:r>
-    </w:p>
-    <w:p>
-      <w:pPr>
-        <w:pStyle w:val="Normalcentr"/>
+        <w:t xml:space="preserve">La table users </w:t>
+      </w:r>
+      <w:proofErr w:type="spellStart"/>
+      <w:r>
+        <w:rPr>
+          <w:color w:val="000000"/>
+        </w:rPr>
+        <w:t>regroupe</w:t>
+      </w:r>
+      <w:proofErr w:type="spellEnd"/>
+      <w:r>
+        <w:rPr>
+          <w:color w:val="000000"/>
+        </w:rPr>
+        <w:t xml:space="preserve"> les trois profils dans un seul champ role. Ce choix simplifie les jointures, les vérifications dʼauthentification Sanctum et la gestion des jetons. La colonne filiere_id est NULL pour le seul profil Admin, et renseignée pour les profils Étudiant et Délégué, avec une contrainte de clé étrangère vers filieres. La table users contient également les colonnes liées à la sécurité renforcée : otp_code_hash, otp_expires_at et otp_attempts pour la double authentification par e-mail, ainsi que contact_email, qui correspond à lʼadresse e-mail de sécurité confirmée, et expo_push_token, qui correspond au jeton de notification mobile.</w:t>
+      </w:r>
+    </w:p>
+    <w:p>
+      <w:pPr>
+        <w:pStyle w:val="Corpsdetexte"/>
         <w:spacing w:after="120" w:line="360" w:lineRule="auto"/>
         <w:jc w:val="both"/>
       </w:pPr>
       <w:r>
         <w:rPr>
-          <w:b/>
-          <w:color w:val="000000"/>
-        </w:rPr>
-        <w:t>[À COMPLÉTER — INSÉRER LE DIAGRAMME DE CLASSES UML] Diagramme UML créé sur draw.io — exporter en PNG haute résolution. 12 classes principales · attributs typés · visibilité (+/-) · méthodes Eloquent (hasMany, belongsTo) · cardinalités sur chaque association · absence de l’attribut statut dans Ressource mise en évidence.</w:t>
+          <w:color w:val="000000"/>
+        </w:rPr>
+        <w:t>Les tables filieres, niveaux et matieres structurent la hiérarchie pédagogique. Elles sont reliées par des contraintes de clé étrangère avec lʼoption ON DELETE CASCADE : la suppression dʼune filière entraîne la suppression en cascade de ses niveaux, matières et ressources. Cette intégrité référentielle maintient la cohérence des données et évite les enregistrements orphelins.</w:t>
+      </w:r>
+    </w:p>
+    <w:p>
+      <w:pPr>
+        <w:pStyle w:val="Corpsdetexte"/>
+        <w:spacing w:after="120" w:line="360" w:lineRule="auto"/>
+        <w:jc w:val="both"/>
+        <w:rPr>
+          <w:color w:val="000000"/>
+        </w:rPr>
+      </w:pPr>
+      <w:r>
+        <w:rPr>
+          <w:color w:val="000000"/>
+        </w:rPr>
+        <w:t xml:space="preserve">La table ressources contient les colonnes titre, description (nullable), type_fichier, chemin_fichier, taille_fichier, matiere_id, user_id et annee_academique_id. Lʼabsence de colonne statut est volontaire et structurante : elle confirme, sur le plan architectural, que la publication est directe et immédiate. La table commentaires relie chaque commentaire à sa ressource et à son auteur ; lʼaccès y est borné, côté serveur, au périmètre de la ressource (filière et niveau de lʼauteur du commentaire). Les autres tables (annees_academiques, posts, post_comments, class_messages, evaluations, schedules, notifications, activites, trusted_devices, personal_access_tokens) </w:t>
+      </w:r>
+      <w:proofErr w:type="spellStart"/>
+      <w:r>
+        <w:rPr>
+          <w:color w:val="000000"/>
+        </w:rPr>
+        <w:t>complètent</w:t>
+      </w:r>
+      <w:proofErr w:type="spellEnd"/>
+      <w:r>
+        <w:rPr>
+          <w:color w:val="000000"/>
+        </w:rPr>
+        <w:t xml:space="preserve"> </w:t>
+      </w:r>
+      <w:proofErr w:type="spellStart"/>
+      <w:r>
+        <w:rPr>
+          <w:color w:val="000000"/>
+        </w:rPr>
+        <w:t>lʼensemble</w:t>
+      </w:r>
+      <w:proofErr w:type="spellEnd"/>
+      <w:r>
+        <w:rPr>
+          <w:color w:val="000000"/>
+        </w:rPr>
+        <w:t xml:space="preserve"> du </w:t>
+      </w:r>
+      <w:proofErr w:type="spellStart"/>
+      <w:r>
+        <w:rPr>
+          <w:color w:val="000000"/>
+        </w:rPr>
+        <w:t>schéma</w:t>
+      </w:r>
+      <w:proofErr w:type="spellEnd"/>
+      <w:r>
+        <w:rPr>
+          <w:color w:val="000000"/>
+        </w:rPr>
+        <w:t>.</w:t>
       </w:r>
     </w:p>
     <w:p>
@@ -25969,9 +26214,57 @@
       <w:r>
         <w:rPr>
           <w:i/>
-          <w:color w:val="000000"/>
-        </w:rPr>
-        <w:t xml:space="preserve">Figure 3.1 : Diagramme de classes UML – Plateforme AFI (12 classes, relations Eloquent, sans attribut statut). </w:t>
+          <w:noProof/>
+          <w:color w:val="000000"/>
+        </w:rPr>
+        <w:drawing>
+          <wp:inline distT="0" distB="0" distL="0" distR="0" wp14:anchorId="316C49F7" wp14:editId="46F5D0B6">
+            <wp:extent cx="5760720" cy="4699635"/>
+            <wp:effectExtent l="0" t="0" r="0" b="0"/>
+            <wp:docPr id="1337598555" name="Image 3"/>
+            <wp:cNvGraphicFramePr>
+              <a:graphicFrameLocks xmlns:a="http://schemas.openxmlformats.org/drawingml/2006/main" noChangeAspect="1"/>
+            </wp:cNvGraphicFramePr>
+            <a:graphic xmlns:a="http://schemas.openxmlformats.org/drawingml/2006/main">
+              <a:graphicData uri="http://schemas.openxmlformats.org/drawingml/2006/picture">
+                <pic:pic xmlns:pic="http://schemas.openxmlformats.org/drawingml/2006/picture">
+                  <pic:nvPicPr>
+                    <pic:cNvPr id="1337598555" name="Image 1337598555"/>
+                    <pic:cNvPicPr/>
+                  </pic:nvPicPr>
+                  <pic:blipFill>
+                    <a:blip r:embed="rId12" cstate="print">
+                      <a:extLst>
+                        <a:ext uri="{28A0092B-C50C-407E-A947-70E740481C1C}">
+                          <a14:useLocalDpi xmlns:a14="http://schemas.microsoft.com/office/drawing/2010/main" val="0"/>
+                        </a:ext>
+                      </a:extLst>
+                    </a:blip>
+                    <a:stretch>
+                      <a:fillRect/>
+                    </a:stretch>
+                  </pic:blipFill>
+                  <pic:spPr>
+                    <a:xfrm>
+                      <a:off x="0" y="0"/>
+                      <a:ext cx="5760720" cy="4699635"/>
+                    </a:xfrm>
+                    <a:prstGeom prst="rect">
+                      <a:avLst/>
+                    </a:prstGeom>
+                  </pic:spPr>
+                </pic:pic>
+              </a:graphicData>
+            </a:graphic>
+          </wp:inline>
+        </w:drawing>
+      </w:r>
+      <w:r>
+        <w:rPr>
+          <w:i/>
+          <w:color w:val="000000"/>
+        </w:rPr>
+        <w:t xml:space="preserve">Figure </w:t>
       </w:r>
       <w:proofErr w:type="gramStart"/>
       <w:r>
@@ -25979,6 +26272,38 @@
           <w:i/>
           <w:color w:val="000000"/>
         </w:rPr>
+        <w:t>3.2 :</w:t>
+      </w:r>
+      <w:proofErr w:type="gramEnd"/>
+      <w:r>
+        <w:rPr>
+          <w:i/>
+          <w:color w:val="000000"/>
+        </w:rPr>
+        <w:t xml:space="preserve"> </w:t>
+      </w:r>
+      <w:proofErr w:type="spellStart"/>
+      <w:r>
+        <w:rPr>
+          <w:i/>
+          <w:color w:val="000000"/>
+        </w:rPr>
+        <w:t>Schéma</w:t>
+      </w:r>
+      <w:proofErr w:type="spellEnd"/>
+      <w:r>
+        <w:rPr>
+          <w:i/>
+          <w:color w:val="000000"/>
+        </w:rPr>
+        <w:t xml:space="preserve"> de la base de données MySQL 8 – Plateforme AFI (dérivé du diagramme de classes UML). </w:t>
+      </w:r>
+      <w:proofErr w:type="gramStart"/>
+      <w:r>
+        <w:rPr>
+          <w:i/>
+          <w:color w:val="000000"/>
+        </w:rPr>
         <w:t>Source :</w:t>
       </w:r>
       <w:proofErr w:type="gramEnd"/>
@@ -25987,7 +26312,21 @@
           <w:i/>
           <w:color w:val="000000"/>
         </w:rPr>
-        <w:t xml:space="preserve"> auteur, 2026.</w:t>
+        <w:t xml:space="preserve"> </w:t>
+      </w:r>
+      <w:r>
+        <w:rPr>
+          <w:i/>
+          <w:color w:val="000000"/>
+        </w:rPr>
+        <w:t>Paul BONGUE</w:t>
+      </w:r>
+      <w:r>
+        <w:rPr>
+          <w:i/>
+          <w:color w:val="000000"/>
+        </w:rPr>
+        <w:t>, 2026.</w:t>
       </w:r>
     </w:p>
     <w:p>
@@ -26000,17 +26339,17 @@
         <w:pStyle w:val="Titre3"/>
         <w:spacing w:before="120" w:after="60" w:line="276" w:lineRule="auto"/>
       </w:pPr>
-      <w:bookmarkStart w:id="57" w:name="Xec97d9664e75880e794bcfdbbaea6697a5832b4"/>
-      <w:bookmarkStart w:id="58" w:name="_Toc234982510"/>
+      <w:bookmarkStart w:id="59" w:name="Xf75544e9317ff1868b1fa3d980f2807821b3d11"/>
+      <w:bookmarkStart w:id="60" w:name="_Toc234982511"/>
       <w:r>
         <w:rPr>
           <w:rFonts w:ascii="Times New Roman" w:hAnsi="Times New Roman"/>
           <w:color w:val="000000"/>
         </w:rPr>
-        <w:t>1.2 Schéma de la base de données — dérivé du diagramme de classes</w:t>
-      </w:r>
-      <w:bookmarkEnd w:id="57"/>
-      <w:bookmarkEnd w:id="58"/>
+        <w:t>1.3 Diagramme de composants — architecture logicielle Laravel / React / React</w:t>
+      </w:r>
+      <w:bookmarkEnd w:id="59"/>
+      <w:bookmarkEnd w:id="60"/>
     </w:p>
     <w:p>
       <w:pPr>
@@ -26022,7 +26361,7 @@
         <w:rPr>
           <w:color w:val="000000"/>
         </w:rPr>
-        <w:t>Le schéma de la base de données MySQL 8 découle directement du diagramme de classes UML présenté dans la section précédente. Les migrations Eloquent de Laravel 11 traduisent de manière mécanique chaque classe UML en table, chaque attribut en colonne, et chaque association en clé étrangère. La nomenclature suit les conventions dʼEloquent : noms de tables en snake_case au pluriel, clés primaires id en BIGINT UNSIGNED AUTO_INCREMENT, ainsi que les colonnes de traçabilité created_at et updated_at de type TIMESTAMP gérées automatiquement.</w:t>
+        <w:t>Le diagramme de composants UML présente lʼorganisation logique du système et ses interfaces de communication. Pour la plateforme AFI, il met en évidence la séparation claire entre le backend Laravel, les deux clients (application web React et application mobile React Native/Expo) et les dépendances externes (base de données MySQL, stockage de fichiers, service de notifications push, service dʼenvoi dʼe-mails).</w:t>
       </w:r>
     </w:p>
     <w:p>
@@ -26035,7 +26374,7 @@
         <w:rPr>
           <w:color w:val="000000"/>
         </w:rPr>
-        <w:t>haute résolution. Tables principales et complémentaires · types SQL précis · clés primaires et étrangères · contraintes ON DELETE CASCADE · absence de colonne statut dans ressources mise en évidence.</w:t>
+        <w:t>Lʼarchitecture choisie repose sur le découplage et la séparation des responsabilités, conformément aux contraintes REST formulées par Fielding (2000) : le backend Laravel expose une API REST sans état, consommée uniquement par les deux clients via des requêtes HTTP authentifiées. Aucune logique métier nʼest placée côté client ; ceux-ci assurent uniquement la présentation et lʼinteraction avec lʼutilisateur. Ce découplage permet à une seule API de desservir à la fois le site web et lʼapplication mobile.</w:t>
       </w:r>
     </w:p>
     <w:p>
@@ -26048,7 +26387,7 @@
         <w:rPr>
           <w:color w:val="000000"/>
         </w:rPr>
-        <w:t>La table users regroupe les trois profils dans un seul champ role. Ce choix simplifie les jointures, les vérifications dʼauthentification Sanctum et la gestion des jetons. La colonne filiere_id est NULL pour le seul profil Admin, et renseignée pour les profils Étudiant et Délégué, avec une contrainte de clé étrangère vers filieres. La table users contient également les colonnes liées à la sécurité renforcée : otp_code_hash, otp_expires_at et otp_attempts pour la double authentification par e-mail, ainsi que contact_email, qui correspond à lʼadresse e-mail de sécurité confirmée, et expo_push_token, qui correspond au jeton de notification mobile.</w:t>
+        <w:t>Stack technique retenu - Backend : Laravel 11 (PHP 8.2+) · API REST · ORM Eloquent · authentification Laravel Sanctum - Base de données : MySQL 8 · migrations versionnées - Client web : React + Vite · SPA responsive - Client mobile : React Native / Expo (SDK 54) · base locale SQLite (consultation hors connexion) · notifications push (Expo + Firebase Cloud Messaging) - Sécurité : Policy filière · middleware de rôle · double authentification par e-mail (OTP) · connexion Google · verrouillage anti-force-brute · limite de 3 appareils · HTTPS · CORS configuré - Déploiement : serveur privé virtuel (VPS) OVH sous Linux · serveur web Nginx · MySQL · certificat TLS Letʼs Encrypt (HTTPS) · nom de domaine afidocs.duckdns.org · application mobile distribuée en APK Android via EAS Build</w:t>
       </w:r>
     </w:p>
     <w:p>
@@ -26061,7 +26400,7 @@
         <w:rPr>
           <w:color w:val="000000"/>
         </w:rPr>
-        <w:t>Les tables filieres, niveaux et matieres structurent la hiérarchie pédagogique. Elles sont reliées par des contraintes de clé étrangère avec lʼoption ON DELETE CASCADE : la suppression dʼune filière entraîne la suppression en cascade de ses niveaux, matières et ressources. Cette intégrité référentielle maintient la cohérence des données et évite les enregistrements orphelins.</w:t>
+        <w:t>Le composant Backend Laravel 11 constitue le centre du système. Il expose une API REST organisée en groupes de routes protégés par des middlewares de rôle : les routes /api/admin/* sont réservées à lʼAdministrateur, les routes de publication au Délégué (middleware role:delegue), et les routes de consultation à tout utilisateur authentifié. Chaque requête passe par plusieurs niveaux de vérification : le middleware auth:sanctum valide le jeton Bearer, le middleware de rôle contrôle le niveau dʼaccès, puis la Policy filière vérifie, pour les écritures du Délégué, que la ressource cible appartient bien à sa filière. Les fichiers téléversés sont stockés dans storage/app/public, avec un lien symbolique public qui permet leur accès par URL sans exposer les chemins internes du serveur.</w:t>
       </w:r>
     </w:p>
     <w:p>
@@ -26074,71 +26413,7 @@
         <w:rPr>
           <w:color w:val="000000"/>
         </w:rPr>
-        <w:t>La table ressources contient les colonnes titre, description (nullable), type_fichier, chemin_fichier, taille_fichier, matiere_id, user_id et annee_academique_id. Lʼabsence de colonne statut est volontaire et structurante : elle confirme, sur le plan architectural, que la publication est directe et immédiate. La table commentaires relie chaque commentaire à sa ressource et à son auteur ; lʼaccès y est borné, côté serveur, au périmètre de la ressource (filière et niveau de lʼauteur du commentaire). Les autres tables (annees_academiques, posts, post_comments, class_messages, evaluations, schedules, notifications, activites, trusted_devices, personal_access_tokens) complètent lʼensemble du schéma.</w:t>
-      </w:r>
-    </w:p>
-    <w:p>
-      <w:pPr>
-        <w:pStyle w:val="Normalcentr"/>
-        <w:spacing w:after="120" w:line="360" w:lineRule="auto"/>
-        <w:jc w:val="both"/>
-      </w:pPr>
-      <w:r>
-        <w:rPr>
-          <w:b/>
-          <w:color w:val="000000"/>
-        </w:rPr>
-        <w:t>[À COMPLÉTER — INSÉRER LE SCHÉMA DE LA BASE DE DONNÉES]</w:t>
-      </w:r>
-      <w:r>
-        <w:rPr>
-          <w:color w:val="000000"/>
-        </w:rPr>
-        <w:t xml:space="preserve"> Schéma créé sur dbdiagram.io — exporter en PNG haute résolution. Tables principales et complémentaires · types SQL précis · clés primaires et étrangères · contraintes ON DELETE CASCADE · absence de colonne statut dans ressources mise en évidence.</w:t>
-      </w:r>
-    </w:p>
-    <w:p>
-      <w:pPr>
-        <w:pStyle w:val="FirstParagraph"/>
-        <w:spacing w:after="120" w:line="360" w:lineRule="auto"/>
-        <w:jc w:val="both"/>
-      </w:pPr>
-      <w:r>
-        <w:rPr>
-          <w:i/>
-          <w:color w:val="000000"/>
-        </w:rPr>
-        <w:t>Figure 3.2 : Schéma de la base de données MySQL 8 – Plateforme AFI (dérivé du diagramme de classes UML). Source : auteur, 2026.</w:t>
-      </w:r>
-    </w:p>
-    <w:p>
-      <w:pPr>
-        <w:pStyle w:val="Titre3"/>
-        <w:spacing w:before="120" w:after="60" w:line="276" w:lineRule="auto"/>
-      </w:pPr>
-      <w:bookmarkStart w:id="59" w:name="Xf75544e9317ff1868b1fa3d980f2807821b3d11"/>
-      <w:bookmarkStart w:id="60" w:name="_Toc234982511"/>
-      <w:r>
-        <w:rPr>
-          <w:rFonts w:ascii="Times New Roman" w:hAnsi="Times New Roman"/>
-          <w:color w:val="000000"/>
-        </w:rPr>
-        <w:t>1.3 Diagramme de composants — architecture logicielle Laravel / React / React</w:t>
-      </w:r>
-      <w:bookmarkEnd w:id="59"/>
-      <w:bookmarkEnd w:id="60"/>
-    </w:p>
-    <w:p>
-      <w:pPr>
-        <w:pStyle w:val="FirstParagraph"/>
-        <w:spacing w:after="120" w:line="360" w:lineRule="auto"/>
-        <w:jc w:val="both"/>
-      </w:pPr>
-      <w:r>
-        <w:rPr>
-          <w:color w:val="000000"/>
-        </w:rPr>
-        <w:t>Le diagramme de composants UML présente lʼorganisation logique du système et ses interfaces de communication. Pour la plateforme AFI, il met en évidence la séparation claire entre le backend Laravel, les deux clients (application web React et application mobile React Native/Expo) et les dépendances externes (base de données MySQL, stockage de fichiers, service de notifications push, service dʼenvoi dʼe-mails).</w:t>
+        <w:t>Le composant Client web React (Vite) prend la forme dʼune Single Page Application qui échange avec le backend via Axios. Le jeton Sanctum est stocké dans le localStorage puis ajouté à lʼen-tête Authorization de chaque requête. La navigation est gérée par React Router, tandis que lʼétat global (utilisateur, rôle, filière) repose sur le React Context API.</w:t>
       </w:r>
     </w:p>
     <w:p>
@@ -26151,7 +26426,7 @@
         <w:rPr>
           <w:color w:val="000000"/>
         </w:rPr>
-        <w:t>Lʼarchitecture choisie repose sur le découplage et la séparation des responsabilités, conformément aux contraintes REST formulées par Fielding (2000) : le backend Laravel expose une API REST sans état, consommée uniquement par les deux clients via des requêtes HTTP authentifiées. Aucune logique métier nʼest placée côté client ; ceux-ci assurent uniquement la présentation et lʼinteraction avec lʼutilisateur. Ce découplage permet à une seule API de desservir à la fois le site web et lʼapplication mobile.</w:t>
+        <w:t>Le composant Client mobile React Native / Expo consomme la même API. Sa particularité est le fonctionnement hors connexion, dans une logique offline-first conforme au chapitre I : une base de données locale SQLite conserve les ressources téléchargées, qui restent accessibles sans réseau, puis la synchronisation se fait au retour de la connexion. Lʼapplication reçoit aussi des notifications push grâce au service Expo, relayé par Firebase Cloud Messaging.</w:t>
       </w:r>
     </w:p>
     <w:p>
@@ -26159,12 +26434,57 @@
         <w:pStyle w:val="Corpsdetexte"/>
         <w:spacing w:after="120" w:line="360" w:lineRule="auto"/>
         <w:jc w:val="both"/>
-      </w:pPr>
-      <w:r>
-        <w:rPr>
-          <w:color w:val="000000"/>
-        </w:rPr>
-        <w:t>Stack technique retenu - Backend : Laravel 11 (PHP 8.2+) · API REST · ORM Eloquent · authentification Laravel Sanctum - Base de données : MySQL 8 · migrations versionnées - Client web : React + Vite · SPA responsive - Client mobile : React Native / Expo (SDK 54) · base locale SQLite (consultation hors connexion) · notifications push (Expo + Firebase Cloud Messaging) - Sécurité : Policy filière · middleware de rôle · double authentification par e-mail (OTP) · connexion Google · verrouillage anti-force-brute · limite de 3 appareils · HTTPS · CORS configuré - Déploiement : serveur privé virtuel (VPS) OVH sous Linux · serveur web Nginx · MySQL · certificat TLS Letʼs Encrypt (HTTPS) · nom de domaine afidocs.duckdns.org · application mobile distribuée en APK Android via EAS Build</w:t>
+        <w:rPr>
+          <w:color w:val="000000"/>
+        </w:rPr>
+      </w:pPr>
+      <w:r>
+        <w:rPr>
+          <w:color w:val="000000"/>
+        </w:rPr>
+        <w:t xml:space="preserve">La sécurité de lʼarchitecture repose sur plusieurs mécanismes complémentaires et indépendants. Lʼauthentification par jeton Sanctum fonctionne de la manière suivante : chaque requête inclut un jeton Bearer généré à la connexion et révoqué à la déconnexion, avec une limite de trois appareils par compte. La double authentification par e-mail (OTP) intervient lorsque le système lʼactive : après le mot de passe, un code à usage unique est envoyé à lʼadresse e-mail de sécurité de lʼutilisateur, puis validé, avec un mécanisme de « se souvenir de cet appareil » qui évite de le redemander à chaque connexion. La connexion Google permet à un utilisateur dont lʼadresse Google correspond à son e-mail de sécurité de se connecter en un clic, Google jouant alors le rôle de second facteur. Le verrouillage anti-force-brute bloque temporairement le compte après plusieurs échecs. Le middleware de rôle refuse toute tentative dʼaccès non autorisé avec une réponse 403 Forbidden. La Policy filière assure une vérification serveur indépendante de lʼinterface. Enfin, la configuration CORS stricte nʼautorise que </w:t>
+      </w:r>
+      <w:proofErr w:type="spellStart"/>
+      <w:r>
+        <w:rPr>
+          <w:color w:val="000000"/>
+        </w:rPr>
+        <w:t>lʼorigine</w:t>
+      </w:r>
+      <w:proofErr w:type="spellEnd"/>
+      <w:r>
+        <w:rPr>
+          <w:color w:val="000000"/>
+        </w:rPr>
+        <w:t xml:space="preserve"> du </w:t>
+      </w:r>
+      <w:proofErr w:type="spellStart"/>
+      <w:r>
+        <w:rPr>
+          <w:color w:val="000000"/>
+        </w:rPr>
+        <w:t>domaine</w:t>
+      </w:r>
+      <w:proofErr w:type="spellEnd"/>
+      <w:r>
+        <w:rPr>
+          <w:color w:val="000000"/>
+        </w:rPr>
+        <w:t xml:space="preserve"> </w:t>
+      </w:r>
+      <w:proofErr w:type="spellStart"/>
+      <w:r>
+        <w:rPr>
+          <w:color w:val="000000"/>
+        </w:rPr>
+        <w:t>officiel</w:t>
+      </w:r>
+      <w:proofErr w:type="spellEnd"/>
+      <w:r>
+        <w:rPr>
+          <w:color w:val="000000"/>
+        </w:rPr>
+        <w:t>.</w:t>
       </w:r>
     </w:p>
     <w:p>
@@ -26173,64 +26493,6 @@
         <w:spacing w:after="120" w:line="360" w:lineRule="auto"/>
         <w:jc w:val="both"/>
       </w:pPr>
-      <w:r>
-        <w:rPr>
-          <w:color w:val="000000"/>
-        </w:rPr>
-        <w:t>Le composant Backend Laravel 11 constitue le centre du système. Il expose une API REST organisée en groupes de routes protégés par des middlewares de rôle : les routes /api/admin/* sont réservées à lʼAdministrateur, les routes de publication au Délégué (middleware role:delegue), et les routes de consultation à tout utilisateur authentifié. Chaque requête passe par plusieurs niveaux de vérification : le middleware auth:sanctum valide le jeton Bearer, le middleware de rôle contrôle le niveau dʼaccès, puis la Policy filière vérifie, pour les écritures du Délégué, que la ressource cible appartient bien à sa filière. Les fichiers téléversés sont stockés dans storage/app/public, avec un lien symbolique public qui permet leur accès par URL sans exposer les chemins internes du serveur.</w:t>
-      </w:r>
-    </w:p>
-    <w:p>
-      <w:pPr>
-        <w:pStyle w:val="Corpsdetexte"/>
-        <w:spacing w:after="120" w:line="360" w:lineRule="auto"/>
-        <w:jc w:val="both"/>
-      </w:pPr>
-      <w:r>
-        <w:rPr>
-          <w:color w:val="000000"/>
-        </w:rPr>
-        <w:t>Le composant Client web React (Vite) prend la forme dʼune Single Page Application qui échange avec le backend via Axios. Le jeton Sanctum est stocké dans le localStorage puis ajouté à lʼen-tête Authorization de chaque requête. La navigation est gérée par React Router, tandis que lʼétat global (utilisateur, rôle, filière) repose sur le React Context API.</w:t>
-      </w:r>
-    </w:p>
-    <w:p>
-      <w:pPr>
-        <w:pStyle w:val="Corpsdetexte"/>
-        <w:spacing w:after="120" w:line="360" w:lineRule="auto"/>
-        <w:jc w:val="both"/>
-      </w:pPr>
-      <w:r>
-        <w:rPr>
-          <w:color w:val="000000"/>
-        </w:rPr>
-        <w:t>Le composant Client mobile React Native / Expo consomme la même API. Sa particularité est le fonctionnement hors connexion, dans une logique offline-first conforme au chapitre I : une base de données locale SQLite conserve les ressources téléchargées, qui restent accessibles sans réseau, puis la synchronisation se fait au retour de la connexion. Lʼapplication reçoit aussi des notifications push grâce au service Expo, relayé par Firebase Cloud Messaging.</w:t>
-      </w:r>
-    </w:p>
-    <w:p>
-      <w:pPr>
-        <w:pStyle w:val="Corpsdetexte"/>
-        <w:spacing w:after="120" w:line="360" w:lineRule="auto"/>
-        <w:jc w:val="both"/>
-      </w:pPr>
-      <w:r>
-        <w:rPr>
-          <w:color w:val="000000"/>
-        </w:rPr>
-        <w:t>(mobile) · Laravel API · MySQL 8 · stockage fichiers · Sanctum · Expo/FCM (push) · SMTP (e-mails OTP) · VPS OVH/Nginx. Interfaces : API REST (HTTPS) · jeton Bearer · liens symboliques storage. Flécher les flux et indiquer les protocoles.</w:t>
-      </w:r>
-    </w:p>
-    <w:p>
-      <w:pPr>
-        <w:pStyle w:val="Corpsdetexte"/>
-        <w:spacing w:after="120" w:line="360" w:lineRule="auto"/>
-        <w:jc w:val="both"/>
-      </w:pPr>
-      <w:r>
-        <w:rPr>
-          <w:color w:val="000000"/>
-        </w:rPr>
-        <w:t>La sécurité de lʼarchitecture repose sur plusieurs mécanismes complémentaires et indépendants. Lʼauthentification par jeton Sanctum fonctionne de la manière suivante : chaque requête inclut un jeton Bearer généré à la connexion et révoqué à la déconnexion, avec une limite de trois appareils par compte. La double authentification par e-mail (OTP) intervient lorsque le système lʼactive : après le mot de passe, un code à usage unique est envoyé à lʼadresse e-mail de sécurité de lʼutilisateur, puis validé, avec un mécanisme de « se souvenir de cet appareil » qui évite de le redemander à chaque connexion. La connexion Google permet à un utilisateur dont lʼadresse Google correspond à son e-mail de sécurité de se connecter en un clic, Google jouant alors le rôle de second facteur. Le verrouillage anti-force-brute bloque temporairement le compte après plusieurs échecs. Le middleware de rôle refuse toute tentative dʼaccès non autorisé avec une réponse 403 Forbidden. La Policy filière assure une vérification serveur indépendante de lʼinterface. Enfin, la configuration CORS stricte nʼautorise que lʼorigine du domaine officiel.</w:t>
-      </w:r>
     </w:p>
     <w:p>
       <w:pPr>
@@ -33082,7 +33344,7 @@
     <w:p>
       <w:pPr>
         <w:sectPr>
-          <w:footerReference w:type="default" r:id="rId11"/>
+          <w:footerReference w:type="default" r:id="rId13"/>
           <w:pgSz w:w="11906" w:h="16838"/>
           <w:pgMar w:top="1247" w:right="1417" w:bottom="1247" w:left="1417" w:header="720" w:footer="720" w:gutter="0"/>
           <w:pgNumType w:start="1"/>
@@ -34102,7 +34364,7 @@
       </w:r>
     </w:p>
     <w:sectPr>
-      <w:footerReference w:type="default" r:id="rId12"/>
+      <w:footerReference w:type="default" r:id="rId14"/>
       <w:pgSz w:w="11906" w:h="16838"/>
       <w:pgMar w:top="1247" w:right="1417" w:bottom="1247" w:left="1417" w:header="720" w:footer="720" w:gutter="0"/>
       <w:pgNumType w:fmt="upperLetter" w:start="1"/>
